--- a/Kiểm thử chức năng.docx
+++ b/Kiểm thử chức năng.docx
@@ -329,13 +329,7 @@
         <w:rPr>
           <w:rFonts w:ascii="Times New Roman" w:hAnsi="Times New Roman" w:cs="Times New Roman"/>
         </w:rPr>
-        <w:t xml:space="preserve">- Nhiệt độ (T): 1 số thực, </w:t>
-      </w:r>
-      <w:r>
-        <w:rPr>
-          <w:rFonts w:ascii="Times New Roman" w:hAnsi="Times New Roman" w:cs="Times New Roman"/>
-        </w:rPr>
-        <w:t>20.0</w:t>
+        <w:t>- Nhiệt độ (T): 1 số thực, 20.0</w:t>
       </w:r>
       <w:r>
         <w:rPr>
@@ -381,13 +375,7 @@
         <w:rPr>
           <w:rFonts w:ascii="Times New Roman" w:hAnsi="Times New Roman" w:cs="Times New Roman"/>
         </w:rPr>
-        <w:t xml:space="preserve">(pH): 1 số thực,  </w:t>
-      </w:r>
-      <w:r>
-        <w:rPr>
-          <w:rFonts w:ascii="Times New Roman" w:hAnsi="Times New Roman" w:cs="Times New Roman"/>
-        </w:rPr>
-        <w:t>4.0 &lt;=pH&lt;= 7.0</w:t>
+        <w:t>(pH): 1 số thực,  4.0 &lt;=pH&lt;= 7.0</w:t>
       </w:r>
     </w:p>
     <w:p>
@@ -401,13 +389,7 @@
         <w:rPr>
           <w:rFonts w:ascii="Times New Roman" w:hAnsi="Times New Roman" w:cs="Times New Roman"/>
         </w:rPr>
-        <w:t xml:space="preserve">- Mực nước (H): 1 số thực, </w:t>
-      </w:r>
-      <w:r>
-        <w:rPr>
-          <w:rFonts w:ascii="Times New Roman" w:hAnsi="Times New Roman" w:cs="Times New Roman"/>
-        </w:rPr>
-        <w:t>0</w:t>
+        <w:t>- Mực nước (H): 1 số thực, 0</w:t>
       </w:r>
       <w:r>
         <w:rPr>
@@ -2260,13 +2242,7 @@
               <w:rPr>
                 <w:rFonts w:ascii="Times New Roman" w:hAnsi="Times New Roman" w:cs="Times New Roman"/>
               </w:rPr>
-              <w:t>Test</w:t>
-            </w:r>
-            <w:r>
-              <w:rPr>
-                <w:rFonts w:ascii="Times New Roman" w:hAnsi="Times New Roman" w:cs="Times New Roman"/>
-              </w:rPr>
-              <w:t xml:space="preserve"> id</w:t>
+              <w:t>Test id</w:t>
             </w:r>
           </w:p>
         </w:tc>
@@ -4263,31 +4239,7 @@
               <w:rPr>
                 <w:rFonts w:ascii="Times New Roman" w:hAnsi="Times New Roman" w:cs="Times New Roman"/>
               </w:rPr>
-              <w:t>C &lt;=</w:t>
-            </w:r>
-            <w:r>
-              <w:rPr>
-                <w:rFonts w:ascii="Times New Roman" w:hAnsi="Times New Roman" w:cs="Times New Roman"/>
-              </w:rPr>
-              <w:t xml:space="preserve"> </w:t>
-            </w:r>
-            <w:r>
-              <w:rPr>
-                <w:rFonts w:ascii="Times New Roman" w:hAnsi="Times New Roman" w:cs="Times New Roman"/>
-              </w:rPr>
-              <w:t>T</w:t>
-            </w:r>
-            <w:r>
-              <w:rPr>
-                <w:rFonts w:ascii="Times New Roman" w:hAnsi="Times New Roman" w:cs="Times New Roman"/>
-              </w:rPr>
-              <w:t xml:space="preserve"> </w:t>
-            </w:r>
-            <w:r>
-              <w:rPr>
-                <w:rFonts w:ascii="Times New Roman" w:hAnsi="Times New Roman" w:cs="Times New Roman"/>
-              </w:rPr>
-              <w:t>&lt;= 30</w:t>
+              <w:t>C &lt;= T &lt;= 30</w:t>
             </w:r>
             <w:r>
               <w:rPr>
@@ -4526,13 +4478,7 @@
               <w:rPr>
                 <w:rFonts w:ascii="Times New Roman" w:hAnsi="Times New Roman" w:cs="Times New Roman"/>
               </w:rPr>
-              <w:t xml:space="preserve">C2: </w:t>
-            </w:r>
-            <w:r>
-              <w:rPr>
-                <w:rFonts w:ascii="Times New Roman" w:hAnsi="Times New Roman" w:cs="Times New Roman"/>
-              </w:rPr>
-              <w:t>20</w:t>
+              <w:t>C2: 20</w:t>
             </w:r>
             <w:r>
               <w:rPr>
@@ -4545,25 +4491,7 @@
               <w:rPr>
                 <w:rFonts w:ascii="Times New Roman" w:hAnsi="Times New Roman" w:cs="Times New Roman"/>
               </w:rPr>
-              <w:t>C</w:t>
-            </w:r>
-            <w:r>
-              <w:rPr>
-                <w:rFonts w:ascii="Times New Roman" w:hAnsi="Times New Roman" w:cs="Times New Roman"/>
-              </w:rPr>
-              <w:t xml:space="preserve"> &lt;= T &lt; </w:t>
-            </w:r>
-            <w:r>
-              <w:rPr>
-                <w:rFonts w:ascii="Times New Roman" w:hAnsi="Times New Roman" w:cs="Times New Roman"/>
-              </w:rPr>
-              <w:t>2</w:t>
-            </w:r>
-            <w:r>
-              <w:rPr>
-                <w:rFonts w:ascii="Times New Roman" w:hAnsi="Times New Roman" w:cs="Times New Roman"/>
-              </w:rPr>
-              <w:t>5</w:t>
+              <w:t>C &lt;= T &lt; 25</w:t>
             </w:r>
             <w:r>
               <w:rPr>
@@ -4576,13 +4504,7 @@
               <w:rPr>
                 <w:rFonts w:ascii="Times New Roman" w:hAnsi="Times New Roman" w:cs="Times New Roman"/>
               </w:rPr>
-              <w:t>C</w:t>
-            </w:r>
-            <w:r>
-              <w:rPr>
-                <w:rFonts w:ascii="Times New Roman" w:hAnsi="Times New Roman" w:cs="Times New Roman"/>
-              </w:rPr>
-              <w:t>?</w:t>
+              <w:t>C?</w:t>
             </w:r>
           </w:p>
         </w:tc>
@@ -5582,19 +5504,7 @@
               <w:rPr>
                 <w:rFonts w:ascii="Times New Roman" w:hAnsi="Times New Roman" w:cs="Times New Roman"/>
               </w:rPr>
-              <w:t xml:space="preserve">C7: </w:t>
-            </w:r>
-            <w:r>
-              <w:rPr>
-                <w:rFonts w:ascii="Times New Roman" w:hAnsi="Times New Roman" w:cs="Times New Roman"/>
-              </w:rPr>
-              <w:t>2</w:t>
-            </w:r>
-            <w:r>
-              <w:rPr>
-                <w:rFonts w:ascii="Times New Roman" w:hAnsi="Times New Roman" w:cs="Times New Roman"/>
-              </w:rPr>
-              <w:t>5</w:t>
+              <w:t>C7: 25</w:t>
             </w:r>
             <w:r>
               <w:rPr>
@@ -5607,25 +5517,7 @@
               <w:rPr>
                 <w:rFonts w:ascii="Times New Roman" w:hAnsi="Times New Roman" w:cs="Times New Roman"/>
               </w:rPr>
-              <w:t>C</w:t>
-            </w:r>
-            <w:r>
-              <w:rPr>
-                <w:rFonts w:ascii="Times New Roman" w:hAnsi="Times New Roman" w:cs="Times New Roman"/>
-              </w:rPr>
-              <w:t xml:space="preserve"> &lt;= T &lt; </w:t>
-            </w:r>
-            <w:r>
-              <w:rPr>
-                <w:rFonts w:ascii="Times New Roman" w:hAnsi="Times New Roman" w:cs="Times New Roman"/>
-              </w:rPr>
-              <w:t>2</w:t>
-            </w:r>
-            <w:r>
-              <w:rPr>
-                <w:rFonts w:ascii="Times New Roman" w:hAnsi="Times New Roman" w:cs="Times New Roman"/>
-              </w:rPr>
-              <w:t>7</w:t>
+              <w:t>C &lt;= T &lt; 27</w:t>
             </w:r>
             <w:r>
               <w:rPr>
@@ -6852,13 +6744,7 @@
               <w:rPr>
                 <w:rFonts w:ascii="Times New Roman" w:hAnsi="Times New Roman" w:cs="Times New Roman"/>
               </w:rPr>
-              <w:t>Test</w:t>
-            </w:r>
-            <w:r>
-              <w:rPr>
-                <w:rFonts w:ascii="Times New Roman" w:hAnsi="Times New Roman" w:cs="Times New Roman"/>
-              </w:rPr>
-              <w:t xml:space="preserve"> id</w:t>
+              <w:t>Test id</w:t>
             </w:r>
           </w:p>
         </w:tc>
@@ -7617,15 +7503,7 @@
           <w:b/>
           <w:bCs/>
         </w:rPr>
-        <w:t>4. Test các test case</w:t>
-      </w:r>
-      <w:r>
-        <w:rPr>
-          <w:rFonts w:ascii="Times New Roman" w:hAnsi="Times New Roman" w:cs="Times New Roman"/>
-          <w:b/>
-          <w:bCs/>
-        </w:rPr>
-        <w:t xml:space="preserve"> đã được xây dựng</w:t>
+        <w:t>4. Test các test case đã được xây dựng</w:t>
       </w:r>
       <w:r>
         <w:rPr>
@@ -10732,16 +10610,7 @@
             <w:b/>
             <w:bCs/>
           </w:rPr>
-          <w:t>T</w:t>
-        </w:r>
-        <w:r>
-          <w:rPr>
-            <w:rStyle w:val="Hyperlink"/>
-            <w:rFonts w:ascii="Times New Roman" w:hAnsi="Times New Roman" w:cs="Times New Roman"/>
-            <w:b/>
-            <w:bCs/>
-          </w:rPr>
-          <w:t>es</w:t>
+          <w:t>Tes</w:t>
         </w:r>
         <w:r>
           <w:rPr>
@@ -12165,15 +12034,26 @@
           <w:bCs/>
         </w:rPr>
         <w:lastRenderedPageBreak/>
-        <w:t xml:space="preserve">5. </w:t>
+        <w:t xml:space="preserve">5. Phân tích – sửa lỗi </w:t>
       </w:r>
+    </w:p>
+    <w:p>
+      <w:pPr>
+        <w:spacing w:before="100" w:beforeAutospacing="1" w:after="100" w:afterAutospacing="1" w:line="0" w:lineRule="atLeast"/>
+        <w:jc w:val="both"/>
+        <w:rPr>
+          <w:rFonts w:ascii="Times New Roman" w:hAnsi="Times New Roman" w:cs="Times New Roman"/>
+          <w:b/>
+          <w:bCs/>
+        </w:rPr>
+      </w:pPr>
       <w:r>
         <w:rPr>
           <w:rFonts w:ascii="Times New Roman" w:hAnsi="Times New Roman" w:cs="Times New Roman"/>
           <w:b/>
           <w:bCs/>
         </w:rPr>
-        <w:t>Phân tích – sửa lỗi và cải tiến</w:t>
+        <w:t>5.1 Phân tích</w:t>
       </w:r>
     </w:p>
     <w:p>
@@ -12203,40 +12083,13 @@
         <w:rPr>
           <w:rFonts w:ascii="Times New Roman" w:hAnsi="Times New Roman" w:cs="Times New Roman"/>
         </w:rPr>
-        <w:t xml:space="preserve">Ta thấy code ban đầu </w:t>
-      </w:r>
-      <w:hyperlink r:id="rId8" w:history="1">
-        <w:r>
-          <w:rPr>
-            <w:rStyle w:val="Hyperlink"/>
-            <w:rFonts w:ascii="Times New Roman" w:hAnsi="Times New Roman" w:cs="Times New Roman"/>
-            <w:b/>
-            <w:bCs/>
-            <w:color w:val="FF0000"/>
-          </w:rPr>
-          <w:t>hw1</w:t>
-        </w:r>
-      </w:hyperlink>
-      <w:r>
-        <w:rPr>
-          <w:rFonts w:ascii="Times New Roman" w:hAnsi="Times New Roman" w:cs="Times New Roman"/>
-          <w:b/>
-          <w:bCs/>
-          <w:color w:val="FF0000"/>
-        </w:rPr>
-        <w:t xml:space="preserve"> </w:t>
+        <w:t xml:space="preserve">Ta </w:t>
       </w:r>
       <w:r>
         <w:rPr>
           <w:rFonts w:ascii="Times New Roman" w:hAnsi="Times New Roman" w:cs="Times New Roman"/>
         </w:rPr>
-        <w:t xml:space="preserve">không </w:t>
-      </w:r>
-      <w:r>
-        <w:rPr>
-          <w:rFonts w:ascii="Times New Roman" w:hAnsi="Times New Roman" w:cs="Times New Roman"/>
-        </w:rPr>
-        <w:t xml:space="preserve">hề có trường hợp nào là “Không thả gì”, bởi </w:t>
+        <w:t>phân tích đoạn code này:</w:t>
       </w:r>
     </w:p>
     <w:p>
@@ -12245,11 +12098,15 @@
         <w:jc w:val="both"/>
         <w:rPr>
           <w:rFonts w:ascii="Consolas" w:hAnsi="Consolas" w:cs="Times New Roman"/>
+          <w:b/>
+          <w:bCs/>
         </w:rPr>
       </w:pPr>
       <w:r>
         <w:rPr>
           <w:rFonts w:ascii="Consolas" w:hAnsi="Consolas" w:cs="Times New Roman"/>
+          <w:b/>
+          <w:bCs/>
         </w:rPr>
         <w:t>    if t &gt;= 27 and ph &gt;= 6.5 and h &gt;= 4.5:</w:t>
       </w:r>
@@ -12260,11 +12117,15 @@
         <w:jc w:val="both"/>
         <w:rPr>
           <w:rFonts w:ascii="Consolas" w:hAnsi="Consolas" w:cs="Times New Roman"/>
+          <w:b/>
+          <w:bCs/>
         </w:rPr>
       </w:pPr>
       <w:r>
         <w:rPr>
           <w:rFonts w:ascii="Consolas" w:hAnsi="Consolas" w:cs="Times New Roman"/>
+          <w:b/>
+          <w:bCs/>
         </w:rPr>
         <w:t>        return "Thả bạch tuộc"</w:t>
       </w:r>
@@ -12275,20 +12136,15 @@
         <w:jc w:val="both"/>
         <w:rPr>
           <w:rFonts w:ascii="Consolas" w:hAnsi="Consolas" w:cs="Times New Roman"/>
-        </w:rPr>
-      </w:pPr>
-    </w:p>
-    <w:p>
-      <w:pPr>
-        <w:spacing w:before="100" w:beforeAutospacing="1" w:after="100" w:afterAutospacing="1" w:line="0" w:lineRule="atLeast"/>
-        <w:jc w:val="both"/>
-        <w:rPr>
-          <w:rFonts w:ascii="Consolas" w:hAnsi="Consolas" w:cs="Times New Roman"/>
+          <w:b/>
+          <w:bCs/>
         </w:rPr>
       </w:pPr>
       <w:r>
         <w:rPr>
           <w:rFonts w:ascii="Consolas" w:hAnsi="Consolas" w:cs="Times New Roman"/>
+          <w:b/>
+          <w:bCs/>
         </w:rPr>
         <w:t>    elif t &gt;= 25 and ph &gt;= 5.5 and h &gt;= 4.5:</w:t>
       </w:r>
@@ -12299,11 +12155,15 @@
         <w:jc w:val="both"/>
         <w:rPr>
           <w:rFonts w:ascii="Consolas" w:hAnsi="Consolas" w:cs="Times New Roman"/>
+          <w:b/>
+          <w:bCs/>
         </w:rPr>
       </w:pPr>
       <w:r>
         <w:rPr>
           <w:rFonts w:ascii="Consolas" w:hAnsi="Consolas" w:cs="Times New Roman"/>
+          <w:b/>
+          <w:bCs/>
         </w:rPr>
         <w:t>        return "Thả cá"</w:t>
       </w:r>
@@ -12314,20 +12174,15 @@
         <w:jc w:val="both"/>
         <w:rPr>
           <w:rFonts w:ascii="Consolas" w:hAnsi="Consolas" w:cs="Times New Roman"/>
-        </w:rPr>
-      </w:pPr>
-    </w:p>
-    <w:p>
-      <w:pPr>
-        <w:spacing w:before="100" w:beforeAutospacing="1" w:after="100" w:afterAutospacing="1" w:line="0" w:lineRule="atLeast"/>
-        <w:jc w:val="both"/>
-        <w:rPr>
-          <w:rFonts w:ascii="Consolas" w:hAnsi="Consolas" w:cs="Times New Roman"/>
+          <w:b/>
+          <w:bCs/>
         </w:rPr>
       </w:pPr>
       <w:r>
         <w:rPr>
           <w:rFonts w:ascii="Consolas" w:hAnsi="Consolas" w:cs="Times New Roman"/>
+          <w:b/>
+          <w:bCs/>
         </w:rPr>
         <w:t>    else:</w:t>
       </w:r>
@@ -12338,11 +12193,15 @@
         <w:jc w:val="both"/>
         <w:rPr>
           <w:rFonts w:ascii="Consolas" w:hAnsi="Consolas" w:cs="Times New Roman"/>
+          <w:b/>
+          <w:bCs/>
         </w:rPr>
       </w:pPr>
       <w:r>
         <w:rPr>
           <w:rFonts w:ascii="Consolas" w:hAnsi="Consolas" w:cs="Times New Roman"/>
+          <w:b/>
+          <w:bCs/>
         </w:rPr>
         <w:t>        return "Thả tôm"</w:t>
       </w:r>
@@ -12355,6 +12214,4489 @@
           <w:rFonts w:ascii="Times New Roman" w:hAnsi="Times New Roman" w:cs="Times New Roman"/>
         </w:rPr>
       </w:pPr>
+      <w:r>
+        <w:rPr>
+          <w:rFonts w:ascii="Times New Roman" w:hAnsi="Times New Roman" w:cs="Times New Roman"/>
+        </w:rPr>
+        <w:t>K</w:t>
+      </w:r>
+      <w:r>
+        <w:rPr>
+          <w:rFonts w:ascii="Times New Roman" w:hAnsi="Times New Roman" w:cs="Times New Roman"/>
+        </w:rPr>
+        <w:t>hông hề có trường hợp nào là “Không thả gì”,</w:t>
+      </w:r>
+      <w:r>
+        <w:rPr>
+          <w:rFonts w:ascii="Times New Roman" w:hAnsi="Times New Roman" w:cs="Times New Roman"/>
+        </w:rPr>
+        <w:t xml:space="preserve"> bởi nếu tất cả không được chọn thì lựa chọn cuối luôn là “Thả tôm”. Vậy chỉ cần thêm vào trường hợp bị thiếu này là được</w:t>
+      </w:r>
+      <w:r>
+        <w:rPr>
+          <w:rFonts w:ascii="Times New Roman" w:hAnsi="Times New Roman" w:cs="Times New Roman"/>
+        </w:rPr>
+        <w:t>.</w:t>
+      </w:r>
+    </w:p>
+    <w:p>
+      <w:pPr>
+        <w:spacing w:before="100" w:beforeAutospacing="1" w:after="100" w:afterAutospacing="1" w:line="0" w:lineRule="atLeast"/>
+        <w:jc w:val="both"/>
+        <w:rPr>
+          <w:rFonts w:ascii="Times New Roman" w:hAnsi="Times New Roman" w:cs="Times New Roman"/>
+          <w:b/>
+          <w:bCs/>
+        </w:rPr>
+      </w:pPr>
+      <w:r>
+        <w:rPr>
+          <w:rFonts w:ascii="Times New Roman" w:hAnsi="Times New Roman" w:cs="Times New Roman"/>
+          <w:b/>
+          <w:bCs/>
+        </w:rPr>
+        <w:t>5.2 Sửa lỗi</w:t>
+      </w:r>
+    </w:p>
+    <w:p>
+      <w:pPr>
+        <w:spacing w:before="100" w:beforeAutospacing="1" w:after="100" w:afterAutospacing="1" w:line="0" w:lineRule="atLeast"/>
+        <w:jc w:val="both"/>
+        <w:rPr>
+          <w:rFonts w:ascii="Times New Roman" w:hAnsi="Times New Roman" w:cs="Times New Roman"/>
+          <w:b/>
+          <w:bCs/>
+        </w:rPr>
+      </w:pPr>
+      <w:r>
+        <w:rPr>
+          <w:rFonts w:ascii="Times New Roman" w:hAnsi="Times New Roman" w:cs="Times New Roman"/>
+          <w:b/>
+          <w:bCs/>
+        </w:rPr>
+        <w:t>Link github:</w:t>
+      </w:r>
+      <w:r>
+        <w:rPr>
+          <w:rFonts w:ascii="Times New Roman" w:hAnsi="Times New Roman" w:cs="Times New Roman"/>
+          <w:b/>
+          <w:bCs/>
+        </w:rPr>
+        <w:t xml:space="preserve"> </w:t>
+      </w:r>
+      <w:hyperlink r:id="rId8" w:history="1">
+        <w:r>
+          <w:rPr>
+            <w:rStyle w:val="Hyperlink"/>
+            <w:rFonts w:ascii="Times New Roman" w:hAnsi="Times New Roman" w:cs="Times New Roman"/>
+            <w:b/>
+            <w:bCs/>
+          </w:rPr>
+          <w:t>hw1_fixed</w:t>
+        </w:r>
+      </w:hyperlink>
+    </w:p>
+    <w:p>
+      <w:pPr>
+        <w:spacing w:before="100" w:beforeAutospacing="1" w:after="100" w:afterAutospacing="1" w:line="0" w:lineRule="atLeast"/>
+        <w:jc w:val="both"/>
+        <w:rPr>
+          <w:rFonts w:ascii="Times New Roman" w:hAnsi="Times New Roman" w:cs="Times New Roman"/>
+        </w:rPr>
+      </w:pPr>
+      <w:r>
+        <w:rPr>
+          <w:rFonts w:ascii="Times New Roman" w:hAnsi="Times New Roman" w:cs="Times New Roman"/>
+        </w:rPr>
+        <w:t xml:space="preserve">Test lại </w:t>
+      </w:r>
+      <w:hyperlink r:id="rId9" w:history="1">
+        <w:r>
+          <w:rPr>
+            <w:rStyle w:val="Hyperlink"/>
+            <w:rFonts w:ascii="Times New Roman" w:hAnsi="Times New Roman" w:cs="Times New Roman"/>
+            <w:b/>
+            <w:bCs/>
+          </w:rPr>
+          <w:t>hw1_fixed</w:t>
+        </w:r>
+      </w:hyperlink>
+      <w:r>
+        <w:rPr>
+          <w:rFonts w:ascii="Times New Roman" w:hAnsi="Times New Roman" w:cs="Times New Roman"/>
+          <w:b/>
+          <w:bCs/>
+        </w:rPr>
+        <w:t xml:space="preserve"> </w:t>
+      </w:r>
+      <w:r>
+        <w:rPr>
+          <w:rFonts w:ascii="Times New Roman" w:hAnsi="Times New Roman" w:cs="Times New Roman"/>
+        </w:rPr>
+        <w:t>bằng 2 bộ test case ở trên, ta được:</w:t>
+      </w:r>
+    </w:p>
+    <w:tbl>
+      <w:tblPr>
+        <w:tblStyle w:val="TableGrid"/>
+        <w:tblW w:w="0" w:type="auto"/>
+        <w:jc w:val="center"/>
+        <w:tblLook w:val="04A0" w:firstRow="1" w:lastRow="0" w:firstColumn="1" w:lastColumn="0" w:noHBand="0" w:noVBand="1"/>
+      </w:tblPr>
+      <w:tblGrid>
+        <w:gridCol w:w="988"/>
+        <w:gridCol w:w="1134"/>
+        <w:gridCol w:w="1275"/>
+        <w:gridCol w:w="1276"/>
+        <w:gridCol w:w="1701"/>
+        <w:gridCol w:w="1701"/>
+        <w:gridCol w:w="1275"/>
+      </w:tblGrid>
+      <w:tr>
+        <w:trPr>
+          <w:trHeight w:val="491"/>
+          <w:jc w:val="center"/>
+        </w:trPr>
+        <w:tc>
+          <w:tcPr>
+            <w:tcW w:w="988" w:type="dxa"/>
+            <w:vMerge w:val="restart"/>
+          </w:tcPr>
+          <w:p>
+            <w:pPr>
+              <w:spacing w:before="100" w:beforeAutospacing="1" w:after="100" w:afterAutospacing="1" w:line="0" w:lineRule="atLeast"/>
+              <w:rPr>
+                <w:rFonts w:ascii="Times New Roman" w:hAnsi="Times New Roman" w:cs="Times New Roman"/>
+              </w:rPr>
+            </w:pPr>
+            <w:r>
+              <w:rPr>
+                <w:rFonts w:ascii="Times New Roman" w:hAnsi="Times New Roman" w:cs="Times New Roman"/>
+              </w:rPr>
+              <w:t>Test id</w:t>
+            </w:r>
+          </w:p>
+        </w:tc>
+        <w:tc>
+          <w:tcPr>
+            <w:tcW w:w="3685" w:type="dxa"/>
+            <w:gridSpan w:val="3"/>
+          </w:tcPr>
+          <w:p>
+            <w:pPr>
+              <w:spacing w:before="100" w:beforeAutospacing="1" w:after="100" w:afterAutospacing="1" w:line="0" w:lineRule="atLeast"/>
+              <w:jc w:val="center"/>
+              <w:rPr>
+                <w:rFonts w:ascii="Times New Roman" w:hAnsi="Times New Roman" w:cs="Times New Roman"/>
+              </w:rPr>
+            </w:pPr>
+            <w:r>
+              <w:rPr>
+                <w:rFonts w:ascii="Times New Roman" w:hAnsi="Times New Roman" w:cs="Times New Roman"/>
+              </w:rPr>
+              <w:t>Input</w:t>
+            </w:r>
+          </w:p>
+        </w:tc>
+        <w:tc>
+          <w:tcPr>
+            <w:tcW w:w="1701" w:type="dxa"/>
+            <w:vMerge w:val="restart"/>
+          </w:tcPr>
+          <w:p>
+            <w:pPr>
+              <w:spacing w:before="100" w:beforeAutospacing="1" w:after="100" w:afterAutospacing="1" w:line="0" w:lineRule="atLeast"/>
+              <w:rPr>
+                <w:rFonts w:ascii="Times New Roman" w:hAnsi="Times New Roman" w:cs="Times New Roman"/>
+              </w:rPr>
+            </w:pPr>
+            <w:r>
+              <w:rPr>
+                <w:rFonts w:ascii="Times New Roman" w:hAnsi="Times New Roman" w:cs="Times New Roman"/>
+              </w:rPr>
+              <w:t>Expected</w:t>
+            </w:r>
+          </w:p>
+        </w:tc>
+        <w:tc>
+          <w:tcPr>
+            <w:tcW w:w="1701" w:type="dxa"/>
+            <w:vMerge w:val="restart"/>
+          </w:tcPr>
+          <w:p>
+            <w:pPr>
+              <w:spacing w:before="100" w:beforeAutospacing="1" w:after="100" w:afterAutospacing="1" w:line="0" w:lineRule="atLeast"/>
+              <w:rPr>
+                <w:rFonts w:ascii="Times New Roman" w:hAnsi="Times New Roman" w:cs="Times New Roman"/>
+              </w:rPr>
+            </w:pPr>
+            <w:r>
+              <w:rPr>
+                <w:rFonts w:ascii="Times New Roman" w:hAnsi="Times New Roman" w:cs="Times New Roman"/>
+              </w:rPr>
+              <w:t>Actual</w:t>
+            </w:r>
+          </w:p>
+        </w:tc>
+        <w:tc>
+          <w:tcPr>
+            <w:tcW w:w="1275" w:type="dxa"/>
+            <w:vMerge w:val="restart"/>
+          </w:tcPr>
+          <w:p>
+            <w:pPr>
+              <w:spacing w:before="100" w:beforeAutospacing="1" w:after="100" w:afterAutospacing="1" w:line="0" w:lineRule="atLeast"/>
+              <w:rPr>
+                <w:rFonts w:ascii="Times New Roman" w:hAnsi="Times New Roman" w:cs="Times New Roman"/>
+              </w:rPr>
+            </w:pPr>
+            <w:r>
+              <w:rPr>
+                <w:rFonts w:ascii="Times New Roman" w:hAnsi="Times New Roman" w:cs="Times New Roman"/>
+              </w:rPr>
+              <w:t>Result</w:t>
+            </w:r>
+          </w:p>
+        </w:tc>
+      </w:tr>
+      <w:tr>
+        <w:trPr>
+          <w:trHeight w:val="491"/>
+          <w:jc w:val="center"/>
+        </w:trPr>
+        <w:tc>
+          <w:tcPr>
+            <w:tcW w:w="988" w:type="dxa"/>
+            <w:vMerge/>
+          </w:tcPr>
+          <w:p>
+            <w:pPr>
+              <w:spacing w:before="100" w:beforeAutospacing="1" w:after="100" w:afterAutospacing="1" w:line="0" w:lineRule="atLeast"/>
+              <w:rPr>
+                <w:rFonts w:ascii="Times New Roman" w:hAnsi="Times New Roman" w:cs="Times New Roman"/>
+              </w:rPr>
+            </w:pPr>
+          </w:p>
+        </w:tc>
+        <w:tc>
+          <w:tcPr>
+            <w:tcW w:w="1134" w:type="dxa"/>
+          </w:tcPr>
+          <w:p>
+            <w:pPr>
+              <w:spacing w:before="100" w:beforeAutospacing="1" w:after="100" w:afterAutospacing="1" w:line="0" w:lineRule="atLeast"/>
+              <w:rPr>
+                <w:rFonts w:ascii="Times New Roman" w:hAnsi="Times New Roman" w:cs="Times New Roman"/>
+              </w:rPr>
+            </w:pPr>
+            <w:r>
+              <w:rPr>
+                <w:rFonts w:ascii="Times New Roman" w:hAnsi="Times New Roman" w:cs="Times New Roman"/>
+              </w:rPr>
+              <w:t>T</w:t>
+            </w:r>
+          </w:p>
+        </w:tc>
+        <w:tc>
+          <w:tcPr>
+            <w:tcW w:w="1275" w:type="dxa"/>
+          </w:tcPr>
+          <w:p>
+            <w:pPr>
+              <w:spacing w:before="100" w:beforeAutospacing="1" w:after="100" w:afterAutospacing="1" w:line="0" w:lineRule="atLeast"/>
+              <w:rPr>
+                <w:rFonts w:ascii="Times New Roman" w:hAnsi="Times New Roman" w:cs="Times New Roman"/>
+              </w:rPr>
+            </w:pPr>
+            <w:r>
+              <w:rPr>
+                <w:rFonts w:ascii="Times New Roman" w:hAnsi="Times New Roman" w:cs="Times New Roman"/>
+              </w:rPr>
+              <w:t>pH</w:t>
+            </w:r>
+          </w:p>
+        </w:tc>
+        <w:tc>
+          <w:tcPr>
+            <w:tcW w:w="1276" w:type="dxa"/>
+          </w:tcPr>
+          <w:p>
+            <w:pPr>
+              <w:spacing w:before="100" w:beforeAutospacing="1" w:after="100" w:afterAutospacing="1" w:line="0" w:lineRule="atLeast"/>
+              <w:rPr>
+                <w:rFonts w:ascii="Times New Roman" w:hAnsi="Times New Roman" w:cs="Times New Roman"/>
+              </w:rPr>
+            </w:pPr>
+            <w:r>
+              <w:rPr>
+                <w:rFonts w:ascii="Times New Roman" w:hAnsi="Times New Roman" w:cs="Times New Roman"/>
+              </w:rPr>
+              <w:t>H</w:t>
+            </w:r>
+          </w:p>
+        </w:tc>
+        <w:tc>
+          <w:tcPr>
+            <w:tcW w:w="1701" w:type="dxa"/>
+            <w:vMerge/>
+          </w:tcPr>
+          <w:p>
+            <w:pPr>
+              <w:spacing w:before="100" w:beforeAutospacing="1" w:after="100" w:afterAutospacing="1" w:line="0" w:lineRule="atLeast"/>
+              <w:rPr>
+                <w:rFonts w:ascii="Times New Roman" w:hAnsi="Times New Roman" w:cs="Times New Roman"/>
+              </w:rPr>
+            </w:pPr>
+          </w:p>
+        </w:tc>
+        <w:tc>
+          <w:tcPr>
+            <w:tcW w:w="1701" w:type="dxa"/>
+            <w:vMerge/>
+          </w:tcPr>
+          <w:p>
+            <w:pPr>
+              <w:spacing w:before="100" w:beforeAutospacing="1" w:after="100" w:afterAutospacing="1" w:line="0" w:lineRule="atLeast"/>
+              <w:rPr>
+                <w:rFonts w:ascii="Times New Roman" w:hAnsi="Times New Roman" w:cs="Times New Roman"/>
+              </w:rPr>
+            </w:pPr>
+          </w:p>
+        </w:tc>
+        <w:tc>
+          <w:tcPr>
+            <w:tcW w:w="1275" w:type="dxa"/>
+            <w:vMerge/>
+          </w:tcPr>
+          <w:p>
+            <w:pPr>
+              <w:spacing w:before="100" w:beforeAutospacing="1" w:after="100" w:afterAutospacing="1" w:line="0" w:lineRule="atLeast"/>
+              <w:rPr>
+                <w:rFonts w:ascii="Times New Roman" w:hAnsi="Times New Roman" w:cs="Times New Roman"/>
+              </w:rPr>
+            </w:pPr>
+          </w:p>
+        </w:tc>
+      </w:tr>
+      <w:tr>
+        <w:trPr>
+          <w:jc w:val="center"/>
+        </w:trPr>
+        <w:tc>
+          <w:tcPr>
+            <w:tcW w:w="988" w:type="dxa"/>
+          </w:tcPr>
+          <w:p>
+            <w:pPr>
+              <w:spacing w:before="100" w:beforeAutospacing="1" w:after="100" w:afterAutospacing="1" w:line="0" w:lineRule="atLeast"/>
+              <w:jc w:val="right"/>
+              <w:rPr>
+                <w:rFonts w:ascii="Times New Roman" w:hAnsi="Times New Roman" w:cs="Times New Roman"/>
+              </w:rPr>
+            </w:pPr>
+            <w:r>
+              <w:rPr>
+                <w:rFonts w:ascii="Times New Roman" w:hAnsi="Times New Roman" w:cs="Times New Roman"/>
+              </w:rPr>
+              <w:t>1</w:t>
+            </w:r>
+          </w:p>
+        </w:tc>
+        <w:tc>
+          <w:tcPr>
+            <w:tcW w:w="1134" w:type="dxa"/>
+          </w:tcPr>
+          <w:p>
+            <w:pPr>
+              <w:spacing w:before="100" w:beforeAutospacing="1" w:after="100" w:afterAutospacing="1" w:line="0" w:lineRule="atLeast"/>
+              <w:jc w:val="right"/>
+              <w:rPr>
+                <w:rFonts w:ascii="Times New Roman" w:hAnsi="Times New Roman" w:cs="Times New Roman"/>
+              </w:rPr>
+            </w:pPr>
+            <w:r>
+              <w:rPr>
+                <w:rFonts w:ascii="Times New Roman" w:hAnsi="Times New Roman" w:cs="Times New Roman"/>
+              </w:rPr>
+              <w:t>25.0</w:t>
+            </w:r>
+          </w:p>
+        </w:tc>
+        <w:tc>
+          <w:tcPr>
+            <w:tcW w:w="1275" w:type="dxa"/>
+          </w:tcPr>
+          <w:p>
+            <w:pPr>
+              <w:spacing w:before="100" w:beforeAutospacing="1" w:after="100" w:afterAutospacing="1" w:line="0" w:lineRule="atLeast"/>
+              <w:jc w:val="right"/>
+              <w:rPr>
+                <w:rFonts w:ascii="Times New Roman" w:hAnsi="Times New Roman" w:cs="Times New Roman"/>
+              </w:rPr>
+            </w:pPr>
+            <w:r>
+              <w:rPr>
+                <w:rFonts w:ascii="Times New Roman" w:hAnsi="Times New Roman" w:cs="Times New Roman"/>
+              </w:rPr>
+              <w:t>5.5</w:t>
+            </w:r>
+          </w:p>
+        </w:tc>
+        <w:tc>
+          <w:tcPr>
+            <w:tcW w:w="1276" w:type="dxa"/>
+          </w:tcPr>
+          <w:p>
+            <w:pPr>
+              <w:spacing w:before="100" w:beforeAutospacing="1" w:after="100" w:afterAutospacing="1" w:line="0" w:lineRule="atLeast"/>
+              <w:jc w:val="right"/>
+              <w:rPr>
+                <w:rFonts w:ascii="Times New Roman" w:hAnsi="Times New Roman" w:cs="Times New Roman"/>
+              </w:rPr>
+            </w:pPr>
+            <w:r>
+              <w:rPr>
+                <w:rFonts w:ascii="Times New Roman" w:hAnsi="Times New Roman" w:cs="Times New Roman"/>
+              </w:rPr>
+              <w:t>-0.1</w:t>
+            </w:r>
+          </w:p>
+        </w:tc>
+        <w:tc>
+          <w:tcPr>
+            <w:tcW w:w="1701" w:type="dxa"/>
+          </w:tcPr>
+          <w:p>
+            <w:pPr>
+              <w:spacing w:before="100" w:beforeAutospacing="1" w:after="100" w:afterAutospacing="1" w:line="0" w:lineRule="atLeast"/>
+              <w:rPr>
+                <w:rFonts w:ascii="Times New Roman" w:hAnsi="Times New Roman" w:cs="Times New Roman"/>
+              </w:rPr>
+            </w:pPr>
+            <w:r>
+              <w:rPr>
+                <w:rFonts w:ascii="Times New Roman" w:hAnsi="Times New Roman" w:cs="Times New Roman"/>
+              </w:rPr>
+              <w:t>Lỗi input</w:t>
+            </w:r>
+          </w:p>
+        </w:tc>
+        <w:tc>
+          <w:tcPr>
+            <w:tcW w:w="1701" w:type="dxa"/>
+          </w:tcPr>
+          <w:p>
+            <w:pPr>
+              <w:spacing w:before="100" w:beforeAutospacing="1" w:after="100" w:afterAutospacing="1" w:line="0" w:lineRule="atLeast"/>
+              <w:rPr>
+                <w:rFonts w:ascii="Times New Roman" w:hAnsi="Times New Roman" w:cs="Times New Roman"/>
+              </w:rPr>
+            </w:pPr>
+            <w:r>
+              <w:rPr>
+                <w:rFonts w:ascii="Times New Roman" w:hAnsi="Times New Roman" w:cs="Times New Roman"/>
+              </w:rPr>
+              <w:t>Lỗi input</w:t>
+            </w:r>
+          </w:p>
+        </w:tc>
+        <w:tc>
+          <w:tcPr>
+            <w:tcW w:w="1275" w:type="dxa"/>
+          </w:tcPr>
+          <w:p>
+            <w:pPr>
+              <w:spacing w:before="100" w:beforeAutospacing="1" w:after="100" w:afterAutospacing="1" w:line="0" w:lineRule="atLeast"/>
+              <w:rPr>
+                <w:rFonts w:ascii="Times New Roman" w:hAnsi="Times New Roman" w:cs="Times New Roman"/>
+              </w:rPr>
+            </w:pPr>
+            <w:r>
+              <w:rPr>
+                <w:rFonts w:ascii="Times New Roman" w:hAnsi="Times New Roman" w:cs="Times New Roman"/>
+              </w:rPr>
+              <w:t>Passed</w:t>
+            </w:r>
+          </w:p>
+        </w:tc>
+      </w:tr>
+      <w:tr>
+        <w:trPr>
+          <w:jc w:val="center"/>
+        </w:trPr>
+        <w:tc>
+          <w:tcPr>
+            <w:tcW w:w="988" w:type="dxa"/>
+          </w:tcPr>
+          <w:p>
+            <w:pPr>
+              <w:spacing w:before="100" w:beforeAutospacing="1" w:after="100" w:afterAutospacing="1" w:line="0" w:lineRule="atLeast"/>
+              <w:jc w:val="right"/>
+              <w:rPr>
+                <w:rFonts w:ascii="Times New Roman" w:hAnsi="Times New Roman" w:cs="Times New Roman"/>
+              </w:rPr>
+            </w:pPr>
+            <w:r>
+              <w:rPr>
+                <w:rFonts w:ascii="Times New Roman" w:hAnsi="Times New Roman" w:cs="Times New Roman"/>
+              </w:rPr>
+              <w:t>2</w:t>
+            </w:r>
+          </w:p>
+        </w:tc>
+        <w:tc>
+          <w:tcPr>
+            <w:tcW w:w="1134" w:type="dxa"/>
+          </w:tcPr>
+          <w:p>
+            <w:pPr>
+              <w:spacing w:before="100" w:beforeAutospacing="1" w:after="100" w:afterAutospacing="1" w:line="0" w:lineRule="atLeast"/>
+              <w:jc w:val="right"/>
+              <w:rPr>
+                <w:rFonts w:ascii="Times New Roman" w:hAnsi="Times New Roman" w:cs="Times New Roman"/>
+              </w:rPr>
+            </w:pPr>
+            <w:r>
+              <w:rPr>
+                <w:rFonts w:ascii="Times New Roman" w:hAnsi="Times New Roman" w:cs="Times New Roman"/>
+              </w:rPr>
+              <w:t>25.0</w:t>
+            </w:r>
+          </w:p>
+        </w:tc>
+        <w:tc>
+          <w:tcPr>
+            <w:tcW w:w="1275" w:type="dxa"/>
+          </w:tcPr>
+          <w:p>
+            <w:pPr>
+              <w:spacing w:before="100" w:beforeAutospacing="1" w:after="100" w:afterAutospacing="1" w:line="0" w:lineRule="atLeast"/>
+              <w:jc w:val="right"/>
+              <w:rPr>
+                <w:rFonts w:ascii="Times New Roman" w:hAnsi="Times New Roman" w:cs="Times New Roman"/>
+              </w:rPr>
+            </w:pPr>
+            <w:r>
+              <w:rPr>
+                <w:rFonts w:ascii="Times New Roman" w:hAnsi="Times New Roman" w:cs="Times New Roman"/>
+              </w:rPr>
+              <w:t>5.5</w:t>
+            </w:r>
+          </w:p>
+        </w:tc>
+        <w:tc>
+          <w:tcPr>
+            <w:tcW w:w="1276" w:type="dxa"/>
+          </w:tcPr>
+          <w:p>
+            <w:pPr>
+              <w:spacing w:before="100" w:beforeAutospacing="1" w:after="100" w:afterAutospacing="1" w:line="0" w:lineRule="atLeast"/>
+              <w:jc w:val="right"/>
+              <w:rPr>
+                <w:rFonts w:ascii="Times New Roman" w:hAnsi="Times New Roman" w:cs="Times New Roman"/>
+              </w:rPr>
+            </w:pPr>
+            <w:r>
+              <w:rPr>
+                <w:rFonts w:ascii="Times New Roman" w:hAnsi="Times New Roman" w:cs="Times New Roman"/>
+              </w:rPr>
+              <w:t>0.0</w:t>
+            </w:r>
+          </w:p>
+        </w:tc>
+        <w:tc>
+          <w:tcPr>
+            <w:tcW w:w="1701" w:type="dxa"/>
+          </w:tcPr>
+          <w:p>
+            <w:pPr>
+              <w:spacing w:before="100" w:beforeAutospacing="1" w:after="100" w:afterAutospacing="1" w:line="0" w:lineRule="atLeast"/>
+              <w:rPr>
+                <w:rFonts w:ascii="Times New Roman" w:hAnsi="Times New Roman" w:cs="Times New Roman"/>
+              </w:rPr>
+            </w:pPr>
+            <w:r>
+              <w:rPr>
+                <w:rFonts w:ascii="Times New Roman" w:hAnsi="Times New Roman" w:cs="Times New Roman"/>
+              </w:rPr>
+              <w:t>Không thả gì</w:t>
+            </w:r>
+          </w:p>
+        </w:tc>
+        <w:tc>
+          <w:tcPr>
+            <w:tcW w:w="1701" w:type="dxa"/>
+          </w:tcPr>
+          <w:p>
+            <w:pPr>
+              <w:spacing w:before="100" w:beforeAutospacing="1" w:after="100" w:afterAutospacing="1" w:line="0" w:lineRule="atLeast"/>
+              <w:rPr>
+                <w:rFonts w:ascii="Times New Roman" w:hAnsi="Times New Roman" w:cs="Times New Roman"/>
+              </w:rPr>
+            </w:pPr>
+            <w:r>
+              <w:rPr>
+                <w:rFonts w:ascii="Times New Roman" w:hAnsi="Times New Roman" w:cs="Times New Roman"/>
+              </w:rPr>
+              <w:t>Thả tôm</w:t>
+            </w:r>
+          </w:p>
+        </w:tc>
+        <w:tc>
+          <w:tcPr>
+            <w:tcW w:w="1275" w:type="dxa"/>
+          </w:tcPr>
+          <w:p>
+            <w:pPr>
+              <w:spacing w:before="100" w:beforeAutospacing="1" w:after="100" w:afterAutospacing="1" w:line="0" w:lineRule="atLeast"/>
+              <w:rPr>
+                <w:rFonts w:ascii="Times New Roman" w:hAnsi="Times New Roman" w:cs="Times New Roman"/>
+              </w:rPr>
+            </w:pPr>
+            <w:r>
+              <w:rPr>
+                <w:rFonts w:ascii="Times New Roman" w:hAnsi="Times New Roman" w:cs="Times New Roman"/>
+              </w:rPr>
+              <w:t>Passed</w:t>
+            </w:r>
+          </w:p>
+        </w:tc>
+      </w:tr>
+      <w:tr>
+        <w:trPr>
+          <w:jc w:val="center"/>
+        </w:trPr>
+        <w:tc>
+          <w:tcPr>
+            <w:tcW w:w="988" w:type="dxa"/>
+          </w:tcPr>
+          <w:p>
+            <w:pPr>
+              <w:spacing w:before="100" w:beforeAutospacing="1" w:after="100" w:afterAutospacing="1" w:line="0" w:lineRule="atLeast"/>
+              <w:jc w:val="right"/>
+              <w:rPr>
+                <w:rFonts w:ascii="Times New Roman" w:hAnsi="Times New Roman" w:cs="Times New Roman"/>
+              </w:rPr>
+            </w:pPr>
+            <w:r>
+              <w:rPr>
+                <w:rFonts w:ascii="Times New Roman" w:hAnsi="Times New Roman" w:cs="Times New Roman"/>
+              </w:rPr>
+              <w:t>3</w:t>
+            </w:r>
+          </w:p>
+        </w:tc>
+        <w:tc>
+          <w:tcPr>
+            <w:tcW w:w="1134" w:type="dxa"/>
+          </w:tcPr>
+          <w:p>
+            <w:pPr>
+              <w:spacing w:before="100" w:beforeAutospacing="1" w:after="100" w:afterAutospacing="1" w:line="0" w:lineRule="atLeast"/>
+              <w:jc w:val="right"/>
+              <w:rPr>
+                <w:rFonts w:ascii="Times New Roman" w:hAnsi="Times New Roman" w:cs="Times New Roman"/>
+              </w:rPr>
+            </w:pPr>
+            <w:r>
+              <w:rPr>
+                <w:rFonts w:ascii="Times New Roman" w:hAnsi="Times New Roman" w:cs="Times New Roman"/>
+              </w:rPr>
+              <w:t>25.0</w:t>
+            </w:r>
+          </w:p>
+        </w:tc>
+        <w:tc>
+          <w:tcPr>
+            <w:tcW w:w="1275" w:type="dxa"/>
+          </w:tcPr>
+          <w:p>
+            <w:pPr>
+              <w:spacing w:before="100" w:beforeAutospacing="1" w:after="100" w:afterAutospacing="1" w:line="0" w:lineRule="atLeast"/>
+              <w:jc w:val="right"/>
+              <w:rPr>
+                <w:rFonts w:ascii="Times New Roman" w:hAnsi="Times New Roman" w:cs="Times New Roman"/>
+              </w:rPr>
+            </w:pPr>
+            <w:r>
+              <w:rPr>
+                <w:rFonts w:ascii="Times New Roman" w:hAnsi="Times New Roman" w:cs="Times New Roman"/>
+              </w:rPr>
+              <w:t>5.5</w:t>
+            </w:r>
+          </w:p>
+        </w:tc>
+        <w:tc>
+          <w:tcPr>
+            <w:tcW w:w="1276" w:type="dxa"/>
+          </w:tcPr>
+          <w:p>
+            <w:pPr>
+              <w:spacing w:before="100" w:beforeAutospacing="1" w:after="100" w:afterAutospacing="1" w:line="0" w:lineRule="atLeast"/>
+              <w:jc w:val="right"/>
+              <w:rPr>
+                <w:rFonts w:ascii="Times New Roman" w:hAnsi="Times New Roman" w:cs="Times New Roman"/>
+              </w:rPr>
+            </w:pPr>
+            <w:r>
+              <w:rPr>
+                <w:rFonts w:ascii="Times New Roman" w:hAnsi="Times New Roman" w:cs="Times New Roman"/>
+              </w:rPr>
+              <w:t>0.1</w:t>
+            </w:r>
+          </w:p>
+        </w:tc>
+        <w:tc>
+          <w:tcPr>
+            <w:tcW w:w="1701" w:type="dxa"/>
+          </w:tcPr>
+          <w:p>
+            <w:pPr>
+              <w:spacing w:before="100" w:beforeAutospacing="1" w:after="100" w:afterAutospacing="1" w:line="0" w:lineRule="atLeast"/>
+              <w:rPr>
+                <w:rFonts w:ascii="Times New Roman" w:hAnsi="Times New Roman" w:cs="Times New Roman"/>
+              </w:rPr>
+            </w:pPr>
+            <w:r>
+              <w:rPr>
+                <w:rFonts w:ascii="Times New Roman" w:hAnsi="Times New Roman" w:cs="Times New Roman"/>
+              </w:rPr>
+              <w:t>Không thả gì</w:t>
+            </w:r>
+          </w:p>
+        </w:tc>
+        <w:tc>
+          <w:tcPr>
+            <w:tcW w:w="1701" w:type="dxa"/>
+          </w:tcPr>
+          <w:p>
+            <w:pPr>
+              <w:spacing w:before="100" w:beforeAutospacing="1" w:after="100" w:afterAutospacing="1" w:line="0" w:lineRule="atLeast"/>
+              <w:rPr>
+                <w:rFonts w:ascii="Times New Roman" w:hAnsi="Times New Roman" w:cs="Times New Roman"/>
+              </w:rPr>
+            </w:pPr>
+            <w:r>
+              <w:rPr>
+                <w:rFonts w:ascii="Times New Roman" w:hAnsi="Times New Roman" w:cs="Times New Roman"/>
+              </w:rPr>
+              <w:t>Thả tôm</w:t>
+            </w:r>
+          </w:p>
+        </w:tc>
+        <w:tc>
+          <w:tcPr>
+            <w:tcW w:w="1275" w:type="dxa"/>
+          </w:tcPr>
+          <w:p>
+            <w:pPr>
+              <w:spacing w:before="100" w:beforeAutospacing="1" w:after="100" w:afterAutospacing="1" w:line="0" w:lineRule="atLeast"/>
+              <w:rPr>
+                <w:rFonts w:ascii="Times New Roman" w:hAnsi="Times New Roman" w:cs="Times New Roman"/>
+              </w:rPr>
+            </w:pPr>
+            <w:r>
+              <w:rPr>
+                <w:rFonts w:ascii="Times New Roman" w:hAnsi="Times New Roman" w:cs="Times New Roman"/>
+              </w:rPr>
+              <w:t>Passed</w:t>
+            </w:r>
+          </w:p>
+        </w:tc>
+      </w:tr>
+      <w:tr>
+        <w:trPr>
+          <w:jc w:val="center"/>
+        </w:trPr>
+        <w:tc>
+          <w:tcPr>
+            <w:tcW w:w="988" w:type="dxa"/>
+          </w:tcPr>
+          <w:p>
+            <w:pPr>
+              <w:spacing w:before="100" w:beforeAutospacing="1" w:after="100" w:afterAutospacing="1" w:line="0" w:lineRule="atLeast"/>
+              <w:jc w:val="right"/>
+              <w:rPr>
+                <w:rFonts w:ascii="Times New Roman" w:hAnsi="Times New Roman" w:cs="Times New Roman"/>
+              </w:rPr>
+            </w:pPr>
+            <w:r>
+              <w:rPr>
+                <w:rFonts w:ascii="Times New Roman" w:hAnsi="Times New Roman" w:cs="Times New Roman"/>
+              </w:rPr>
+              <w:t>4</w:t>
+            </w:r>
+          </w:p>
+        </w:tc>
+        <w:tc>
+          <w:tcPr>
+            <w:tcW w:w="1134" w:type="dxa"/>
+          </w:tcPr>
+          <w:p>
+            <w:pPr>
+              <w:spacing w:before="100" w:beforeAutospacing="1" w:after="100" w:afterAutospacing="1" w:line="0" w:lineRule="atLeast"/>
+              <w:jc w:val="right"/>
+              <w:rPr>
+                <w:rFonts w:ascii="Times New Roman" w:hAnsi="Times New Roman" w:cs="Times New Roman"/>
+              </w:rPr>
+            </w:pPr>
+            <w:r>
+              <w:rPr>
+                <w:rFonts w:ascii="Times New Roman" w:hAnsi="Times New Roman" w:cs="Times New Roman"/>
+              </w:rPr>
+              <w:t>25.0</w:t>
+            </w:r>
+          </w:p>
+        </w:tc>
+        <w:tc>
+          <w:tcPr>
+            <w:tcW w:w="1275" w:type="dxa"/>
+          </w:tcPr>
+          <w:p>
+            <w:pPr>
+              <w:spacing w:before="100" w:beforeAutospacing="1" w:after="100" w:afterAutospacing="1" w:line="0" w:lineRule="atLeast"/>
+              <w:jc w:val="right"/>
+              <w:rPr>
+                <w:rFonts w:ascii="Times New Roman" w:hAnsi="Times New Roman" w:cs="Times New Roman"/>
+              </w:rPr>
+            </w:pPr>
+            <w:r>
+              <w:rPr>
+                <w:rFonts w:ascii="Times New Roman" w:hAnsi="Times New Roman" w:cs="Times New Roman"/>
+              </w:rPr>
+              <w:t>5.5</w:t>
+            </w:r>
+          </w:p>
+        </w:tc>
+        <w:tc>
+          <w:tcPr>
+            <w:tcW w:w="1276" w:type="dxa"/>
+          </w:tcPr>
+          <w:p>
+            <w:pPr>
+              <w:spacing w:before="100" w:beforeAutospacing="1" w:after="100" w:afterAutospacing="1" w:line="0" w:lineRule="atLeast"/>
+              <w:jc w:val="right"/>
+              <w:rPr>
+                <w:rFonts w:ascii="Times New Roman" w:hAnsi="Times New Roman" w:cs="Times New Roman"/>
+              </w:rPr>
+            </w:pPr>
+            <w:r>
+              <w:rPr>
+                <w:rFonts w:ascii="Times New Roman" w:hAnsi="Times New Roman" w:cs="Times New Roman"/>
+              </w:rPr>
+              <w:t>4.0</w:t>
+            </w:r>
+          </w:p>
+        </w:tc>
+        <w:tc>
+          <w:tcPr>
+            <w:tcW w:w="1701" w:type="dxa"/>
+          </w:tcPr>
+          <w:p>
+            <w:pPr>
+              <w:spacing w:before="100" w:beforeAutospacing="1" w:after="100" w:afterAutospacing="1" w:line="0" w:lineRule="atLeast"/>
+              <w:rPr>
+                <w:rFonts w:ascii="Times New Roman" w:hAnsi="Times New Roman" w:cs="Times New Roman"/>
+              </w:rPr>
+            </w:pPr>
+            <w:r>
+              <w:rPr>
+                <w:rFonts w:ascii="Times New Roman" w:hAnsi="Times New Roman" w:cs="Times New Roman"/>
+              </w:rPr>
+              <w:t>Thả tôm</w:t>
+            </w:r>
+          </w:p>
+        </w:tc>
+        <w:tc>
+          <w:tcPr>
+            <w:tcW w:w="1701" w:type="dxa"/>
+          </w:tcPr>
+          <w:p>
+            <w:pPr>
+              <w:spacing w:before="100" w:beforeAutospacing="1" w:after="100" w:afterAutospacing="1" w:line="0" w:lineRule="atLeast"/>
+              <w:rPr>
+                <w:rFonts w:ascii="Times New Roman" w:hAnsi="Times New Roman" w:cs="Times New Roman"/>
+              </w:rPr>
+            </w:pPr>
+            <w:r>
+              <w:rPr>
+                <w:rFonts w:ascii="Times New Roman" w:hAnsi="Times New Roman" w:cs="Times New Roman"/>
+              </w:rPr>
+              <w:t>Thả tôm</w:t>
+            </w:r>
+          </w:p>
+        </w:tc>
+        <w:tc>
+          <w:tcPr>
+            <w:tcW w:w="1275" w:type="dxa"/>
+          </w:tcPr>
+          <w:p>
+            <w:pPr>
+              <w:spacing w:before="100" w:beforeAutospacing="1" w:after="100" w:afterAutospacing="1" w:line="0" w:lineRule="atLeast"/>
+              <w:rPr>
+                <w:rFonts w:ascii="Times New Roman" w:hAnsi="Times New Roman" w:cs="Times New Roman"/>
+              </w:rPr>
+            </w:pPr>
+            <w:r>
+              <w:rPr>
+                <w:rFonts w:ascii="Times New Roman" w:hAnsi="Times New Roman" w:cs="Times New Roman"/>
+              </w:rPr>
+              <w:t>Passed</w:t>
+            </w:r>
+          </w:p>
+        </w:tc>
+      </w:tr>
+      <w:tr>
+        <w:trPr>
+          <w:jc w:val="center"/>
+        </w:trPr>
+        <w:tc>
+          <w:tcPr>
+            <w:tcW w:w="988" w:type="dxa"/>
+          </w:tcPr>
+          <w:p>
+            <w:pPr>
+              <w:spacing w:before="100" w:beforeAutospacing="1" w:after="100" w:afterAutospacing="1" w:line="0" w:lineRule="atLeast"/>
+              <w:jc w:val="right"/>
+              <w:rPr>
+                <w:rFonts w:ascii="Times New Roman" w:hAnsi="Times New Roman" w:cs="Times New Roman"/>
+              </w:rPr>
+            </w:pPr>
+            <w:r>
+              <w:rPr>
+                <w:rFonts w:ascii="Times New Roman" w:hAnsi="Times New Roman" w:cs="Times New Roman"/>
+              </w:rPr>
+              <w:t>5</w:t>
+            </w:r>
+          </w:p>
+        </w:tc>
+        <w:tc>
+          <w:tcPr>
+            <w:tcW w:w="1134" w:type="dxa"/>
+          </w:tcPr>
+          <w:p>
+            <w:pPr>
+              <w:spacing w:before="100" w:beforeAutospacing="1" w:after="100" w:afterAutospacing="1" w:line="0" w:lineRule="atLeast"/>
+              <w:jc w:val="right"/>
+              <w:rPr>
+                <w:rFonts w:ascii="Times New Roman" w:hAnsi="Times New Roman" w:cs="Times New Roman"/>
+              </w:rPr>
+            </w:pPr>
+            <w:r>
+              <w:rPr>
+                <w:rFonts w:ascii="Times New Roman" w:hAnsi="Times New Roman" w:cs="Times New Roman"/>
+              </w:rPr>
+              <w:t>25.0</w:t>
+            </w:r>
+          </w:p>
+        </w:tc>
+        <w:tc>
+          <w:tcPr>
+            <w:tcW w:w="1275" w:type="dxa"/>
+          </w:tcPr>
+          <w:p>
+            <w:pPr>
+              <w:spacing w:before="100" w:beforeAutospacing="1" w:after="100" w:afterAutospacing="1" w:line="0" w:lineRule="atLeast"/>
+              <w:jc w:val="right"/>
+              <w:rPr>
+                <w:rFonts w:ascii="Times New Roman" w:hAnsi="Times New Roman" w:cs="Times New Roman"/>
+              </w:rPr>
+            </w:pPr>
+            <w:r>
+              <w:rPr>
+                <w:rFonts w:ascii="Times New Roman" w:hAnsi="Times New Roman" w:cs="Times New Roman"/>
+              </w:rPr>
+              <w:t>5.5</w:t>
+            </w:r>
+          </w:p>
+        </w:tc>
+        <w:tc>
+          <w:tcPr>
+            <w:tcW w:w="1276" w:type="dxa"/>
+          </w:tcPr>
+          <w:p>
+            <w:pPr>
+              <w:spacing w:before="100" w:beforeAutospacing="1" w:after="100" w:afterAutospacing="1" w:line="0" w:lineRule="atLeast"/>
+              <w:jc w:val="right"/>
+              <w:rPr>
+                <w:rFonts w:ascii="Times New Roman" w:hAnsi="Times New Roman" w:cs="Times New Roman"/>
+              </w:rPr>
+            </w:pPr>
+            <w:r>
+              <w:rPr>
+                <w:rFonts w:ascii="Times New Roman" w:hAnsi="Times New Roman" w:cs="Times New Roman"/>
+              </w:rPr>
+              <w:t>5.4</w:t>
+            </w:r>
+          </w:p>
+        </w:tc>
+        <w:tc>
+          <w:tcPr>
+            <w:tcW w:w="1701" w:type="dxa"/>
+          </w:tcPr>
+          <w:p>
+            <w:pPr>
+              <w:spacing w:before="100" w:beforeAutospacing="1" w:after="100" w:afterAutospacing="1" w:line="0" w:lineRule="atLeast"/>
+              <w:rPr>
+                <w:rFonts w:ascii="Times New Roman" w:hAnsi="Times New Roman" w:cs="Times New Roman"/>
+              </w:rPr>
+            </w:pPr>
+            <w:r>
+              <w:rPr>
+                <w:rFonts w:ascii="Times New Roman" w:hAnsi="Times New Roman" w:cs="Times New Roman"/>
+              </w:rPr>
+              <w:t>Thả cá</w:t>
+            </w:r>
+          </w:p>
+        </w:tc>
+        <w:tc>
+          <w:tcPr>
+            <w:tcW w:w="1701" w:type="dxa"/>
+          </w:tcPr>
+          <w:p>
+            <w:pPr>
+              <w:spacing w:before="100" w:beforeAutospacing="1" w:after="100" w:afterAutospacing="1" w:line="0" w:lineRule="atLeast"/>
+              <w:rPr>
+                <w:rFonts w:ascii="Times New Roman" w:hAnsi="Times New Roman" w:cs="Times New Roman"/>
+              </w:rPr>
+            </w:pPr>
+            <w:r>
+              <w:rPr>
+                <w:rFonts w:ascii="Times New Roman" w:hAnsi="Times New Roman" w:cs="Times New Roman"/>
+              </w:rPr>
+              <w:t>Thả cá</w:t>
+            </w:r>
+          </w:p>
+        </w:tc>
+        <w:tc>
+          <w:tcPr>
+            <w:tcW w:w="1275" w:type="dxa"/>
+          </w:tcPr>
+          <w:p>
+            <w:pPr>
+              <w:spacing w:before="100" w:beforeAutospacing="1" w:after="100" w:afterAutospacing="1" w:line="0" w:lineRule="atLeast"/>
+              <w:rPr>
+                <w:rFonts w:ascii="Times New Roman" w:hAnsi="Times New Roman" w:cs="Times New Roman"/>
+              </w:rPr>
+            </w:pPr>
+            <w:r>
+              <w:rPr>
+                <w:rFonts w:ascii="Times New Roman" w:hAnsi="Times New Roman" w:cs="Times New Roman"/>
+              </w:rPr>
+              <w:t>Passed</w:t>
+            </w:r>
+          </w:p>
+        </w:tc>
+      </w:tr>
+      <w:tr>
+        <w:trPr>
+          <w:jc w:val="center"/>
+        </w:trPr>
+        <w:tc>
+          <w:tcPr>
+            <w:tcW w:w="988" w:type="dxa"/>
+          </w:tcPr>
+          <w:p>
+            <w:pPr>
+              <w:spacing w:before="100" w:beforeAutospacing="1" w:after="100" w:afterAutospacing="1" w:line="0" w:lineRule="atLeast"/>
+              <w:jc w:val="right"/>
+              <w:rPr>
+                <w:rFonts w:ascii="Times New Roman" w:hAnsi="Times New Roman" w:cs="Times New Roman"/>
+              </w:rPr>
+            </w:pPr>
+            <w:r>
+              <w:rPr>
+                <w:rFonts w:ascii="Times New Roman" w:hAnsi="Times New Roman" w:cs="Times New Roman"/>
+              </w:rPr>
+              <w:t>6</w:t>
+            </w:r>
+          </w:p>
+        </w:tc>
+        <w:tc>
+          <w:tcPr>
+            <w:tcW w:w="1134" w:type="dxa"/>
+          </w:tcPr>
+          <w:p>
+            <w:pPr>
+              <w:spacing w:before="100" w:beforeAutospacing="1" w:after="100" w:afterAutospacing="1" w:line="0" w:lineRule="atLeast"/>
+              <w:jc w:val="right"/>
+              <w:rPr>
+                <w:rFonts w:ascii="Times New Roman" w:hAnsi="Times New Roman" w:cs="Times New Roman"/>
+              </w:rPr>
+            </w:pPr>
+            <w:r>
+              <w:rPr>
+                <w:rFonts w:ascii="Times New Roman" w:hAnsi="Times New Roman" w:cs="Times New Roman"/>
+              </w:rPr>
+              <w:t>25.0</w:t>
+            </w:r>
+          </w:p>
+        </w:tc>
+        <w:tc>
+          <w:tcPr>
+            <w:tcW w:w="1275" w:type="dxa"/>
+          </w:tcPr>
+          <w:p>
+            <w:pPr>
+              <w:spacing w:before="100" w:beforeAutospacing="1" w:after="100" w:afterAutospacing="1" w:line="0" w:lineRule="atLeast"/>
+              <w:jc w:val="right"/>
+              <w:rPr>
+                <w:rFonts w:ascii="Times New Roman" w:hAnsi="Times New Roman" w:cs="Times New Roman"/>
+              </w:rPr>
+            </w:pPr>
+            <w:r>
+              <w:rPr>
+                <w:rFonts w:ascii="Times New Roman" w:hAnsi="Times New Roman" w:cs="Times New Roman"/>
+              </w:rPr>
+              <w:t>5.5</w:t>
+            </w:r>
+          </w:p>
+        </w:tc>
+        <w:tc>
+          <w:tcPr>
+            <w:tcW w:w="1276" w:type="dxa"/>
+          </w:tcPr>
+          <w:p>
+            <w:pPr>
+              <w:spacing w:before="100" w:beforeAutospacing="1" w:after="100" w:afterAutospacing="1" w:line="0" w:lineRule="atLeast"/>
+              <w:jc w:val="right"/>
+              <w:rPr>
+                <w:rFonts w:ascii="Times New Roman" w:hAnsi="Times New Roman" w:cs="Times New Roman"/>
+              </w:rPr>
+            </w:pPr>
+            <w:r>
+              <w:rPr>
+                <w:rFonts w:ascii="Times New Roman" w:hAnsi="Times New Roman" w:cs="Times New Roman"/>
+              </w:rPr>
+              <w:t>5.5</w:t>
+            </w:r>
+          </w:p>
+        </w:tc>
+        <w:tc>
+          <w:tcPr>
+            <w:tcW w:w="1701" w:type="dxa"/>
+          </w:tcPr>
+          <w:p>
+            <w:pPr>
+              <w:spacing w:before="100" w:beforeAutospacing="1" w:after="100" w:afterAutospacing="1" w:line="0" w:lineRule="atLeast"/>
+              <w:rPr>
+                <w:rFonts w:ascii="Times New Roman" w:hAnsi="Times New Roman" w:cs="Times New Roman"/>
+              </w:rPr>
+            </w:pPr>
+            <w:r>
+              <w:rPr>
+                <w:rFonts w:ascii="Times New Roman" w:hAnsi="Times New Roman" w:cs="Times New Roman"/>
+              </w:rPr>
+              <w:t>Thả cá</w:t>
+            </w:r>
+          </w:p>
+        </w:tc>
+        <w:tc>
+          <w:tcPr>
+            <w:tcW w:w="1701" w:type="dxa"/>
+          </w:tcPr>
+          <w:p>
+            <w:pPr>
+              <w:spacing w:before="100" w:beforeAutospacing="1" w:after="100" w:afterAutospacing="1" w:line="0" w:lineRule="atLeast"/>
+              <w:rPr>
+                <w:rFonts w:ascii="Times New Roman" w:hAnsi="Times New Roman" w:cs="Times New Roman"/>
+              </w:rPr>
+            </w:pPr>
+            <w:r>
+              <w:rPr>
+                <w:rFonts w:ascii="Times New Roman" w:hAnsi="Times New Roman" w:cs="Times New Roman"/>
+              </w:rPr>
+              <w:t>Thả cá</w:t>
+            </w:r>
+          </w:p>
+        </w:tc>
+        <w:tc>
+          <w:tcPr>
+            <w:tcW w:w="1275" w:type="dxa"/>
+          </w:tcPr>
+          <w:p>
+            <w:pPr>
+              <w:spacing w:before="100" w:beforeAutospacing="1" w:after="100" w:afterAutospacing="1" w:line="0" w:lineRule="atLeast"/>
+              <w:rPr>
+                <w:rFonts w:ascii="Times New Roman" w:hAnsi="Times New Roman" w:cs="Times New Roman"/>
+              </w:rPr>
+            </w:pPr>
+            <w:r>
+              <w:rPr>
+                <w:rFonts w:ascii="Times New Roman" w:hAnsi="Times New Roman" w:cs="Times New Roman"/>
+              </w:rPr>
+              <w:t>Passed</w:t>
+            </w:r>
+          </w:p>
+        </w:tc>
+      </w:tr>
+      <w:tr>
+        <w:trPr>
+          <w:jc w:val="center"/>
+        </w:trPr>
+        <w:tc>
+          <w:tcPr>
+            <w:tcW w:w="988" w:type="dxa"/>
+          </w:tcPr>
+          <w:p>
+            <w:pPr>
+              <w:spacing w:before="100" w:beforeAutospacing="1" w:after="100" w:afterAutospacing="1" w:line="0" w:lineRule="atLeast"/>
+              <w:jc w:val="right"/>
+              <w:rPr>
+                <w:rFonts w:ascii="Times New Roman" w:hAnsi="Times New Roman" w:cs="Times New Roman"/>
+              </w:rPr>
+            </w:pPr>
+            <w:r>
+              <w:rPr>
+                <w:rFonts w:ascii="Times New Roman" w:hAnsi="Times New Roman" w:cs="Times New Roman"/>
+              </w:rPr>
+              <w:t>7</w:t>
+            </w:r>
+          </w:p>
+        </w:tc>
+        <w:tc>
+          <w:tcPr>
+            <w:tcW w:w="1134" w:type="dxa"/>
+          </w:tcPr>
+          <w:p>
+            <w:pPr>
+              <w:spacing w:before="100" w:beforeAutospacing="1" w:after="100" w:afterAutospacing="1" w:line="0" w:lineRule="atLeast"/>
+              <w:jc w:val="right"/>
+              <w:rPr>
+                <w:rFonts w:ascii="Times New Roman" w:hAnsi="Times New Roman" w:cs="Times New Roman"/>
+              </w:rPr>
+            </w:pPr>
+            <w:r>
+              <w:rPr>
+                <w:rFonts w:ascii="Times New Roman" w:hAnsi="Times New Roman" w:cs="Times New Roman"/>
+              </w:rPr>
+              <w:t>25.0</w:t>
+            </w:r>
+          </w:p>
+        </w:tc>
+        <w:tc>
+          <w:tcPr>
+            <w:tcW w:w="1275" w:type="dxa"/>
+          </w:tcPr>
+          <w:p>
+            <w:pPr>
+              <w:spacing w:before="100" w:beforeAutospacing="1" w:after="100" w:afterAutospacing="1" w:line="0" w:lineRule="atLeast"/>
+              <w:jc w:val="right"/>
+              <w:rPr>
+                <w:rFonts w:ascii="Times New Roman" w:hAnsi="Times New Roman" w:cs="Times New Roman"/>
+              </w:rPr>
+            </w:pPr>
+            <w:r>
+              <w:rPr>
+                <w:rFonts w:ascii="Times New Roman" w:hAnsi="Times New Roman" w:cs="Times New Roman"/>
+              </w:rPr>
+              <w:t>5.5</w:t>
+            </w:r>
+          </w:p>
+        </w:tc>
+        <w:tc>
+          <w:tcPr>
+            <w:tcW w:w="1276" w:type="dxa"/>
+          </w:tcPr>
+          <w:p>
+            <w:pPr>
+              <w:spacing w:before="100" w:beforeAutospacing="1" w:after="100" w:afterAutospacing="1" w:line="0" w:lineRule="atLeast"/>
+              <w:jc w:val="right"/>
+              <w:rPr>
+                <w:rFonts w:ascii="Times New Roman" w:hAnsi="Times New Roman" w:cs="Times New Roman"/>
+              </w:rPr>
+            </w:pPr>
+            <w:r>
+              <w:rPr>
+                <w:rFonts w:ascii="Times New Roman" w:hAnsi="Times New Roman" w:cs="Times New Roman"/>
+              </w:rPr>
+              <w:t>5.6</w:t>
+            </w:r>
+          </w:p>
+        </w:tc>
+        <w:tc>
+          <w:tcPr>
+            <w:tcW w:w="1701" w:type="dxa"/>
+          </w:tcPr>
+          <w:p>
+            <w:pPr>
+              <w:spacing w:before="100" w:beforeAutospacing="1" w:after="100" w:afterAutospacing="1" w:line="0" w:lineRule="atLeast"/>
+              <w:rPr>
+                <w:rFonts w:ascii="Times New Roman" w:hAnsi="Times New Roman" w:cs="Times New Roman"/>
+              </w:rPr>
+            </w:pPr>
+            <w:r>
+              <w:rPr>
+                <w:rFonts w:ascii="Times New Roman" w:hAnsi="Times New Roman" w:cs="Times New Roman"/>
+              </w:rPr>
+              <w:t>Lỗi input</w:t>
+            </w:r>
+          </w:p>
+        </w:tc>
+        <w:tc>
+          <w:tcPr>
+            <w:tcW w:w="1701" w:type="dxa"/>
+          </w:tcPr>
+          <w:p>
+            <w:pPr>
+              <w:spacing w:before="100" w:beforeAutospacing="1" w:after="100" w:afterAutospacing="1" w:line="0" w:lineRule="atLeast"/>
+              <w:rPr>
+                <w:rFonts w:ascii="Times New Roman" w:hAnsi="Times New Roman" w:cs="Times New Roman"/>
+              </w:rPr>
+            </w:pPr>
+            <w:r>
+              <w:rPr>
+                <w:rFonts w:ascii="Times New Roman" w:hAnsi="Times New Roman" w:cs="Times New Roman"/>
+              </w:rPr>
+              <w:t>Lỗi input</w:t>
+            </w:r>
+          </w:p>
+        </w:tc>
+        <w:tc>
+          <w:tcPr>
+            <w:tcW w:w="1275" w:type="dxa"/>
+          </w:tcPr>
+          <w:p>
+            <w:pPr>
+              <w:spacing w:before="100" w:beforeAutospacing="1" w:after="100" w:afterAutospacing="1" w:line="0" w:lineRule="atLeast"/>
+              <w:rPr>
+                <w:rFonts w:ascii="Times New Roman" w:hAnsi="Times New Roman" w:cs="Times New Roman"/>
+              </w:rPr>
+            </w:pPr>
+            <w:r>
+              <w:rPr>
+                <w:rFonts w:ascii="Times New Roman" w:hAnsi="Times New Roman" w:cs="Times New Roman"/>
+              </w:rPr>
+              <w:t>Passed</w:t>
+            </w:r>
+          </w:p>
+        </w:tc>
+      </w:tr>
+      <w:tr>
+        <w:trPr>
+          <w:jc w:val="center"/>
+        </w:trPr>
+        <w:tc>
+          <w:tcPr>
+            <w:tcW w:w="988" w:type="dxa"/>
+          </w:tcPr>
+          <w:p>
+            <w:pPr>
+              <w:spacing w:before="100" w:beforeAutospacing="1" w:after="100" w:afterAutospacing="1" w:line="0" w:lineRule="atLeast"/>
+              <w:jc w:val="right"/>
+              <w:rPr>
+                <w:rFonts w:ascii="Times New Roman" w:hAnsi="Times New Roman" w:cs="Times New Roman"/>
+              </w:rPr>
+            </w:pPr>
+            <w:r>
+              <w:rPr>
+                <w:rFonts w:ascii="Times New Roman" w:hAnsi="Times New Roman" w:cs="Times New Roman"/>
+              </w:rPr>
+              <w:t>8</w:t>
+            </w:r>
+          </w:p>
+        </w:tc>
+        <w:tc>
+          <w:tcPr>
+            <w:tcW w:w="1134" w:type="dxa"/>
+          </w:tcPr>
+          <w:p>
+            <w:pPr>
+              <w:spacing w:before="100" w:beforeAutospacing="1" w:after="100" w:afterAutospacing="1" w:line="0" w:lineRule="atLeast"/>
+              <w:jc w:val="right"/>
+              <w:rPr>
+                <w:rFonts w:ascii="Times New Roman" w:hAnsi="Times New Roman" w:cs="Times New Roman"/>
+              </w:rPr>
+            </w:pPr>
+            <w:r>
+              <w:rPr>
+                <w:rFonts w:ascii="Times New Roman" w:hAnsi="Times New Roman" w:cs="Times New Roman"/>
+              </w:rPr>
+              <w:t>19.9</w:t>
+            </w:r>
+          </w:p>
+        </w:tc>
+        <w:tc>
+          <w:tcPr>
+            <w:tcW w:w="1275" w:type="dxa"/>
+          </w:tcPr>
+          <w:p>
+            <w:pPr>
+              <w:spacing w:before="100" w:beforeAutospacing="1" w:after="100" w:afterAutospacing="1" w:line="0" w:lineRule="atLeast"/>
+              <w:jc w:val="right"/>
+              <w:rPr>
+                <w:rFonts w:ascii="Times New Roman" w:hAnsi="Times New Roman" w:cs="Times New Roman"/>
+              </w:rPr>
+            </w:pPr>
+            <w:r>
+              <w:rPr>
+                <w:rFonts w:ascii="Times New Roman" w:hAnsi="Times New Roman" w:cs="Times New Roman"/>
+              </w:rPr>
+              <w:t>5.5</w:t>
+            </w:r>
+          </w:p>
+        </w:tc>
+        <w:tc>
+          <w:tcPr>
+            <w:tcW w:w="1276" w:type="dxa"/>
+          </w:tcPr>
+          <w:p>
+            <w:pPr>
+              <w:spacing w:before="100" w:beforeAutospacing="1" w:after="100" w:afterAutospacing="1" w:line="0" w:lineRule="atLeast"/>
+              <w:jc w:val="right"/>
+              <w:rPr>
+                <w:rFonts w:ascii="Times New Roman" w:hAnsi="Times New Roman" w:cs="Times New Roman"/>
+              </w:rPr>
+            </w:pPr>
+            <w:r>
+              <w:rPr>
+                <w:rFonts w:ascii="Times New Roman" w:hAnsi="Times New Roman" w:cs="Times New Roman"/>
+              </w:rPr>
+              <w:t>4.0</w:t>
+            </w:r>
+          </w:p>
+        </w:tc>
+        <w:tc>
+          <w:tcPr>
+            <w:tcW w:w="1701" w:type="dxa"/>
+          </w:tcPr>
+          <w:p>
+            <w:pPr>
+              <w:spacing w:before="100" w:beforeAutospacing="1" w:after="100" w:afterAutospacing="1" w:line="0" w:lineRule="atLeast"/>
+              <w:rPr>
+                <w:rFonts w:ascii="Times New Roman" w:hAnsi="Times New Roman" w:cs="Times New Roman"/>
+              </w:rPr>
+            </w:pPr>
+            <w:r>
+              <w:rPr>
+                <w:rFonts w:ascii="Times New Roman" w:hAnsi="Times New Roman" w:cs="Times New Roman"/>
+              </w:rPr>
+              <w:t>Lỗi input</w:t>
+            </w:r>
+          </w:p>
+        </w:tc>
+        <w:tc>
+          <w:tcPr>
+            <w:tcW w:w="1701" w:type="dxa"/>
+          </w:tcPr>
+          <w:p>
+            <w:pPr>
+              <w:spacing w:before="100" w:beforeAutospacing="1" w:after="100" w:afterAutospacing="1" w:line="0" w:lineRule="atLeast"/>
+              <w:rPr>
+                <w:rFonts w:ascii="Times New Roman" w:hAnsi="Times New Roman" w:cs="Times New Roman"/>
+              </w:rPr>
+            </w:pPr>
+            <w:r>
+              <w:rPr>
+                <w:rFonts w:ascii="Times New Roman" w:hAnsi="Times New Roman" w:cs="Times New Roman"/>
+              </w:rPr>
+              <w:t>Lỗi input</w:t>
+            </w:r>
+          </w:p>
+        </w:tc>
+        <w:tc>
+          <w:tcPr>
+            <w:tcW w:w="1275" w:type="dxa"/>
+          </w:tcPr>
+          <w:p>
+            <w:pPr>
+              <w:spacing w:before="100" w:beforeAutospacing="1" w:after="100" w:afterAutospacing="1" w:line="0" w:lineRule="atLeast"/>
+              <w:rPr>
+                <w:rFonts w:ascii="Times New Roman" w:hAnsi="Times New Roman" w:cs="Times New Roman"/>
+              </w:rPr>
+            </w:pPr>
+            <w:r>
+              <w:rPr>
+                <w:rFonts w:ascii="Times New Roman" w:hAnsi="Times New Roman" w:cs="Times New Roman"/>
+              </w:rPr>
+              <w:t>Passed</w:t>
+            </w:r>
+          </w:p>
+        </w:tc>
+      </w:tr>
+      <w:tr>
+        <w:trPr>
+          <w:jc w:val="center"/>
+        </w:trPr>
+        <w:tc>
+          <w:tcPr>
+            <w:tcW w:w="988" w:type="dxa"/>
+          </w:tcPr>
+          <w:p>
+            <w:pPr>
+              <w:spacing w:before="100" w:beforeAutospacing="1" w:after="100" w:afterAutospacing="1" w:line="0" w:lineRule="atLeast"/>
+              <w:jc w:val="right"/>
+              <w:rPr>
+                <w:rFonts w:ascii="Times New Roman" w:hAnsi="Times New Roman" w:cs="Times New Roman"/>
+              </w:rPr>
+            </w:pPr>
+            <w:r>
+              <w:rPr>
+                <w:rFonts w:ascii="Times New Roman" w:hAnsi="Times New Roman" w:cs="Times New Roman"/>
+              </w:rPr>
+              <w:t>9</w:t>
+            </w:r>
+          </w:p>
+        </w:tc>
+        <w:tc>
+          <w:tcPr>
+            <w:tcW w:w="1134" w:type="dxa"/>
+          </w:tcPr>
+          <w:p>
+            <w:pPr>
+              <w:spacing w:before="100" w:beforeAutospacing="1" w:after="100" w:afterAutospacing="1" w:line="0" w:lineRule="atLeast"/>
+              <w:jc w:val="right"/>
+              <w:rPr>
+                <w:rFonts w:ascii="Times New Roman" w:hAnsi="Times New Roman" w:cs="Times New Roman"/>
+              </w:rPr>
+            </w:pPr>
+            <w:r>
+              <w:rPr>
+                <w:rFonts w:ascii="Times New Roman" w:hAnsi="Times New Roman" w:cs="Times New Roman"/>
+              </w:rPr>
+              <w:t>20.0</w:t>
+            </w:r>
+          </w:p>
+        </w:tc>
+        <w:tc>
+          <w:tcPr>
+            <w:tcW w:w="1275" w:type="dxa"/>
+          </w:tcPr>
+          <w:p>
+            <w:pPr>
+              <w:spacing w:before="100" w:beforeAutospacing="1" w:after="100" w:afterAutospacing="1" w:line="0" w:lineRule="atLeast"/>
+              <w:jc w:val="right"/>
+              <w:rPr>
+                <w:rFonts w:ascii="Times New Roman" w:hAnsi="Times New Roman" w:cs="Times New Roman"/>
+              </w:rPr>
+            </w:pPr>
+            <w:r>
+              <w:rPr>
+                <w:rFonts w:ascii="Times New Roman" w:hAnsi="Times New Roman" w:cs="Times New Roman"/>
+              </w:rPr>
+              <w:t>5.5</w:t>
+            </w:r>
+          </w:p>
+        </w:tc>
+        <w:tc>
+          <w:tcPr>
+            <w:tcW w:w="1276" w:type="dxa"/>
+          </w:tcPr>
+          <w:p>
+            <w:pPr>
+              <w:spacing w:before="100" w:beforeAutospacing="1" w:after="100" w:afterAutospacing="1" w:line="0" w:lineRule="atLeast"/>
+              <w:jc w:val="right"/>
+              <w:rPr>
+                <w:rFonts w:ascii="Times New Roman" w:hAnsi="Times New Roman" w:cs="Times New Roman"/>
+              </w:rPr>
+            </w:pPr>
+            <w:r>
+              <w:rPr>
+                <w:rFonts w:ascii="Times New Roman" w:hAnsi="Times New Roman" w:cs="Times New Roman"/>
+              </w:rPr>
+              <w:t>4.0</w:t>
+            </w:r>
+          </w:p>
+        </w:tc>
+        <w:tc>
+          <w:tcPr>
+            <w:tcW w:w="1701" w:type="dxa"/>
+          </w:tcPr>
+          <w:p>
+            <w:pPr>
+              <w:spacing w:before="100" w:beforeAutospacing="1" w:after="100" w:afterAutospacing="1" w:line="0" w:lineRule="atLeast"/>
+              <w:rPr>
+                <w:rFonts w:ascii="Times New Roman" w:hAnsi="Times New Roman" w:cs="Times New Roman"/>
+              </w:rPr>
+            </w:pPr>
+            <w:r>
+              <w:rPr>
+                <w:rFonts w:ascii="Times New Roman" w:hAnsi="Times New Roman" w:cs="Times New Roman"/>
+              </w:rPr>
+              <w:t>Không thả gì</w:t>
+            </w:r>
+          </w:p>
+        </w:tc>
+        <w:tc>
+          <w:tcPr>
+            <w:tcW w:w="1701" w:type="dxa"/>
+          </w:tcPr>
+          <w:p>
+            <w:pPr>
+              <w:spacing w:before="100" w:beforeAutospacing="1" w:after="100" w:afterAutospacing="1" w:line="0" w:lineRule="atLeast"/>
+              <w:rPr>
+                <w:rFonts w:ascii="Times New Roman" w:hAnsi="Times New Roman" w:cs="Times New Roman"/>
+              </w:rPr>
+            </w:pPr>
+            <w:r>
+              <w:rPr>
+                <w:rFonts w:ascii="Times New Roman" w:hAnsi="Times New Roman" w:cs="Times New Roman"/>
+              </w:rPr>
+              <w:t>Thả tôm</w:t>
+            </w:r>
+          </w:p>
+        </w:tc>
+        <w:tc>
+          <w:tcPr>
+            <w:tcW w:w="1275" w:type="dxa"/>
+          </w:tcPr>
+          <w:p>
+            <w:pPr>
+              <w:spacing w:before="100" w:beforeAutospacing="1" w:after="100" w:afterAutospacing="1" w:line="0" w:lineRule="atLeast"/>
+              <w:rPr>
+                <w:rFonts w:ascii="Times New Roman" w:hAnsi="Times New Roman" w:cs="Times New Roman"/>
+              </w:rPr>
+            </w:pPr>
+            <w:r>
+              <w:rPr>
+                <w:rFonts w:ascii="Times New Roman" w:hAnsi="Times New Roman" w:cs="Times New Roman"/>
+              </w:rPr>
+              <w:t>Passed</w:t>
+            </w:r>
+          </w:p>
+        </w:tc>
+      </w:tr>
+      <w:tr>
+        <w:trPr>
+          <w:jc w:val="center"/>
+        </w:trPr>
+        <w:tc>
+          <w:tcPr>
+            <w:tcW w:w="988" w:type="dxa"/>
+          </w:tcPr>
+          <w:p>
+            <w:pPr>
+              <w:spacing w:before="100" w:beforeAutospacing="1" w:after="100" w:afterAutospacing="1" w:line="0" w:lineRule="atLeast"/>
+              <w:jc w:val="right"/>
+              <w:rPr>
+                <w:rFonts w:ascii="Times New Roman" w:hAnsi="Times New Roman" w:cs="Times New Roman"/>
+              </w:rPr>
+            </w:pPr>
+            <w:r>
+              <w:rPr>
+                <w:rFonts w:ascii="Times New Roman" w:hAnsi="Times New Roman" w:cs="Times New Roman"/>
+              </w:rPr>
+              <w:t>10</w:t>
+            </w:r>
+          </w:p>
+        </w:tc>
+        <w:tc>
+          <w:tcPr>
+            <w:tcW w:w="1134" w:type="dxa"/>
+          </w:tcPr>
+          <w:p>
+            <w:pPr>
+              <w:spacing w:before="100" w:beforeAutospacing="1" w:after="100" w:afterAutospacing="1" w:line="0" w:lineRule="atLeast"/>
+              <w:jc w:val="right"/>
+              <w:rPr>
+                <w:rFonts w:ascii="Times New Roman" w:hAnsi="Times New Roman" w:cs="Times New Roman"/>
+              </w:rPr>
+            </w:pPr>
+            <w:r>
+              <w:rPr>
+                <w:rFonts w:ascii="Times New Roman" w:hAnsi="Times New Roman" w:cs="Times New Roman"/>
+              </w:rPr>
+              <w:t>20.1</w:t>
+            </w:r>
+          </w:p>
+        </w:tc>
+        <w:tc>
+          <w:tcPr>
+            <w:tcW w:w="1275" w:type="dxa"/>
+          </w:tcPr>
+          <w:p>
+            <w:pPr>
+              <w:spacing w:before="100" w:beforeAutospacing="1" w:after="100" w:afterAutospacing="1" w:line="0" w:lineRule="atLeast"/>
+              <w:jc w:val="right"/>
+              <w:rPr>
+                <w:rFonts w:ascii="Times New Roman" w:hAnsi="Times New Roman" w:cs="Times New Roman"/>
+              </w:rPr>
+            </w:pPr>
+            <w:r>
+              <w:rPr>
+                <w:rFonts w:ascii="Times New Roman" w:hAnsi="Times New Roman" w:cs="Times New Roman"/>
+              </w:rPr>
+              <w:t>5.5</w:t>
+            </w:r>
+          </w:p>
+        </w:tc>
+        <w:tc>
+          <w:tcPr>
+            <w:tcW w:w="1276" w:type="dxa"/>
+          </w:tcPr>
+          <w:p>
+            <w:pPr>
+              <w:spacing w:before="100" w:beforeAutospacing="1" w:after="100" w:afterAutospacing="1" w:line="0" w:lineRule="atLeast"/>
+              <w:jc w:val="right"/>
+              <w:rPr>
+                <w:rFonts w:ascii="Times New Roman" w:hAnsi="Times New Roman" w:cs="Times New Roman"/>
+              </w:rPr>
+            </w:pPr>
+            <w:r>
+              <w:rPr>
+                <w:rFonts w:ascii="Times New Roman" w:hAnsi="Times New Roman" w:cs="Times New Roman"/>
+              </w:rPr>
+              <w:t>4.0</w:t>
+            </w:r>
+          </w:p>
+        </w:tc>
+        <w:tc>
+          <w:tcPr>
+            <w:tcW w:w="1701" w:type="dxa"/>
+          </w:tcPr>
+          <w:p>
+            <w:pPr>
+              <w:spacing w:before="100" w:beforeAutospacing="1" w:after="100" w:afterAutospacing="1" w:line="0" w:lineRule="atLeast"/>
+              <w:rPr>
+                <w:rFonts w:ascii="Times New Roman" w:hAnsi="Times New Roman" w:cs="Times New Roman"/>
+              </w:rPr>
+            </w:pPr>
+            <w:r>
+              <w:rPr>
+                <w:rFonts w:ascii="Times New Roman" w:hAnsi="Times New Roman" w:cs="Times New Roman"/>
+              </w:rPr>
+              <w:t>Không thả gì</w:t>
+            </w:r>
+          </w:p>
+        </w:tc>
+        <w:tc>
+          <w:tcPr>
+            <w:tcW w:w="1701" w:type="dxa"/>
+          </w:tcPr>
+          <w:p>
+            <w:pPr>
+              <w:spacing w:before="100" w:beforeAutospacing="1" w:after="100" w:afterAutospacing="1" w:line="0" w:lineRule="atLeast"/>
+              <w:rPr>
+                <w:rFonts w:ascii="Times New Roman" w:hAnsi="Times New Roman" w:cs="Times New Roman"/>
+              </w:rPr>
+            </w:pPr>
+            <w:r>
+              <w:rPr>
+                <w:rFonts w:ascii="Times New Roman" w:hAnsi="Times New Roman" w:cs="Times New Roman"/>
+              </w:rPr>
+              <w:t>Thả tôm</w:t>
+            </w:r>
+          </w:p>
+        </w:tc>
+        <w:tc>
+          <w:tcPr>
+            <w:tcW w:w="1275" w:type="dxa"/>
+          </w:tcPr>
+          <w:p>
+            <w:pPr>
+              <w:spacing w:before="100" w:beforeAutospacing="1" w:after="100" w:afterAutospacing="1" w:line="0" w:lineRule="atLeast"/>
+              <w:rPr>
+                <w:rFonts w:ascii="Times New Roman" w:hAnsi="Times New Roman" w:cs="Times New Roman"/>
+              </w:rPr>
+            </w:pPr>
+            <w:r>
+              <w:rPr>
+                <w:rFonts w:ascii="Times New Roman" w:hAnsi="Times New Roman" w:cs="Times New Roman"/>
+              </w:rPr>
+              <w:t>Passed</w:t>
+            </w:r>
+          </w:p>
+        </w:tc>
+      </w:tr>
+      <w:tr>
+        <w:trPr>
+          <w:jc w:val="center"/>
+        </w:trPr>
+        <w:tc>
+          <w:tcPr>
+            <w:tcW w:w="988" w:type="dxa"/>
+          </w:tcPr>
+          <w:p>
+            <w:pPr>
+              <w:spacing w:before="100" w:beforeAutospacing="1" w:after="100" w:afterAutospacing="1" w:line="0" w:lineRule="atLeast"/>
+              <w:jc w:val="right"/>
+              <w:rPr>
+                <w:rFonts w:ascii="Times New Roman" w:hAnsi="Times New Roman" w:cs="Times New Roman"/>
+              </w:rPr>
+            </w:pPr>
+            <w:r>
+              <w:rPr>
+                <w:rFonts w:ascii="Times New Roman" w:hAnsi="Times New Roman" w:cs="Times New Roman"/>
+              </w:rPr>
+              <w:t>11</w:t>
+            </w:r>
+          </w:p>
+        </w:tc>
+        <w:tc>
+          <w:tcPr>
+            <w:tcW w:w="1134" w:type="dxa"/>
+          </w:tcPr>
+          <w:p>
+            <w:pPr>
+              <w:spacing w:before="100" w:beforeAutospacing="1" w:after="100" w:afterAutospacing="1" w:line="0" w:lineRule="atLeast"/>
+              <w:jc w:val="right"/>
+              <w:rPr>
+                <w:rFonts w:ascii="Times New Roman" w:hAnsi="Times New Roman" w:cs="Times New Roman"/>
+              </w:rPr>
+            </w:pPr>
+            <w:r>
+              <w:rPr>
+                <w:rFonts w:ascii="Times New Roman" w:hAnsi="Times New Roman" w:cs="Times New Roman"/>
+              </w:rPr>
+              <w:t>29.9</w:t>
+            </w:r>
+          </w:p>
+        </w:tc>
+        <w:tc>
+          <w:tcPr>
+            <w:tcW w:w="1275" w:type="dxa"/>
+          </w:tcPr>
+          <w:p>
+            <w:pPr>
+              <w:spacing w:before="100" w:beforeAutospacing="1" w:after="100" w:afterAutospacing="1" w:line="0" w:lineRule="atLeast"/>
+              <w:jc w:val="right"/>
+              <w:rPr>
+                <w:rFonts w:ascii="Times New Roman" w:hAnsi="Times New Roman" w:cs="Times New Roman"/>
+              </w:rPr>
+            </w:pPr>
+            <w:r>
+              <w:rPr>
+                <w:rFonts w:ascii="Times New Roman" w:hAnsi="Times New Roman" w:cs="Times New Roman"/>
+              </w:rPr>
+              <w:t>5.5</w:t>
+            </w:r>
+          </w:p>
+        </w:tc>
+        <w:tc>
+          <w:tcPr>
+            <w:tcW w:w="1276" w:type="dxa"/>
+          </w:tcPr>
+          <w:p>
+            <w:pPr>
+              <w:spacing w:before="100" w:beforeAutospacing="1" w:after="100" w:afterAutospacing="1" w:line="0" w:lineRule="atLeast"/>
+              <w:jc w:val="right"/>
+              <w:rPr>
+                <w:rFonts w:ascii="Times New Roman" w:hAnsi="Times New Roman" w:cs="Times New Roman"/>
+              </w:rPr>
+            </w:pPr>
+            <w:r>
+              <w:rPr>
+                <w:rFonts w:ascii="Times New Roman" w:hAnsi="Times New Roman" w:cs="Times New Roman"/>
+              </w:rPr>
+              <w:t>4.0</w:t>
+            </w:r>
+          </w:p>
+        </w:tc>
+        <w:tc>
+          <w:tcPr>
+            <w:tcW w:w="1701" w:type="dxa"/>
+          </w:tcPr>
+          <w:p>
+            <w:pPr>
+              <w:spacing w:before="100" w:beforeAutospacing="1" w:after="100" w:afterAutospacing="1" w:line="0" w:lineRule="atLeast"/>
+              <w:rPr>
+                <w:rFonts w:ascii="Times New Roman" w:hAnsi="Times New Roman" w:cs="Times New Roman"/>
+              </w:rPr>
+            </w:pPr>
+            <w:r>
+              <w:rPr>
+                <w:rFonts w:ascii="Times New Roman" w:hAnsi="Times New Roman" w:cs="Times New Roman"/>
+              </w:rPr>
+              <w:t>Thả tôm</w:t>
+            </w:r>
+          </w:p>
+        </w:tc>
+        <w:tc>
+          <w:tcPr>
+            <w:tcW w:w="1701" w:type="dxa"/>
+          </w:tcPr>
+          <w:p>
+            <w:pPr>
+              <w:spacing w:before="100" w:beforeAutospacing="1" w:after="100" w:afterAutospacing="1" w:line="0" w:lineRule="atLeast"/>
+              <w:rPr>
+                <w:rFonts w:ascii="Times New Roman" w:hAnsi="Times New Roman" w:cs="Times New Roman"/>
+              </w:rPr>
+            </w:pPr>
+            <w:r>
+              <w:rPr>
+                <w:rFonts w:ascii="Times New Roman" w:hAnsi="Times New Roman" w:cs="Times New Roman"/>
+              </w:rPr>
+              <w:t>Thả tôm</w:t>
+            </w:r>
+          </w:p>
+        </w:tc>
+        <w:tc>
+          <w:tcPr>
+            <w:tcW w:w="1275" w:type="dxa"/>
+          </w:tcPr>
+          <w:p>
+            <w:pPr>
+              <w:spacing w:before="100" w:beforeAutospacing="1" w:after="100" w:afterAutospacing="1" w:line="0" w:lineRule="atLeast"/>
+              <w:rPr>
+                <w:rFonts w:ascii="Times New Roman" w:hAnsi="Times New Roman" w:cs="Times New Roman"/>
+              </w:rPr>
+            </w:pPr>
+            <w:r>
+              <w:rPr>
+                <w:rFonts w:ascii="Times New Roman" w:hAnsi="Times New Roman" w:cs="Times New Roman"/>
+              </w:rPr>
+              <w:t>Passed</w:t>
+            </w:r>
+          </w:p>
+        </w:tc>
+      </w:tr>
+      <w:tr>
+        <w:trPr>
+          <w:jc w:val="center"/>
+        </w:trPr>
+        <w:tc>
+          <w:tcPr>
+            <w:tcW w:w="988" w:type="dxa"/>
+          </w:tcPr>
+          <w:p>
+            <w:pPr>
+              <w:spacing w:before="100" w:beforeAutospacing="1" w:after="100" w:afterAutospacing="1" w:line="0" w:lineRule="atLeast"/>
+              <w:jc w:val="right"/>
+              <w:rPr>
+                <w:rFonts w:ascii="Times New Roman" w:hAnsi="Times New Roman" w:cs="Times New Roman"/>
+              </w:rPr>
+            </w:pPr>
+            <w:r>
+              <w:rPr>
+                <w:rFonts w:ascii="Times New Roman" w:hAnsi="Times New Roman" w:cs="Times New Roman"/>
+              </w:rPr>
+              <w:lastRenderedPageBreak/>
+              <w:t>12</w:t>
+            </w:r>
+          </w:p>
+        </w:tc>
+        <w:tc>
+          <w:tcPr>
+            <w:tcW w:w="1134" w:type="dxa"/>
+          </w:tcPr>
+          <w:p>
+            <w:pPr>
+              <w:spacing w:before="100" w:beforeAutospacing="1" w:after="100" w:afterAutospacing="1" w:line="0" w:lineRule="atLeast"/>
+              <w:jc w:val="right"/>
+              <w:rPr>
+                <w:rFonts w:ascii="Times New Roman" w:hAnsi="Times New Roman" w:cs="Times New Roman"/>
+              </w:rPr>
+            </w:pPr>
+            <w:r>
+              <w:rPr>
+                <w:rFonts w:ascii="Times New Roman" w:hAnsi="Times New Roman" w:cs="Times New Roman"/>
+              </w:rPr>
+              <w:t>30.0</w:t>
+            </w:r>
+          </w:p>
+        </w:tc>
+        <w:tc>
+          <w:tcPr>
+            <w:tcW w:w="1275" w:type="dxa"/>
+          </w:tcPr>
+          <w:p>
+            <w:pPr>
+              <w:spacing w:before="100" w:beforeAutospacing="1" w:after="100" w:afterAutospacing="1" w:line="0" w:lineRule="atLeast"/>
+              <w:jc w:val="right"/>
+              <w:rPr>
+                <w:rFonts w:ascii="Times New Roman" w:hAnsi="Times New Roman" w:cs="Times New Roman"/>
+              </w:rPr>
+            </w:pPr>
+            <w:r>
+              <w:rPr>
+                <w:rFonts w:ascii="Times New Roman" w:hAnsi="Times New Roman" w:cs="Times New Roman"/>
+              </w:rPr>
+              <w:t>5.5</w:t>
+            </w:r>
+          </w:p>
+        </w:tc>
+        <w:tc>
+          <w:tcPr>
+            <w:tcW w:w="1276" w:type="dxa"/>
+          </w:tcPr>
+          <w:p>
+            <w:pPr>
+              <w:spacing w:before="100" w:beforeAutospacing="1" w:after="100" w:afterAutospacing="1" w:line="0" w:lineRule="atLeast"/>
+              <w:jc w:val="right"/>
+              <w:rPr>
+                <w:rFonts w:ascii="Times New Roman" w:hAnsi="Times New Roman" w:cs="Times New Roman"/>
+              </w:rPr>
+            </w:pPr>
+            <w:r>
+              <w:rPr>
+                <w:rFonts w:ascii="Times New Roman" w:hAnsi="Times New Roman" w:cs="Times New Roman"/>
+              </w:rPr>
+              <w:t>4.0</w:t>
+            </w:r>
+          </w:p>
+        </w:tc>
+        <w:tc>
+          <w:tcPr>
+            <w:tcW w:w="1701" w:type="dxa"/>
+          </w:tcPr>
+          <w:p>
+            <w:pPr>
+              <w:spacing w:before="100" w:beforeAutospacing="1" w:after="100" w:afterAutospacing="1" w:line="0" w:lineRule="atLeast"/>
+              <w:rPr>
+                <w:rFonts w:ascii="Times New Roman" w:hAnsi="Times New Roman" w:cs="Times New Roman"/>
+              </w:rPr>
+            </w:pPr>
+            <w:r>
+              <w:rPr>
+                <w:rFonts w:ascii="Times New Roman" w:hAnsi="Times New Roman" w:cs="Times New Roman"/>
+              </w:rPr>
+              <w:t>Thả tôm</w:t>
+            </w:r>
+          </w:p>
+        </w:tc>
+        <w:tc>
+          <w:tcPr>
+            <w:tcW w:w="1701" w:type="dxa"/>
+          </w:tcPr>
+          <w:p>
+            <w:pPr>
+              <w:spacing w:before="100" w:beforeAutospacing="1" w:after="100" w:afterAutospacing="1" w:line="0" w:lineRule="atLeast"/>
+              <w:rPr>
+                <w:rFonts w:ascii="Times New Roman" w:hAnsi="Times New Roman" w:cs="Times New Roman"/>
+              </w:rPr>
+            </w:pPr>
+            <w:r>
+              <w:rPr>
+                <w:rFonts w:ascii="Times New Roman" w:hAnsi="Times New Roman" w:cs="Times New Roman"/>
+              </w:rPr>
+              <w:t>Thả tôm</w:t>
+            </w:r>
+          </w:p>
+        </w:tc>
+        <w:tc>
+          <w:tcPr>
+            <w:tcW w:w="1275" w:type="dxa"/>
+          </w:tcPr>
+          <w:p>
+            <w:pPr>
+              <w:spacing w:before="100" w:beforeAutospacing="1" w:after="100" w:afterAutospacing="1" w:line="0" w:lineRule="atLeast"/>
+              <w:rPr>
+                <w:rFonts w:ascii="Times New Roman" w:hAnsi="Times New Roman" w:cs="Times New Roman"/>
+              </w:rPr>
+            </w:pPr>
+            <w:r>
+              <w:rPr>
+                <w:rFonts w:ascii="Times New Roman" w:hAnsi="Times New Roman" w:cs="Times New Roman"/>
+              </w:rPr>
+              <w:t>Passed</w:t>
+            </w:r>
+          </w:p>
+        </w:tc>
+      </w:tr>
+      <w:tr>
+        <w:trPr>
+          <w:jc w:val="center"/>
+        </w:trPr>
+        <w:tc>
+          <w:tcPr>
+            <w:tcW w:w="988" w:type="dxa"/>
+          </w:tcPr>
+          <w:p>
+            <w:pPr>
+              <w:spacing w:before="100" w:beforeAutospacing="1" w:after="100" w:afterAutospacing="1" w:line="0" w:lineRule="atLeast"/>
+              <w:jc w:val="right"/>
+              <w:rPr>
+                <w:rFonts w:ascii="Times New Roman" w:hAnsi="Times New Roman" w:cs="Times New Roman"/>
+              </w:rPr>
+            </w:pPr>
+            <w:r>
+              <w:rPr>
+                <w:rFonts w:ascii="Times New Roman" w:hAnsi="Times New Roman" w:cs="Times New Roman"/>
+              </w:rPr>
+              <w:t>13</w:t>
+            </w:r>
+          </w:p>
+        </w:tc>
+        <w:tc>
+          <w:tcPr>
+            <w:tcW w:w="1134" w:type="dxa"/>
+          </w:tcPr>
+          <w:p>
+            <w:pPr>
+              <w:spacing w:before="100" w:beforeAutospacing="1" w:after="100" w:afterAutospacing="1" w:line="0" w:lineRule="atLeast"/>
+              <w:jc w:val="right"/>
+              <w:rPr>
+                <w:rFonts w:ascii="Times New Roman" w:hAnsi="Times New Roman" w:cs="Times New Roman"/>
+              </w:rPr>
+            </w:pPr>
+            <w:r>
+              <w:rPr>
+                <w:rFonts w:ascii="Times New Roman" w:hAnsi="Times New Roman" w:cs="Times New Roman"/>
+              </w:rPr>
+              <w:t>30.1</w:t>
+            </w:r>
+          </w:p>
+        </w:tc>
+        <w:tc>
+          <w:tcPr>
+            <w:tcW w:w="1275" w:type="dxa"/>
+          </w:tcPr>
+          <w:p>
+            <w:pPr>
+              <w:spacing w:before="100" w:beforeAutospacing="1" w:after="100" w:afterAutospacing="1" w:line="0" w:lineRule="atLeast"/>
+              <w:jc w:val="right"/>
+              <w:rPr>
+                <w:rFonts w:ascii="Times New Roman" w:hAnsi="Times New Roman" w:cs="Times New Roman"/>
+              </w:rPr>
+            </w:pPr>
+            <w:r>
+              <w:rPr>
+                <w:rFonts w:ascii="Times New Roman" w:hAnsi="Times New Roman" w:cs="Times New Roman"/>
+              </w:rPr>
+              <w:t>5.5</w:t>
+            </w:r>
+          </w:p>
+        </w:tc>
+        <w:tc>
+          <w:tcPr>
+            <w:tcW w:w="1276" w:type="dxa"/>
+          </w:tcPr>
+          <w:p>
+            <w:pPr>
+              <w:spacing w:before="100" w:beforeAutospacing="1" w:after="100" w:afterAutospacing="1" w:line="0" w:lineRule="atLeast"/>
+              <w:jc w:val="right"/>
+              <w:rPr>
+                <w:rFonts w:ascii="Times New Roman" w:hAnsi="Times New Roman" w:cs="Times New Roman"/>
+              </w:rPr>
+            </w:pPr>
+            <w:r>
+              <w:rPr>
+                <w:rFonts w:ascii="Times New Roman" w:hAnsi="Times New Roman" w:cs="Times New Roman"/>
+              </w:rPr>
+              <w:t>4.0</w:t>
+            </w:r>
+          </w:p>
+        </w:tc>
+        <w:tc>
+          <w:tcPr>
+            <w:tcW w:w="1701" w:type="dxa"/>
+          </w:tcPr>
+          <w:p>
+            <w:pPr>
+              <w:spacing w:before="100" w:beforeAutospacing="1" w:after="100" w:afterAutospacing="1" w:line="0" w:lineRule="atLeast"/>
+              <w:rPr>
+                <w:rFonts w:ascii="Times New Roman" w:hAnsi="Times New Roman" w:cs="Times New Roman"/>
+              </w:rPr>
+            </w:pPr>
+            <w:r>
+              <w:rPr>
+                <w:rFonts w:ascii="Times New Roman" w:hAnsi="Times New Roman" w:cs="Times New Roman"/>
+              </w:rPr>
+              <w:t>Lỗi input</w:t>
+            </w:r>
+          </w:p>
+        </w:tc>
+        <w:tc>
+          <w:tcPr>
+            <w:tcW w:w="1701" w:type="dxa"/>
+          </w:tcPr>
+          <w:p>
+            <w:pPr>
+              <w:spacing w:before="100" w:beforeAutospacing="1" w:after="100" w:afterAutospacing="1" w:line="0" w:lineRule="atLeast"/>
+              <w:rPr>
+                <w:rFonts w:ascii="Times New Roman" w:hAnsi="Times New Roman" w:cs="Times New Roman"/>
+              </w:rPr>
+            </w:pPr>
+            <w:r>
+              <w:rPr>
+                <w:rFonts w:ascii="Times New Roman" w:hAnsi="Times New Roman" w:cs="Times New Roman"/>
+              </w:rPr>
+              <w:t>Lỗi input</w:t>
+            </w:r>
+          </w:p>
+        </w:tc>
+        <w:tc>
+          <w:tcPr>
+            <w:tcW w:w="1275" w:type="dxa"/>
+          </w:tcPr>
+          <w:p>
+            <w:pPr>
+              <w:spacing w:before="100" w:beforeAutospacing="1" w:after="100" w:afterAutospacing="1" w:line="0" w:lineRule="atLeast"/>
+              <w:rPr>
+                <w:rFonts w:ascii="Times New Roman" w:hAnsi="Times New Roman" w:cs="Times New Roman"/>
+              </w:rPr>
+            </w:pPr>
+            <w:r>
+              <w:rPr>
+                <w:rFonts w:ascii="Times New Roman" w:hAnsi="Times New Roman" w:cs="Times New Roman"/>
+              </w:rPr>
+              <w:t>Passed</w:t>
+            </w:r>
+          </w:p>
+        </w:tc>
+      </w:tr>
+      <w:tr>
+        <w:trPr>
+          <w:jc w:val="center"/>
+        </w:trPr>
+        <w:tc>
+          <w:tcPr>
+            <w:tcW w:w="988" w:type="dxa"/>
+          </w:tcPr>
+          <w:p>
+            <w:pPr>
+              <w:spacing w:before="100" w:beforeAutospacing="1" w:after="100" w:afterAutospacing="1" w:line="0" w:lineRule="atLeast"/>
+              <w:jc w:val="right"/>
+              <w:rPr>
+                <w:rFonts w:ascii="Times New Roman" w:hAnsi="Times New Roman" w:cs="Times New Roman"/>
+              </w:rPr>
+            </w:pPr>
+            <w:r>
+              <w:rPr>
+                <w:rFonts w:ascii="Times New Roman" w:hAnsi="Times New Roman" w:cs="Times New Roman"/>
+              </w:rPr>
+              <w:t>14</w:t>
+            </w:r>
+          </w:p>
+        </w:tc>
+        <w:tc>
+          <w:tcPr>
+            <w:tcW w:w="1134" w:type="dxa"/>
+          </w:tcPr>
+          <w:p>
+            <w:pPr>
+              <w:spacing w:before="100" w:beforeAutospacing="1" w:after="100" w:afterAutospacing="1" w:line="0" w:lineRule="atLeast"/>
+              <w:jc w:val="right"/>
+              <w:rPr>
+                <w:rFonts w:ascii="Times New Roman" w:hAnsi="Times New Roman" w:cs="Times New Roman"/>
+              </w:rPr>
+            </w:pPr>
+            <w:r>
+              <w:rPr>
+                <w:rFonts w:ascii="Times New Roman" w:hAnsi="Times New Roman" w:cs="Times New Roman"/>
+              </w:rPr>
+              <w:t>25.0</w:t>
+            </w:r>
+          </w:p>
+        </w:tc>
+        <w:tc>
+          <w:tcPr>
+            <w:tcW w:w="1275" w:type="dxa"/>
+          </w:tcPr>
+          <w:p>
+            <w:pPr>
+              <w:spacing w:before="100" w:beforeAutospacing="1" w:after="100" w:afterAutospacing="1" w:line="0" w:lineRule="atLeast"/>
+              <w:jc w:val="right"/>
+              <w:rPr>
+                <w:rFonts w:ascii="Times New Roman" w:hAnsi="Times New Roman" w:cs="Times New Roman"/>
+              </w:rPr>
+            </w:pPr>
+            <w:r>
+              <w:rPr>
+                <w:rFonts w:ascii="Times New Roman" w:hAnsi="Times New Roman" w:cs="Times New Roman"/>
+              </w:rPr>
+              <w:t>3.9</w:t>
+            </w:r>
+          </w:p>
+        </w:tc>
+        <w:tc>
+          <w:tcPr>
+            <w:tcW w:w="1276" w:type="dxa"/>
+          </w:tcPr>
+          <w:p>
+            <w:pPr>
+              <w:spacing w:before="100" w:beforeAutospacing="1" w:after="100" w:afterAutospacing="1" w:line="0" w:lineRule="atLeast"/>
+              <w:jc w:val="right"/>
+              <w:rPr>
+                <w:rFonts w:ascii="Times New Roman" w:hAnsi="Times New Roman" w:cs="Times New Roman"/>
+              </w:rPr>
+            </w:pPr>
+            <w:r>
+              <w:rPr>
+                <w:rFonts w:ascii="Times New Roman" w:hAnsi="Times New Roman" w:cs="Times New Roman"/>
+              </w:rPr>
+              <w:t>4.0</w:t>
+            </w:r>
+          </w:p>
+        </w:tc>
+        <w:tc>
+          <w:tcPr>
+            <w:tcW w:w="1701" w:type="dxa"/>
+          </w:tcPr>
+          <w:p>
+            <w:pPr>
+              <w:spacing w:before="100" w:beforeAutospacing="1" w:after="100" w:afterAutospacing="1" w:line="0" w:lineRule="atLeast"/>
+              <w:rPr>
+                <w:rFonts w:ascii="Times New Roman" w:hAnsi="Times New Roman" w:cs="Times New Roman"/>
+              </w:rPr>
+            </w:pPr>
+            <w:r>
+              <w:rPr>
+                <w:rFonts w:ascii="Times New Roman" w:hAnsi="Times New Roman" w:cs="Times New Roman"/>
+              </w:rPr>
+              <w:t>Lỗi input</w:t>
+            </w:r>
+          </w:p>
+        </w:tc>
+        <w:tc>
+          <w:tcPr>
+            <w:tcW w:w="1701" w:type="dxa"/>
+          </w:tcPr>
+          <w:p>
+            <w:pPr>
+              <w:spacing w:before="100" w:beforeAutospacing="1" w:after="100" w:afterAutospacing="1" w:line="0" w:lineRule="atLeast"/>
+              <w:rPr>
+                <w:rFonts w:ascii="Times New Roman" w:hAnsi="Times New Roman" w:cs="Times New Roman"/>
+              </w:rPr>
+            </w:pPr>
+            <w:r>
+              <w:rPr>
+                <w:rFonts w:ascii="Times New Roman" w:hAnsi="Times New Roman" w:cs="Times New Roman"/>
+              </w:rPr>
+              <w:t>Lỗi input</w:t>
+            </w:r>
+          </w:p>
+        </w:tc>
+        <w:tc>
+          <w:tcPr>
+            <w:tcW w:w="1275" w:type="dxa"/>
+          </w:tcPr>
+          <w:p>
+            <w:pPr>
+              <w:spacing w:before="100" w:beforeAutospacing="1" w:after="100" w:afterAutospacing="1" w:line="0" w:lineRule="atLeast"/>
+              <w:rPr>
+                <w:rFonts w:ascii="Times New Roman" w:hAnsi="Times New Roman" w:cs="Times New Roman"/>
+              </w:rPr>
+            </w:pPr>
+            <w:r>
+              <w:rPr>
+                <w:rFonts w:ascii="Times New Roman" w:hAnsi="Times New Roman" w:cs="Times New Roman"/>
+              </w:rPr>
+              <w:t>Passed</w:t>
+            </w:r>
+          </w:p>
+        </w:tc>
+      </w:tr>
+      <w:tr>
+        <w:trPr>
+          <w:jc w:val="center"/>
+        </w:trPr>
+        <w:tc>
+          <w:tcPr>
+            <w:tcW w:w="988" w:type="dxa"/>
+          </w:tcPr>
+          <w:p>
+            <w:pPr>
+              <w:spacing w:before="100" w:beforeAutospacing="1" w:after="100" w:afterAutospacing="1" w:line="0" w:lineRule="atLeast"/>
+              <w:jc w:val="right"/>
+              <w:rPr>
+                <w:rFonts w:ascii="Times New Roman" w:hAnsi="Times New Roman" w:cs="Times New Roman"/>
+              </w:rPr>
+            </w:pPr>
+            <w:r>
+              <w:rPr>
+                <w:rFonts w:ascii="Times New Roman" w:hAnsi="Times New Roman" w:cs="Times New Roman"/>
+              </w:rPr>
+              <w:t>15</w:t>
+            </w:r>
+          </w:p>
+        </w:tc>
+        <w:tc>
+          <w:tcPr>
+            <w:tcW w:w="1134" w:type="dxa"/>
+          </w:tcPr>
+          <w:p>
+            <w:pPr>
+              <w:spacing w:before="100" w:beforeAutospacing="1" w:after="100" w:afterAutospacing="1" w:line="0" w:lineRule="atLeast"/>
+              <w:jc w:val="right"/>
+              <w:rPr>
+                <w:rFonts w:ascii="Times New Roman" w:hAnsi="Times New Roman" w:cs="Times New Roman"/>
+              </w:rPr>
+            </w:pPr>
+            <w:r>
+              <w:rPr>
+                <w:rFonts w:ascii="Times New Roman" w:hAnsi="Times New Roman" w:cs="Times New Roman"/>
+              </w:rPr>
+              <w:t>25.0</w:t>
+            </w:r>
+          </w:p>
+        </w:tc>
+        <w:tc>
+          <w:tcPr>
+            <w:tcW w:w="1275" w:type="dxa"/>
+          </w:tcPr>
+          <w:p>
+            <w:pPr>
+              <w:spacing w:before="100" w:beforeAutospacing="1" w:after="100" w:afterAutospacing="1" w:line="0" w:lineRule="atLeast"/>
+              <w:jc w:val="right"/>
+              <w:rPr>
+                <w:rFonts w:ascii="Times New Roman" w:hAnsi="Times New Roman" w:cs="Times New Roman"/>
+              </w:rPr>
+            </w:pPr>
+            <w:r>
+              <w:rPr>
+                <w:rFonts w:ascii="Times New Roman" w:hAnsi="Times New Roman" w:cs="Times New Roman"/>
+              </w:rPr>
+              <w:t>4.0</w:t>
+            </w:r>
+          </w:p>
+        </w:tc>
+        <w:tc>
+          <w:tcPr>
+            <w:tcW w:w="1276" w:type="dxa"/>
+          </w:tcPr>
+          <w:p>
+            <w:pPr>
+              <w:spacing w:before="100" w:beforeAutospacing="1" w:after="100" w:afterAutospacing="1" w:line="0" w:lineRule="atLeast"/>
+              <w:jc w:val="right"/>
+              <w:rPr>
+                <w:rFonts w:ascii="Times New Roman" w:hAnsi="Times New Roman" w:cs="Times New Roman"/>
+              </w:rPr>
+            </w:pPr>
+            <w:r>
+              <w:rPr>
+                <w:rFonts w:ascii="Times New Roman" w:hAnsi="Times New Roman" w:cs="Times New Roman"/>
+              </w:rPr>
+              <w:t>4.0</w:t>
+            </w:r>
+          </w:p>
+        </w:tc>
+        <w:tc>
+          <w:tcPr>
+            <w:tcW w:w="1701" w:type="dxa"/>
+          </w:tcPr>
+          <w:p>
+            <w:pPr>
+              <w:spacing w:before="100" w:beforeAutospacing="1" w:after="100" w:afterAutospacing="1" w:line="0" w:lineRule="atLeast"/>
+              <w:rPr>
+                <w:rFonts w:ascii="Times New Roman" w:hAnsi="Times New Roman" w:cs="Times New Roman"/>
+              </w:rPr>
+            </w:pPr>
+            <w:r>
+              <w:rPr>
+                <w:rFonts w:ascii="Times New Roman" w:hAnsi="Times New Roman" w:cs="Times New Roman"/>
+              </w:rPr>
+              <w:t>Thả tôm</w:t>
+            </w:r>
+          </w:p>
+        </w:tc>
+        <w:tc>
+          <w:tcPr>
+            <w:tcW w:w="1701" w:type="dxa"/>
+          </w:tcPr>
+          <w:p>
+            <w:pPr>
+              <w:spacing w:before="100" w:beforeAutospacing="1" w:after="100" w:afterAutospacing="1" w:line="0" w:lineRule="atLeast"/>
+              <w:rPr>
+                <w:rFonts w:ascii="Times New Roman" w:hAnsi="Times New Roman" w:cs="Times New Roman"/>
+              </w:rPr>
+            </w:pPr>
+            <w:r>
+              <w:rPr>
+                <w:rFonts w:ascii="Times New Roman" w:hAnsi="Times New Roman" w:cs="Times New Roman"/>
+              </w:rPr>
+              <w:t>Thả tôm</w:t>
+            </w:r>
+          </w:p>
+        </w:tc>
+        <w:tc>
+          <w:tcPr>
+            <w:tcW w:w="1275" w:type="dxa"/>
+          </w:tcPr>
+          <w:p>
+            <w:pPr>
+              <w:spacing w:before="100" w:beforeAutospacing="1" w:after="100" w:afterAutospacing="1" w:line="0" w:lineRule="atLeast"/>
+              <w:rPr>
+                <w:rFonts w:ascii="Times New Roman" w:hAnsi="Times New Roman" w:cs="Times New Roman"/>
+              </w:rPr>
+            </w:pPr>
+            <w:r>
+              <w:rPr>
+                <w:rFonts w:ascii="Times New Roman" w:hAnsi="Times New Roman" w:cs="Times New Roman"/>
+              </w:rPr>
+              <w:t>Passed</w:t>
+            </w:r>
+          </w:p>
+        </w:tc>
+      </w:tr>
+      <w:tr>
+        <w:trPr>
+          <w:jc w:val="center"/>
+        </w:trPr>
+        <w:tc>
+          <w:tcPr>
+            <w:tcW w:w="988" w:type="dxa"/>
+          </w:tcPr>
+          <w:p>
+            <w:pPr>
+              <w:spacing w:before="100" w:beforeAutospacing="1" w:after="100" w:afterAutospacing="1" w:line="0" w:lineRule="atLeast"/>
+              <w:jc w:val="right"/>
+              <w:rPr>
+                <w:rFonts w:ascii="Times New Roman" w:hAnsi="Times New Roman" w:cs="Times New Roman"/>
+              </w:rPr>
+            </w:pPr>
+            <w:r>
+              <w:rPr>
+                <w:rFonts w:ascii="Times New Roman" w:hAnsi="Times New Roman" w:cs="Times New Roman"/>
+              </w:rPr>
+              <w:t>16</w:t>
+            </w:r>
+          </w:p>
+        </w:tc>
+        <w:tc>
+          <w:tcPr>
+            <w:tcW w:w="1134" w:type="dxa"/>
+          </w:tcPr>
+          <w:p>
+            <w:pPr>
+              <w:spacing w:before="100" w:beforeAutospacing="1" w:after="100" w:afterAutospacing="1" w:line="0" w:lineRule="atLeast"/>
+              <w:jc w:val="right"/>
+              <w:rPr>
+                <w:rFonts w:ascii="Times New Roman" w:hAnsi="Times New Roman" w:cs="Times New Roman"/>
+              </w:rPr>
+            </w:pPr>
+            <w:r>
+              <w:rPr>
+                <w:rFonts w:ascii="Times New Roman" w:hAnsi="Times New Roman" w:cs="Times New Roman"/>
+              </w:rPr>
+              <w:t>25.0</w:t>
+            </w:r>
+          </w:p>
+        </w:tc>
+        <w:tc>
+          <w:tcPr>
+            <w:tcW w:w="1275" w:type="dxa"/>
+          </w:tcPr>
+          <w:p>
+            <w:pPr>
+              <w:spacing w:before="100" w:beforeAutospacing="1" w:after="100" w:afterAutospacing="1" w:line="0" w:lineRule="atLeast"/>
+              <w:jc w:val="right"/>
+              <w:rPr>
+                <w:rFonts w:ascii="Times New Roman" w:hAnsi="Times New Roman" w:cs="Times New Roman"/>
+              </w:rPr>
+            </w:pPr>
+            <w:r>
+              <w:rPr>
+                <w:rFonts w:ascii="Times New Roman" w:hAnsi="Times New Roman" w:cs="Times New Roman"/>
+              </w:rPr>
+              <w:t>4.1</w:t>
+            </w:r>
+          </w:p>
+        </w:tc>
+        <w:tc>
+          <w:tcPr>
+            <w:tcW w:w="1276" w:type="dxa"/>
+          </w:tcPr>
+          <w:p>
+            <w:pPr>
+              <w:spacing w:before="100" w:beforeAutospacing="1" w:after="100" w:afterAutospacing="1" w:line="0" w:lineRule="atLeast"/>
+              <w:jc w:val="right"/>
+              <w:rPr>
+                <w:rFonts w:ascii="Times New Roman" w:hAnsi="Times New Roman" w:cs="Times New Roman"/>
+              </w:rPr>
+            </w:pPr>
+            <w:r>
+              <w:rPr>
+                <w:rFonts w:ascii="Times New Roman" w:hAnsi="Times New Roman" w:cs="Times New Roman"/>
+              </w:rPr>
+              <w:t>4.0</w:t>
+            </w:r>
+          </w:p>
+        </w:tc>
+        <w:tc>
+          <w:tcPr>
+            <w:tcW w:w="1701" w:type="dxa"/>
+          </w:tcPr>
+          <w:p>
+            <w:pPr>
+              <w:spacing w:before="100" w:beforeAutospacing="1" w:after="100" w:afterAutospacing="1" w:line="0" w:lineRule="atLeast"/>
+              <w:rPr>
+                <w:rFonts w:ascii="Times New Roman" w:hAnsi="Times New Roman" w:cs="Times New Roman"/>
+              </w:rPr>
+            </w:pPr>
+            <w:r>
+              <w:rPr>
+                <w:rFonts w:ascii="Times New Roman" w:hAnsi="Times New Roman" w:cs="Times New Roman"/>
+              </w:rPr>
+              <w:t>Thả tôm</w:t>
+            </w:r>
+          </w:p>
+        </w:tc>
+        <w:tc>
+          <w:tcPr>
+            <w:tcW w:w="1701" w:type="dxa"/>
+          </w:tcPr>
+          <w:p>
+            <w:pPr>
+              <w:spacing w:before="100" w:beforeAutospacing="1" w:after="100" w:afterAutospacing="1" w:line="0" w:lineRule="atLeast"/>
+              <w:rPr>
+                <w:rFonts w:ascii="Times New Roman" w:hAnsi="Times New Roman" w:cs="Times New Roman"/>
+              </w:rPr>
+            </w:pPr>
+            <w:r>
+              <w:rPr>
+                <w:rFonts w:ascii="Times New Roman" w:hAnsi="Times New Roman" w:cs="Times New Roman"/>
+              </w:rPr>
+              <w:t>Thả tôm</w:t>
+            </w:r>
+          </w:p>
+        </w:tc>
+        <w:tc>
+          <w:tcPr>
+            <w:tcW w:w="1275" w:type="dxa"/>
+          </w:tcPr>
+          <w:p>
+            <w:pPr>
+              <w:spacing w:before="100" w:beforeAutospacing="1" w:after="100" w:afterAutospacing="1" w:line="0" w:lineRule="atLeast"/>
+              <w:rPr>
+                <w:rFonts w:ascii="Times New Roman" w:hAnsi="Times New Roman" w:cs="Times New Roman"/>
+              </w:rPr>
+            </w:pPr>
+            <w:r>
+              <w:rPr>
+                <w:rFonts w:ascii="Times New Roman" w:hAnsi="Times New Roman" w:cs="Times New Roman"/>
+              </w:rPr>
+              <w:t>Passed</w:t>
+            </w:r>
+          </w:p>
+        </w:tc>
+      </w:tr>
+      <w:tr>
+        <w:trPr>
+          <w:jc w:val="center"/>
+        </w:trPr>
+        <w:tc>
+          <w:tcPr>
+            <w:tcW w:w="988" w:type="dxa"/>
+          </w:tcPr>
+          <w:p>
+            <w:pPr>
+              <w:spacing w:before="100" w:beforeAutospacing="1" w:after="100" w:afterAutospacing="1" w:line="0" w:lineRule="atLeast"/>
+              <w:jc w:val="right"/>
+              <w:rPr>
+                <w:rFonts w:ascii="Times New Roman" w:hAnsi="Times New Roman" w:cs="Times New Roman"/>
+              </w:rPr>
+            </w:pPr>
+            <w:r>
+              <w:rPr>
+                <w:rFonts w:ascii="Times New Roman" w:hAnsi="Times New Roman" w:cs="Times New Roman"/>
+              </w:rPr>
+              <w:t>17</w:t>
+            </w:r>
+          </w:p>
+        </w:tc>
+        <w:tc>
+          <w:tcPr>
+            <w:tcW w:w="1134" w:type="dxa"/>
+          </w:tcPr>
+          <w:p>
+            <w:pPr>
+              <w:spacing w:before="100" w:beforeAutospacing="1" w:after="100" w:afterAutospacing="1" w:line="0" w:lineRule="atLeast"/>
+              <w:jc w:val="right"/>
+              <w:rPr>
+                <w:rFonts w:ascii="Times New Roman" w:hAnsi="Times New Roman" w:cs="Times New Roman"/>
+              </w:rPr>
+            </w:pPr>
+            <w:r>
+              <w:rPr>
+                <w:rFonts w:ascii="Times New Roman" w:hAnsi="Times New Roman" w:cs="Times New Roman"/>
+              </w:rPr>
+              <w:t>25.0</w:t>
+            </w:r>
+          </w:p>
+        </w:tc>
+        <w:tc>
+          <w:tcPr>
+            <w:tcW w:w="1275" w:type="dxa"/>
+          </w:tcPr>
+          <w:p>
+            <w:pPr>
+              <w:spacing w:before="100" w:beforeAutospacing="1" w:after="100" w:afterAutospacing="1" w:line="0" w:lineRule="atLeast"/>
+              <w:jc w:val="right"/>
+              <w:rPr>
+                <w:rFonts w:ascii="Times New Roman" w:hAnsi="Times New Roman" w:cs="Times New Roman"/>
+              </w:rPr>
+            </w:pPr>
+            <w:r>
+              <w:rPr>
+                <w:rFonts w:ascii="Times New Roman" w:hAnsi="Times New Roman" w:cs="Times New Roman"/>
+              </w:rPr>
+              <w:t>6.9</w:t>
+            </w:r>
+          </w:p>
+        </w:tc>
+        <w:tc>
+          <w:tcPr>
+            <w:tcW w:w="1276" w:type="dxa"/>
+          </w:tcPr>
+          <w:p>
+            <w:pPr>
+              <w:spacing w:before="100" w:beforeAutospacing="1" w:after="100" w:afterAutospacing="1" w:line="0" w:lineRule="atLeast"/>
+              <w:jc w:val="right"/>
+              <w:rPr>
+                <w:rFonts w:ascii="Times New Roman" w:hAnsi="Times New Roman" w:cs="Times New Roman"/>
+              </w:rPr>
+            </w:pPr>
+            <w:r>
+              <w:rPr>
+                <w:rFonts w:ascii="Times New Roman" w:hAnsi="Times New Roman" w:cs="Times New Roman"/>
+              </w:rPr>
+              <w:t>4.0</w:t>
+            </w:r>
+          </w:p>
+        </w:tc>
+        <w:tc>
+          <w:tcPr>
+            <w:tcW w:w="1701" w:type="dxa"/>
+          </w:tcPr>
+          <w:p>
+            <w:pPr>
+              <w:spacing w:before="100" w:beforeAutospacing="1" w:after="100" w:afterAutospacing="1" w:line="0" w:lineRule="atLeast"/>
+              <w:rPr>
+                <w:rFonts w:ascii="Times New Roman" w:hAnsi="Times New Roman" w:cs="Times New Roman"/>
+              </w:rPr>
+            </w:pPr>
+            <w:r>
+              <w:rPr>
+                <w:rFonts w:ascii="Times New Roman" w:hAnsi="Times New Roman" w:cs="Times New Roman"/>
+              </w:rPr>
+              <w:t>Thả tôm</w:t>
+            </w:r>
+          </w:p>
+        </w:tc>
+        <w:tc>
+          <w:tcPr>
+            <w:tcW w:w="1701" w:type="dxa"/>
+          </w:tcPr>
+          <w:p>
+            <w:pPr>
+              <w:spacing w:before="100" w:beforeAutospacing="1" w:after="100" w:afterAutospacing="1" w:line="0" w:lineRule="atLeast"/>
+              <w:rPr>
+                <w:rFonts w:ascii="Times New Roman" w:hAnsi="Times New Roman" w:cs="Times New Roman"/>
+              </w:rPr>
+            </w:pPr>
+            <w:r>
+              <w:rPr>
+                <w:rFonts w:ascii="Times New Roman" w:hAnsi="Times New Roman" w:cs="Times New Roman"/>
+              </w:rPr>
+              <w:t>Thả tôm</w:t>
+            </w:r>
+          </w:p>
+        </w:tc>
+        <w:tc>
+          <w:tcPr>
+            <w:tcW w:w="1275" w:type="dxa"/>
+          </w:tcPr>
+          <w:p>
+            <w:pPr>
+              <w:spacing w:before="100" w:beforeAutospacing="1" w:after="100" w:afterAutospacing="1" w:line="0" w:lineRule="atLeast"/>
+              <w:rPr>
+                <w:rFonts w:ascii="Times New Roman" w:hAnsi="Times New Roman" w:cs="Times New Roman"/>
+              </w:rPr>
+            </w:pPr>
+            <w:r>
+              <w:rPr>
+                <w:rFonts w:ascii="Times New Roman" w:hAnsi="Times New Roman" w:cs="Times New Roman"/>
+              </w:rPr>
+              <w:t>Passed</w:t>
+            </w:r>
+          </w:p>
+        </w:tc>
+      </w:tr>
+      <w:tr>
+        <w:trPr>
+          <w:jc w:val="center"/>
+        </w:trPr>
+        <w:tc>
+          <w:tcPr>
+            <w:tcW w:w="988" w:type="dxa"/>
+          </w:tcPr>
+          <w:p>
+            <w:pPr>
+              <w:spacing w:before="100" w:beforeAutospacing="1" w:after="100" w:afterAutospacing="1" w:line="0" w:lineRule="atLeast"/>
+              <w:jc w:val="right"/>
+              <w:rPr>
+                <w:rFonts w:ascii="Times New Roman" w:hAnsi="Times New Roman" w:cs="Times New Roman"/>
+              </w:rPr>
+            </w:pPr>
+            <w:r>
+              <w:rPr>
+                <w:rFonts w:ascii="Times New Roman" w:hAnsi="Times New Roman" w:cs="Times New Roman"/>
+              </w:rPr>
+              <w:t>18</w:t>
+            </w:r>
+          </w:p>
+        </w:tc>
+        <w:tc>
+          <w:tcPr>
+            <w:tcW w:w="1134" w:type="dxa"/>
+          </w:tcPr>
+          <w:p>
+            <w:pPr>
+              <w:spacing w:before="100" w:beforeAutospacing="1" w:after="100" w:afterAutospacing="1" w:line="0" w:lineRule="atLeast"/>
+              <w:jc w:val="right"/>
+              <w:rPr>
+                <w:rFonts w:ascii="Times New Roman" w:hAnsi="Times New Roman" w:cs="Times New Roman"/>
+              </w:rPr>
+            </w:pPr>
+            <w:r>
+              <w:rPr>
+                <w:rFonts w:ascii="Times New Roman" w:hAnsi="Times New Roman" w:cs="Times New Roman"/>
+              </w:rPr>
+              <w:t>25.0</w:t>
+            </w:r>
+          </w:p>
+        </w:tc>
+        <w:tc>
+          <w:tcPr>
+            <w:tcW w:w="1275" w:type="dxa"/>
+          </w:tcPr>
+          <w:p>
+            <w:pPr>
+              <w:spacing w:before="100" w:beforeAutospacing="1" w:after="100" w:afterAutospacing="1" w:line="0" w:lineRule="atLeast"/>
+              <w:jc w:val="right"/>
+              <w:rPr>
+                <w:rFonts w:ascii="Times New Roman" w:hAnsi="Times New Roman" w:cs="Times New Roman"/>
+              </w:rPr>
+            </w:pPr>
+            <w:r>
+              <w:rPr>
+                <w:rFonts w:ascii="Times New Roman" w:hAnsi="Times New Roman" w:cs="Times New Roman"/>
+              </w:rPr>
+              <w:t>7.0</w:t>
+            </w:r>
+          </w:p>
+        </w:tc>
+        <w:tc>
+          <w:tcPr>
+            <w:tcW w:w="1276" w:type="dxa"/>
+          </w:tcPr>
+          <w:p>
+            <w:pPr>
+              <w:spacing w:before="100" w:beforeAutospacing="1" w:after="100" w:afterAutospacing="1" w:line="0" w:lineRule="atLeast"/>
+              <w:jc w:val="right"/>
+              <w:rPr>
+                <w:rFonts w:ascii="Times New Roman" w:hAnsi="Times New Roman" w:cs="Times New Roman"/>
+              </w:rPr>
+            </w:pPr>
+            <w:r>
+              <w:rPr>
+                <w:rFonts w:ascii="Times New Roman" w:hAnsi="Times New Roman" w:cs="Times New Roman"/>
+              </w:rPr>
+              <w:t>4.0</w:t>
+            </w:r>
+          </w:p>
+        </w:tc>
+        <w:tc>
+          <w:tcPr>
+            <w:tcW w:w="1701" w:type="dxa"/>
+          </w:tcPr>
+          <w:p>
+            <w:pPr>
+              <w:spacing w:before="100" w:beforeAutospacing="1" w:after="100" w:afterAutospacing="1" w:line="0" w:lineRule="atLeast"/>
+              <w:rPr>
+                <w:rFonts w:ascii="Times New Roman" w:hAnsi="Times New Roman" w:cs="Times New Roman"/>
+              </w:rPr>
+            </w:pPr>
+            <w:r>
+              <w:rPr>
+                <w:rFonts w:ascii="Times New Roman" w:hAnsi="Times New Roman" w:cs="Times New Roman"/>
+              </w:rPr>
+              <w:t>Thả tôm</w:t>
+            </w:r>
+          </w:p>
+        </w:tc>
+        <w:tc>
+          <w:tcPr>
+            <w:tcW w:w="1701" w:type="dxa"/>
+          </w:tcPr>
+          <w:p>
+            <w:pPr>
+              <w:spacing w:before="100" w:beforeAutospacing="1" w:after="100" w:afterAutospacing="1" w:line="0" w:lineRule="atLeast"/>
+              <w:rPr>
+                <w:rFonts w:ascii="Times New Roman" w:hAnsi="Times New Roman" w:cs="Times New Roman"/>
+              </w:rPr>
+            </w:pPr>
+            <w:r>
+              <w:rPr>
+                <w:rFonts w:ascii="Times New Roman" w:hAnsi="Times New Roman" w:cs="Times New Roman"/>
+              </w:rPr>
+              <w:t>Thả tôm</w:t>
+            </w:r>
+          </w:p>
+        </w:tc>
+        <w:tc>
+          <w:tcPr>
+            <w:tcW w:w="1275" w:type="dxa"/>
+          </w:tcPr>
+          <w:p>
+            <w:pPr>
+              <w:spacing w:before="100" w:beforeAutospacing="1" w:after="100" w:afterAutospacing="1" w:line="0" w:lineRule="atLeast"/>
+              <w:rPr>
+                <w:rFonts w:ascii="Times New Roman" w:hAnsi="Times New Roman" w:cs="Times New Roman"/>
+              </w:rPr>
+            </w:pPr>
+            <w:r>
+              <w:rPr>
+                <w:rFonts w:ascii="Times New Roman" w:hAnsi="Times New Roman" w:cs="Times New Roman"/>
+              </w:rPr>
+              <w:t>Passed</w:t>
+            </w:r>
+          </w:p>
+        </w:tc>
+      </w:tr>
+      <w:tr>
+        <w:trPr>
+          <w:jc w:val="center"/>
+        </w:trPr>
+        <w:tc>
+          <w:tcPr>
+            <w:tcW w:w="988" w:type="dxa"/>
+          </w:tcPr>
+          <w:p>
+            <w:pPr>
+              <w:spacing w:before="100" w:beforeAutospacing="1" w:after="100" w:afterAutospacing="1" w:line="0" w:lineRule="atLeast"/>
+              <w:jc w:val="right"/>
+              <w:rPr>
+                <w:rFonts w:ascii="Times New Roman" w:hAnsi="Times New Roman" w:cs="Times New Roman"/>
+              </w:rPr>
+            </w:pPr>
+            <w:r>
+              <w:rPr>
+                <w:rFonts w:ascii="Times New Roman" w:hAnsi="Times New Roman" w:cs="Times New Roman"/>
+              </w:rPr>
+              <w:t>19</w:t>
+            </w:r>
+          </w:p>
+        </w:tc>
+        <w:tc>
+          <w:tcPr>
+            <w:tcW w:w="1134" w:type="dxa"/>
+          </w:tcPr>
+          <w:p>
+            <w:pPr>
+              <w:spacing w:before="100" w:beforeAutospacing="1" w:after="100" w:afterAutospacing="1" w:line="0" w:lineRule="atLeast"/>
+              <w:jc w:val="right"/>
+              <w:rPr>
+                <w:rFonts w:ascii="Times New Roman" w:hAnsi="Times New Roman" w:cs="Times New Roman"/>
+              </w:rPr>
+            </w:pPr>
+            <w:r>
+              <w:rPr>
+                <w:rFonts w:ascii="Times New Roman" w:hAnsi="Times New Roman" w:cs="Times New Roman"/>
+              </w:rPr>
+              <w:t>25.0</w:t>
+            </w:r>
+          </w:p>
+        </w:tc>
+        <w:tc>
+          <w:tcPr>
+            <w:tcW w:w="1275" w:type="dxa"/>
+          </w:tcPr>
+          <w:p>
+            <w:pPr>
+              <w:spacing w:before="100" w:beforeAutospacing="1" w:after="100" w:afterAutospacing="1" w:line="0" w:lineRule="atLeast"/>
+              <w:jc w:val="right"/>
+              <w:rPr>
+                <w:rFonts w:ascii="Times New Roman" w:hAnsi="Times New Roman" w:cs="Times New Roman"/>
+              </w:rPr>
+            </w:pPr>
+            <w:r>
+              <w:rPr>
+                <w:rFonts w:ascii="Times New Roman" w:hAnsi="Times New Roman" w:cs="Times New Roman"/>
+              </w:rPr>
+              <w:t>7.1</w:t>
+            </w:r>
+          </w:p>
+        </w:tc>
+        <w:tc>
+          <w:tcPr>
+            <w:tcW w:w="1276" w:type="dxa"/>
+          </w:tcPr>
+          <w:p>
+            <w:pPr>
+              <w:spacing w:before="100" w:beforeAutospacing="1" w:after="100" w:afterAutospacing="1" w:line="0" w:lineRule="atLeast"/>
+              <w:jc w:val="right"/>
+              <w:rPr>
+                <w:rFonts w:ascii="Times New Roman" w:hAnsi="Times New Roman" w:cs="Times New Roman"/>
+              </w:rPr>
+            </w:pPr>
+            <w:r>
+              <w:rPr>
+                <w:rFonts w:ascii="Times New Roman" w:hAnsi="Times New Roman" w:cs="Times New Roman"/>
+              </w:rPr>
+              <w:t>4.0</w:t>
+            </w:r>
+          </w:p>
+        </w:tc>
+        <w:tc>
+          <w:tcPr>
+            <w:tcW w:w="1701" w:type="dxa"/>
+          </w:tcPr>
+          <w:p>
+            <w:pPr>
+              <w:spacing w:before="100" w:beforeAutospacing="1" w:after="100" w:afterAutospacing="1" w:line="0" w:lineRule="atLeast"/>
+              <w:rPr>
+                <w:rFonts w:ascii="Times New Roman" w:hAnsi="Times New Roman" w:cs="Times New Roman"/>
+              </w:rPr>
+            </w:pPr>
+            <w:r>
+              <w:rPr>
+                <w:rFonts w:ascii="Times New Roman" w:hAnsi="Times New Roman" w:cs="Times New Roman"/>
+              </w:rPr>
+              <w:t>Lỗi input</w:t>
+            </w:r>
+          </w:p>
+        </w:tc>
+        <w:tc>
+          <w:tcPr>
+            <w:tcW w:w="1701" w:type="dxa"/>
+          </w:tcPr>
+          <w:p>
+            <w:pPr>
+              <w:spacing w:before="100" w:beforeAutospacing="1" w:after="100" w:afterAutospacing="1" w:line="0" w:lineRule="atLeast"/>
+              <w:rPr>
+                <w:rFonts w:ascii="Times New Roman" w:hAnsi="Times New Roman" w:cs="Times New Roman"/>
+              </w:rPr>
+            </w:pPr>
+            <w:r>
+              <w:rPr>
+                <w:rFonts w:ascii="Times New Roman" w:hAnsi="Times New Roman" w:cs="Times New Roman"/>
+              </w:rPr>
+              <w:t>Lỗi input</w:t>
+            </w:r>
+          </w:p>
+        </w:tc>
+        <w:tc>
+          <w:tcPr>
+            <w:tcW w:w="1275" w:type="dxa"/>
+          </w:tcPr>
+          <w:p>
+            <w:pPr>
+              <w:spacing w:before="100" w:beforeAutospacing="1" w:after="100" w:afterAutospacing="1" w:line="0" w:lineRule="atLeast"/>
+              <w:rPr>
+                <w:rFonts w:ascii="Times New Roman" w:hAnsi="Times New Roman" w:cs="Times New Roman"/>
+              </w:rPr>
+            </w:pPr>
+            <w:r>
+              <w:rPr>
+                <w:rFonts w:ascii="Times New Roman" w:hAnsi="Times New Roman" w:cs="Times New Roman"/>
+              </w:rPr>
+              <w:t>Passed</w:t>
+            </w:r>
+          </w:p>
+        </w:tc>
+      </w:tr>
+    </w:tbl>
+    <w:p>
+      <w:pPr>
+        <w:spacing w:before="100" w:beforeAutospacing="1" w:after="100" w:afterAutospacing="1" w:line="0" w:lineRule="atLeast"/>
+        <w:jc w:val="both"/>
+        <w:rPr>
+          <w:rFonts w:ascii="Times New Roman" w:hAnsi="Times New Roman" w:cs="Times New Roman"/>
+        </w:rPr>
+      </w:pPr>
+      <w:r>
+        <w:rPr>
+          <w:rFonts w:ascii="Times New Roman" w:hAnsi="Times New Roman" w:cs="Times New Roman"/>
+        </w:rPr>
+        <w:t>Và:</w:t>
+      </w:r>
+    </w:p>
+    <w:tbl>
+      <w:tblPr>
+        <w:tblStyle w:val="TableGrid"/>
+        <w:tblW w:w="0" w:type="auto"/>
+        <w:jc w:val="center"/>
+        <w:tblLook w:val="04A0" w:firstRow="1" w:lastRow="0" w:firstColumn="1" w:lastColumn="0" w:noHBand="0" w:noVBand="1"/>
+      </w:tblPr>
+      <w:tblGrid>
+        <w:gridCol w:w="988"/>
+        <w:gridCol w:w="1134"/>
+        <w:gridCol w:w="1275"/>
+        <w:gridCol w:w="1276"/>
+        <w:gridCol w:w="1701"/>
+        <w:gridCol w:w="1701"/>
+        <w:gridCol w:w="1275"/>
+      </w:tblGrid>
+      <w:tr>
+        <w:trPr>
+          <w:trHeight w:val="491"/>
+          <w:jc w:val="center"/>
+        </w:trPr>
+        <w:tc>
+          <w:tcPr>
+            <w:tcW w:w="988" w:type="dxa"/>
+            <w:vMerge w:val="restart"/>
+          </w:tcPr>
+          <w:p>
+            <w:pPr>
+              <w:spacing w:before="100" w:beforeAutospacing="1" w:after="100" w:afterAutospacing="1" w:line="0" w:lineRule="atLeast"/>
+              <w:rPr>
+                <w:rFonts w:ascii="Times New Roman" w:hAnsi="Times New Roman" w:cs="Times New Roman"/>
+              </w:rPr>
+            </w:pPr>
+            <w:r>
+              <w:rPr>
+                <w:rFonts w:ascii="Times New Roman" w:hAnsi="Times New Roman" w:cs="Times New Roman"/>
+              </w:rPr>
+              <w:t>Test id</w:t>
+            </w:r>
+          </w:p>
+        </w:tc>
+        <w:tc>
+          <w:tcPr>
+            <w:tcW w:w="3685" w:type="dxa"/>
+            <w:gridSpan w:val="3"/>
+          </w:tcPr>
+          <w:p>
+            <w:pPr>
+              <w:spacing w:before="100" w:beforeAutospacing="1" w:after="100" w:afterAutospacing="1" w:line="0" w:lineRule="atLeast"/>
+              <w:jc w:val="center"/>
+              <w:rPr>
+                <w:rFonts w:ascii="Times New Roman" w:hAnsi="Times New Roman" w:cs="Times New Roman"/>
+              </w:rPr>
+            </w:pPr>
+            <w:r>
+              <w:rPr>
+                <w:rFonts w:ascii="Times New Roman" w:hAnsi="Times New Roman" w:cs="Times New Roman"/>
+              </w:rPr>
+              <w:t>Input</w:t>
+            </w:r>
+          </w:p>
+        </w:tc>
+        <w:tc>
+          <w:tcPr>
+            <w:tcW w:w="1701" w:type="dxa"/>
+            <w:vMerge w:val="restart"/>
+          </w:tcPr>
+          <w:p>
+            <w:pPr>
+              <w:spacing w:before="100" w:beforeAutospacing="1" w:after="100" w:afterAutospacing="1" w:line="0" w:lineRule="atLeast"/>
+              <w:rPr>
+                <w:rFonts w:ascii="Times New Roman" w:hAnsi="Times New Roman" w:cs="Times New Roman"/>
+              </w:rPr>
+            </w:pPr>
+            <w:r>
+              <w:rPr>
+                <w:rFonts w:ascii="Times New Roman" w:hAnsi="Times New Roman" w:cs="Times New Roman"/>
+              </w:rPr>
+              <w:t>Expected</w:t>
+            </w:r>
+          </w:p>
+        </w:tc>
+        <w:tc>
+          <w:tcPr>
+            <w:tcW w:w="1701" w:type="dxa"/>
+            <w:vMerge w:val="restart"/>
+          </w:tcPr>
+          <w:p>
+            <w:pPr>
+              <w:spacing w:before="100" w:beforeAutospacing="1" w:after="100" w:afterAutospacing="1" w:line="0" w:lineRule="atLeast"/>
+              <w:rPr>
+                <w:rFonts w:ascii="Times New Roman" w:hAnsi="Times New Roman" w:cs="Times New Roman"/>
+              </w:rPr>
+            </w:pPr>
+            <w:r>
+              <w:rPr>
+                <w:rFonts w:ascii="Times New Roman" w:hAnsi="Times New Roman" w:cs="Times New Roman"/>
+              </w:rPr>
+              <w:t>Actual</w:t>
+            </w:r>
+          </w:p>
+        </w:tc>
+        <w:tc>
+          <w:tcPr>
+            <w:tcW w:w="1275" w:type="dxa"/>
+            <w:vMerge w:val="restart"/>
+          </w:tcPr>
+          <w:p>
+            <w:pPr>
+              <w:spacing w:before="100" w:beforeAutospacing="1" w:after="100" w:afterAutospacing="1" w:line="0" w:lineRule="atLeast"/>
+              <w:rPr>
+                <w:rFonts w:ascii="Times New Roman" w:hAnsi="Times New Roman" w:cs="Times New Roman"/>
+              </w:rPr>
+            </w:pPr>
+            <w:r>
+              <w:rPr>
+                <w:rFonts w:ascii="Times New Roman" w:hAnsi="Times New Roman" w:cs="Times New Roman"/>
+              </w:rPr>
+              <w:t>Result</w:t>
+            </w:r>
+          </w:p>
+        </w:tc>
+      </w:tr>
+      <w:tr>
+        <w:trPr>
+          <w:trHeight w:val="491"/>
+          <w:jc w:val="center"/>
+        </w:trPr>
+        <w:tc>
+          <w:tcPr>
+            <w:tcW w:w="988" w:type="dxa"/>
+            <w:vMerge/>
+          </w:tcPr>
+          <w:p>
+            <w:pPr>
+              <w:spacing w:before="100" w:beforeAutospacing="1" w:after="100" w:afterAutospacing="1" w:line="0" w:lineRule="atLeast"/>
+              <w:rPr>
+                <w:rFonts w:ascii="Times New Roman" w:hAnsi="Times New Roman" w:cs="Times New Roman"/>
+              </w:rPr>
+            </w:pPr>
+          </w:p>
+        </w:tc>
+        <w:tc>
+          <w:tcPr>
+            <w:tcW w:w="1134" w:type="dxa"/>
+          </w:tcPr>
+          <w:p>
+            <w:pPr>
+              <w:spacing w:before="100" w:beforeAutospacing="1" w:after="100" w:afterAutospacing="1" w:line="0" w:lineRule="atLeast"/>
+              <w:rPr>
+                <w:rFonts w:ascii="Times New Roman" w:hAnsi="Times New Roman" w:cs="Times New Roman"/>
+              </w:rPr>
+            </w:pPr>
+            <w:r>
+              <w:rPr>
+                <w:rFonts w:ascii="Times New Roman" w:hAnsi="Times New Roman" w:cs="Times New Roman"/>
+              </w:rPr>
+              <w:t>T</w:t>
+            </w:r>
+          </w:p>
+        </w:tc>
+        <w:tc>
+          <w:tcPr>
+            <w:tcW w:w="1275" w:type="dxa"/>
+          </w:tcPr>
+          <w:p>
+            <w:pPr>
+              <w:spacing w:before="100" w:beforeAutospacing="1" w:after="100" w:afterAutospacing="1" w:line="0" w:lineRule="atLeast"/>
+              <w:rPr>
+                <w:rFonts w:ascii="Times New Roman" w:hAnsi="Times New Roman" w:cs="Times New Roman"/>
+              </w:rPr>
+            </w:pPr>
+            <w:r>
+              <w:rPr>
+                <w:rFonts w:ascii="Times New Roman" w:hAnsi="Times New Roman" w:cs="Times New Roman"/>
+              </w:rPr>
+              <w:t>pH</w:t>
+            </w:r>
+          </w:p>
+        </w:tc>
+        <w:tc>
+          <w:tcPr>
+            <w:tcW w:w="1276" w:type="dxa"/>
+          </w:tcPr>
+          <w:p>
+            <w:pPr>
+              <w:spacing w:before="100" w:beforeAutospacing="1" w:after="100" w:afterAutospacing="1" w:line="0" w:lineRule="atLeast"/>
+              <w:rPr>
+                <w:rFonts w:ascii="Times New Roman" w:hAnsi="Times New Roman" w:cs="Times New Roman"/>
+              </w:rPr>
+            </w:pPr>
+            <w:r>
+              <w:rPr>
+                <w:rFonts w:ascii="Times New Roman" w:hAnsi="Times New Roman" w:cs="Times New Roman"/>
+              </w:rPr>
+              <w:t>H</w:t>
+            </w:r>
+          </w:p>
+        </w:tc>
+        <w:tc>
+          <w:tcPr>
+            <w:tcW w:w="1701" w:type="dxa"/>
+            <w:vMerge/>
+          </w:tcPr>
+          <w:p>
+            <w:pPr>
+              <w:spacing w:before="100" w:beforeAutospacing="1" w:after="100" w:afterAutospacing="1" w:line="0" w:lineRule="atLeast"/>
+              <w:rPr>
+                <w:rFonts w:ascii="Times New Roman" w:hAnsi="Times New Roman" w:cs="Times New Roman"/>
+              </w:rPr>
+            </w:pPr>
+          </w:p>
+        </w:tc>
+        <w:tc>
+          <w:tcPr>
+            <w:tcW w:w="1701" w:type="dxa"/>
+            <w:vMerge/>
+          </w:tcPr>
+          <w:p>
+            <w:pPr>
+              <w:spacing w:before="100" w:beforeAutospacing="1" w:after="100" w:afterAutospacing="1" w:line="0" w:lineRule="atLeast"/>
+              <w:rPr>
+                <w:rFonts w:ascii="Times New Roman" w:hAnsi="Times New Roman" w:cs="Times New Roman"/>
+              </w:rPr>
+            </w:pPr>
+          </w:p>
+        </w:tc>
+        <w:tc>
+          <w:tcPr>
+            <w:tcW w:w="1275" w:type="dxa"/>
+            <w:vMerge/>
+          </w:tcPr>
+          <w:p>
+            <w:pPr>
+              <w:spacing w:before="100" w:beforeAutospacing="1" w:after="100" w:afterAutospacing="1" w:line="0" w:lineRule="atLeast"/>
+              <w:rPr>
+                <w:rFonts w:ascii="Times New Roman" w:hAnsi="Times New Roman" w:cs="Times New Roman"/>
+              </w:rPr>
+            </w:pPr>
+          </w:p>
+        </w:tc>
+      </w:tr>
+      <w:tr>
+        <w:trPr>
+          <w:jc w:val="center"/>
+        </w:trPr>
+        <w:tc>
+          <w:tcPr>
+            <w:tcW w:w="988" w:type="dxa"/>
+          </w:tcPr>
+          <w:p>
+            <w:pPr>
+              <w:spacing w:before="100" w:beforeAutospacing="1" w:after="100" w:afterAutospacing="1" w:line="0" w:lineRule="atLeast"/>
+              <w:jc w:val="right"/>
+              <w:rPr>
+                <w:rFonts w:ascii="Times New Roman" w:hAnsi="Times New Roman" w:cs="Times New Roman"/>
+              </w:rPr>
+            </w:pPr>
+            <w:r>
+              <w:rPr>
+                <w:rFonts w:ascii="Times New Roman" w:hAnsi="Times New Roman" w:cs="Times New Roman"/>
+              </w:rPr>
+              <w:t>1</w:t>
+            </w:r>
+          </w:p>
+        </w:tc>
+        <w:tc>
+          <w:tcPr>
+            <w:tcW w:w="1134" w:type="dxa"/>
+          </w:tcPr>
+          <w:p>
+            <w:pPr>
+              <w:spacing w:before="100" w:beforeAutospacing="1" w:after="100" w:afterAutospacing="1" w:line="0" w:lineRule="atLeast"/>
+              <w:jc w:val="right"/>
+              <w:rPr>
+                <w:rFonts w:ascii="Times New Roman" w:hAnsi="Times New Roman" w:cs="Times New Roman"/>
+              </w:rPr>
+            </w:pPr>
+            <w:r>
+              <w:rPr>
+                <w:rFonts w:ascii="Times New Roman" w:hAnsi="Times New Roman" w:cs="Times New Roman"/>
+              </w:rPr>
+              <w:t>-36</w:t>
+            </w:r>
+          </w:p>
+        </w:tc>
+        <w:tc>
+          <w:tcPr>
+            <w:tcW w:w="1275" w:type="dxa"/>
+          </w:tcPr>
+          <w:p>
+            <w:pPr>
+              <w:spacing w:before="100" w:beforeAutospacing="1" w:after="100" w:afterAutospacing="1" w:line="0" w:lineRule="atLeast"/>
+              <w:jc w:val="right"/>
+              <w:rPr>
+                <w:rFonts w:ascii="Times New Roman" w:hAnsi="Times New Roman" w:cs="Times New Roman"/>
+              </w:rPr>
+            </w:pPr>
+            <w:r>
+              <w:rPr>
+                <w:rFonts w:ascii="Times New Roman" w:hAnsi="Times New Roman" w:cs="Times New Roman"/>
+              </w:rPr>
+              <w:t>6.3</w:t>
+            </w:r>
+          </w:p>
+        </w:tc>
+        <w:tc>
+          <w:tcPr>
+            <w:tcW w:w="1276" w:type="dxa"/>
+          </w:tcPr>
+          <w:p>
+            <w:pPr>
+              <w:spacing w:before="100" w:beforeAutospacing="1" w:after="100" w:afterAutospacing="1" w:line="0" w:lineRule="atLeast"/>
+              <w:jc w:val="right"/>
+              <w:rPr>
+                <w:rFonts w:ascii="Times New Roman" w:hAnsi="Times New Roman" w:cs="Times New Roman"/>
+              </w:rPr>
+            </w:pPr>
+            <w:r>
+              <w:rPr>
+                <w:rFonts w:ascii="Times New Roman" w:hAnsi="Times New Roman" w:cs="Times New Roman"/>
+              </w:rPr>
+              <w:t>3.6</w:t>
+            </w:r>
+          </w:p>
+        </w:tc>
+        <w:tc>
+          <w:tcPr>
+            <w:tcW w:w="1701" w:type="dxa"/>
+          </w:tcPr>
+          <w:p>
+            <w:pPr>
+              <w:spacing w:before="100" w:beforeAutospacing="1" w:after="100" w:afterAutospacing="1" w:line="0" w:lineRule="atLeast"/>
+              <w:rPr>
+                <w:rFonts w:ascii="Times New Roman" w:hAnsi="Times New Roman" w:cs="Times New Roman"/>
+              </w:rPr>
+            </w:pPr>
+            <w:r>
+              <w:rPr>
+                <w:rFonts w:ascii="Times New Roman" w:hAnsi="Times New Roman" w:cs="Times New Roman"/>
+              </w:rPr>
+              <w:t>Lỗi input</w:t>
+            </w:r>
+          </w:p>
+        </w:tc>
+        <w:tc>
+          <w:tcPr>
+            <w:tcW w:w="1701" w:type="dxa"/>
+          </w:tcPr>
+          <w:p>
+            <w:pPr>
+              <w:spacing w:before="100" w:beforeAutospacing="1" w:after="100" w:afterAutospacing="1" w:line="0" w:lineRule="atLeast"/>
+              <w:rPr>
+                <w:rFonts w:ascii="Times New Roman" w:hAnsi="Times New Roman" w:cs="Times New Roman"/>
+              </w:rPr>
+            </w:pPr>
+            <w:r>
+              <w:rPr>
+                <w:rFonts w:ascii="Times New Roman" w:hAnsi="Times New Roman" w:cs="Times New Roman"/>
+              </w:rPr>
+              <w:t>Lỗi input</w:t>
+            </w:r>
+          </w:p>
+        </w:tc>
+        <w:tc>
+          <w:tcPr>
+            <w:tcW w:w="1275" w:type="dxa"/>
+          </w:tcPr>
+          <w:p>
+            <w:pPr>
+              <w:spacing w:before="100" w:beforeAutospacing="1" w:after="100" w:afterAutospacing="1" w:line="0" w:lineRule="atLeast"/>
+              <w:rPr>
+                <w:rFonts w:ascii="Times New Roman" w:hAnsi="Times New Roman" w:cs="Times New Roman"/>
+              </w:rPr>
+            </w:pPr>
+            <w:r>
+              <w:rPr>
+                <w:rFonts w:ascii="Times New Roman" w:hAnsi="Times New Roman" w:cs="Times New Roman"/>
+              </w:rPr>
+              <w:t>Passed</w:t>
+            </w:r>
+          </w:p>
+        </w:tc>
+      </w:tr>
+      <w:tr>
+        <w:trPr>
+          <w:jc w:val="center"/>
+        </w:trPr>
+        <w:tc>
+          <w:tcPr>
+            <w:tcW w:w="988" w:type="dxa"/>
+          </w:tcPr>
+          <w:p>
+            <w:pPr>
+              <w:spacing w:before="100" w:beforeAutospacing="1" w:after="100" w:afterAutospacing="1" w:line="0" w:lineRule="atLeast"/>
+              <w:jc w:val="right"/>
+              <w:rPr>
+                <w:rFonts w:ascii="Times New Roman" w:hAnsi="Times New Roman" w:cs="Times New Roman"/>
+              </w:rPr>
+            </w:pPr>
+            <w:r>
+              <w:rPr>
+                <w:rFonts w:ascii="Times New Roman" w:hAnsi="Times New Roman" w:cs="Times New Roman"/>
+              </w:rPr>
+              <w:t>2</w:t>
+            </w:r>
+          </w:p>
+        </w:tc>
+        <w:tc>
+          <w:tcPr>
+            <w:tcW w:w="1134" w:type="dxa"/>
+          </w:tcPr>
+          <w:p>
+            <w:pPr>
+              <w:spacing w:before="100" w:beforeAutospacing="1" w:after="100" w:afterAutospacing="1" w:line="0" w:lineRule="atLeast"/>
+              <w:jc w:val="right"/>
+              <w:rPr>
+                <w:rFonts w:ascii="Times New Roman" w:hAnsi="Times New Roman" w:cs="Times New Roman"/>
+              </w:rPr>
+            </w:pPr>
+            <w:r>
+              <w:rPr>
+                <w:rFonts w:ascii="Times New Roman" w:hAnsi="Times New Roman" w:cs="Times New Roman"/>
+              </w:rPr>
+              <w:t>20</w:t>
+            </w:r>
+          </w:p>
+        </w:tc>
+        <w:tc>
+          <w:tcPr>
+            <w:tcW w:w="1275" w:type="dxa"/>
+          </w:tcPr>
+          <w:p>
+            <w:pPr>
+              <w:spacing w:before="100" w:beforeAutospacing="1" w:after="100" w:afterAutospacing="1" w:line="0" w:lineRule="atLeast"/>
+              <w:jc w:val="right"/>
+              <w:rPr>
+                <w:rFonts w:ascii="Times New Roman" w:hAnsi="Times New Roman" w:cs="Times New Roman"/>
+              </w:rPr>
+            </w:pPr>
+            <w:r>
+              <w:rPr>
+                <w:rFonts w:ascii="Times New Roman" w:hAnsi="Times New Roman" w:cs="Times New Roman"/>
+              </w:rPr>
+              <w:t>6.0</w:t>
+            </w:r>
+          </w:p>
+        </w:tc>
+        <w:tc>
+          <w:tcPr>
+            <w:tcW w:w="1276" w:type="dxa"/>
+          </w:tcPr>
+          <w:p>
+            <w:pPr>
+              <w:spacing w:before="100" w:beforeAutospacing="1" w:after="100" w:afterAutospacing="1" w:line="0" w:lineRule="atLeast"/>
+              <w:jc w:val="right"/>
+              <w:rPr>
+                <w:rFonts w:ascii="Times New Roman" w:hAnsi="Times New Roman" w:cs="Times New Roman"/>
+              </w:rPr>
+            </w:pPr>
+            <w:r>
+              <w:rPr>
+                <w:rFonts w:ascii="Times New Roman" w:hAnsi="Times New Roman" w:cs="Times New Roman"/>
+              </w:rPr>
+              <w:t>4.0</w:t>
+            </w:r>
+          </w:p>
+        </w:tc>
+        <w:tc>
+          <w:tcPr>
+            <w:tcW w:w="1701" w:type="dxa"/>
+          </w:tcPr>
+          <w:p>
+            <w:pPr>
+              <w:spacing w:before="100" w:beforeAutospacing="1" w:after="100" w:afterAutospacing="1" w:line="0" w:lineRule="atLeast"/>
+              <w:rPr>
+                <w:rFonts w:ascii="Times New Roman" w:hAnsi="Times New Roman" w:cs="Times New Roman"/>
+              </w:rPr>
+            </w:pPr>
+            <w:r>
+              <w:rPr>
+                <w:rFonts w:ascii="Times New Roman" w:hAnsi="Times New Roman" w:cs="Times New Roman"/>
+              </w:rPr>
+              <w:t>Không thả gì</w:t>
+            </w:r>
+          </w:p>
+        </w:tc>
+        <w:tc>
+          <w:tcPr>
+            <w:tcW w:w="1701" w:type="dxa"/>
+          </w:tcPr>
+          <w:p>
+            <w:pPr>
+              <w:spacing w:before="100" w:beforeAutospacing="1" w:after="100" w:afterAutospacing="1" w:line="0" w:lineRule="atLeast"/>
+              <w:rPr>
+                <w:rFonts w:ascii="Times New Roman" w:hAnsi="Times New Roman" w:cs="Times New Roman"/>
+              </w:rPr>
+            </w:pPr>
+            <w:r>
+              <w:rPr>
+                <w:rFonts w:ascii="Times New Roman" w:hAnsi="Times New Roman" w:cs="Times New Roman"/>
+              </w:rPr>
+              <w:t>Thả tôm</w:t>
+            </w:r>
+          </w:p>
+        </w:tc>
+        <w:tc>
+          <w:tcPr>
+            <w:tcW w:w="1275" w:type="dxa"/>
+          </w:tcPr>
+          <w:p>
+            <w:pPr>
+              <w:spacing w:before="100" w:beforeAutospacing="1" w:after="100" w:afterAutospacing="1" w:line="0" w:lineRule="atLeast"/>
+              <w:rPr>
+                <w:rFonts w:ascii="Times New Roman" w:hAnsi="Times New Roman" w:cs="Times New Roman"/>
+              </w:rPr>
+            </w:pPr>
+            <w:r>
+              <w:rPr>
+                <w:rFonts w:ascii="Times New Roman" w:hAnsi="Times New Roman" w:cs="Times New Roman"/>
+              </w:rPr>
+              <w:t>Passed</w:t>
+            </w:r>
+          </w:p>
+        </w:tc>
+      </w:tr>
+      <w:tr>
+        <w:trPr>
+          <w:jc w:val="center"/>
+        </w:trPr>
+        <w:tc>
+          <w:tcPr>
+            <w:tcW w:w="988" w:type="dxa"/>
+          </w:tcPr>
+          <w:p>
+            <w:pPr>
+              <w:spacing w:before="100" w:beforeAutospacing="1" w:after="100" w:afterAutospacing="1" w:line="0" w:lineRule="atLeast"/>
+              <w:jc w:val="right"/>
+              <w:rPr>
+                <w:rFonts w:ascii="Times New Roman" w:hAnsi="Times New Roman" w:cs="Times New Roman"/>
+              </w:rPr>
+            </w:pPr>
+            <w:r>
+              <w:rPr>
+                <w:rFonts w:ascii="Times New Roman" w:hAnsi="Times New Roman" w:cs="Times New Roman"/>
+              </w:rPr>
+              <w:t>3</w:t>
+            </w:r>
+          </w:p>
+        </w:tc>
+        <w:tc>
+          <w:tcPr>
+            <w:tcW w:w="1134" w:type="dxa"/>
+          </w:tcPr>
+          <w:p>
+            <w:pPr>
+              <w:spacing w:before="100" w:beforeAutospacing="1" w:after="100" w:afterAutospacing="1" w:line="0" w:lineRule="atLeast"/>
+              <w:jc w:val="right"/>
+              <w:rPr>
+                <w:rFonts w:ascii="Times New Roman" w:hAnsi="Times New Roman" w:cs="Times New Roman"/>
+              </w:rPr>
+            </w:pPr>
+            <w:r>
+              <w:rPr>
+                <w:rFonts w:ascii="Times New Roman" w:hAnsi="Times New Roman" w:cs="Times New Roman"/>
+              </w:rPr>
+              <w:t>25</w:t>
+            </w:r>
+          </w:p>
+        </w:tc>
+        <w:tc>
+          <w:tcPr>
+            <w:tcW w:w="1275" w:type="dxa"/>
+          </w:tcPr>
+          <w:p>
+            <w:pPr>
+              <w:spacing w:before="100" w:beforeAutospacing="1" w:after="100" w:afterAutospacing="1" w:line="0" w:lineRule="atLeast"/>
+              <w:jc w:val="right"/>
+              <w:rPr>
+                <w:rFonts w:ascii="Times New Roman" w:hAnsi="Times New Roman" w:cs="Times New Roman"/>
+              </w:rPr>
+            </w:pPr>
+            <w:r>
+              <w:rPr>
+                <w:rFonts w:ascii="Times New Roman" w:hAnsi="Times New Roman" w:cs="Times New Roman"/>
+              </w:rPr>
+              <w:t>6.3</w:t>
+            </w:r>
+          </w:p>
+        </w:tc>
+        <w:tc>
+          <w:tcPr>
+            <w:tcW w:w="1276" w:type="dxa"/>
+          </w:tcPr>
+          <w:p>
+            <w:pPr>
+              <w:spacing w:before="100" w:beforeAutospacing="1" w:after="100" w:afterAutospacing="1" w:line="0" w:lineRule="atLeast"/>
+              <w:jc w:val="right"/>
+              <w:rPr>
+                <w:rFonts w:ascii="Times New Roman" w:hAnsi="Times New Roman" w:cs="Times New Roman"/>
+              </w:rPr>
+            </w:pPr>
+            <w:r>
+              <w:rPr>
+                <w:rFonts w:ascii="Times New Roman" w:hAnsi="Times New Roman" w:cs="Times New Roman"/>
+              </w:rPr>
+              <w:t>2.5</w:t>
+            </w:r>
+          </w:p>
+        </w:tc>
+        <w:tc>
+          <w:tcPr>
+            <w:tcW w:w="1701" w:type="dxa"/>
+          </w:tcPr>
+          <w:p>
+            <w:pPr>
+              <w:spacing w:before="100" w:beforeAutospacing="1" w:after="100" w:afterAutospacing="1" w:line="0" w:lineRule="atLeast"/>
+              <w:rPr>
+                <w:rFonts w:ascii="Times New Roman" w:hAnsi="Times New Roman" w:cs="Times New Roman"/>
+              </w:rPr>
+            </w:pPr>
+            <w:r>
+              <w:rPr>
+                <w:rFonts w:ascii="Times New Roman" w:hAnsi="Times New Roman" w:cs="Times New Roman"/>
+              </w:rPr>
+              <w:t>Không thả gì</w:t>
+            </w:r>
+          </w:p>
+        </w:tc>
+        <w:tc>
+          <w:tcPr>
+            <w:tcW w:w="1701" w:type="dxa"/>
+          </w:tcPr>
+          <w:p>
+            <w:pPr>
+              <w:spacing w:before="100" w:beforeAutospacing="1" w:after="100" w:afterAutospacing="1" w:line="0" w:lineRule="atLeast"/>
+              <w:rPr>
+                <w:rFonts w:ascii="Times New Roman" w:hAnsi="Times New Roman" w:cs="Times New Roman"/>
+              </w:rPr>
+            </w:pPr>
+            <w:r>
+              <w:rPr>
+                <w:rFonts w:ascii="Times New Roman" w:hAnsi="Times New Roman" w:cs="Times New Roman"/>
+              </w:rPr>
+              <w:t>Thả tôm</w:t>
+            </w:r>
+          </w:p>
+        </w:tc>
+        <w:tc>
+          <w:tcPr>
+            <w:tcW w:w="1275" w:type="dxa"/>
+          </w:tcPr>
+          <w:p>
+            <w:pPr>
+              <w:spacing w:before="100" w:beforeAutospacing="1" w:after="100" w:afterAutospacing="1" w:line="0" w:lineRule="atLeast"/>
+              <w:rPr>
+                <w:rFonts w:ascii="Times New Roman" w:hAnsi="Times New Roman" w:cs="Times New Roman"/>
+              </w:rPr>
+            </w:pPr>
+            <w:r>
+              <w:rPr>
+                <w:rFonts w:ascii="Times New Roman" w:hAnsi="Times New Roman" w:cs="Times New Roman"/>
+              </w:rPr>
+              <w:t>Passed</w:t>
+            </w:r>
+          </w:p>
+        </w:tc>
+      </w:tr>
+      <w:tr>
+        <w:trPr>
+          <w:jc w:val="center"/>
+        </w:trPr>
+        <w:tc>
+          <w:tcPr>
+            <w:tcW w:w="988" w:type="dxa"/>
+          </w:tcPr>
+          <w:p>
+            <w:pPr>
+              <w:spacing w:before="100" w:beforeAutospacing="1" w:after="100" w:afterAutospacing="1" w:line="0" w:lineRule="atLeast"/>
+              <w:jc w:val="right"/>
+              <w:rPr>
+                <w:rFonts w:ascii="Times New Roman" w:hAnsi="Times New Roman" w:cs="Times New Roman"/>
+              </w:rPr>
+            </w:pPr>
+            <w:r>
+              <w:rPr>
+                <w:rFonts w:ascii="Times New Roman" w:hAnsi="Times New Roman" w:cs="Times New Roman"/>
+              </w:rPr>
+              <w:t>4</w:t>
+            </w:r>
+          </w:p>
+        </w:tc>
+        <w:tc>
+          <w:tcPr>
+            <w:tcW w:w="1134" w:type="dxa"/>
+          </w:tcPr>
+          <w:p>
+            <w:pPr>
+              <w:spacing w:before="100" w:beforeAutospacing="1" w:after="100" w:afterAutospacing="1" w:line="0" w:lineRule="atLeast"/>
+              <w:jc w:val="right"/>
+              <w:rPr>
+                <w:rFonts w:ascii="Times New Roman" w:hAnsi="Times New Roman" w:cs="Times New Roman"/>
+              </w:rPr>
+            </w:pPr>
+            <w:r>
+              <w:rPr>
+                <w:rFonts w:ascii="Times New Roman" w:hAnsi="Times New Roman" w:cs="Times New Roman"/>
+              </w:rPr>
+              <w:t>26</w:t>
+            </w:r>
+          </w:p>
+        </w:tc>
+        <w:tc>
+          <w:tcPr>
+            <w:tcW w:w="1275" w:type="dxa"/>
+          </w:tcPr>
+          <w:p>
+            <w:pPr>
+              <w:spacing w:before="100" w:beforeAutospacing="1" w:after="100" w:afterAutospacing="1" w:line="0" w:lineRule="atLeast"/>
+              <w:jc w:val="right"/>
+              <w:rPr>
+                <w:rFonts w:ascii="Times New Roman" w:hAnsi="Times New Roman" w:cs="Times New Roman"/>
+              </w:rPr>
+            </w:pPr>
+            <w:r>
+              <w:rPr>
+                <w:rFonts w:ascii="Times New Roman" w:hAnsi="Times New Roman" w:cs="Times New Roman"/>
+              </w:rPr>
+              <w:t>4.0</w:t>
+            </w:r>
+          </w:p>
+        </w:tc>
+        <w:tc>
+          <w:tcPr>
+            <w:tcW w:w="1276" w:type="dxa"/>
+          </w:tcPr>
+          <w:p>
+            <w:pPr>
+              <w:spacing w:before="100" w:beforeAutospacing="1" w:after="100" w:afterAutospacing="1" w:line="0" w:lineRule="atLeast"/>
+              <w:jc w:val="right"/>
+              <w:rPr>
+                <w:rFonts w:ascii="Times New Roman" w:hAnsi="Times New Roman" w:cs="Times New Roman"/>
+              </w:rPr>
+            </w:pPr>
+            <w:r>
+              <w:rPr>
+                <w:rFonts w:ascii="Times New Roman" w:hAnsi="Times New Roman" w:cs="Times New Roman"/>
+              </w:rPr>
+              <w:t>4.0</w:t>
+            </w:r>
+          </w:p>
+        </w:tc>
+        <w:tc>
+          <w:tcPr>
+            <w:tcW w:w="1701" w:type="dxa"/>
+          </w:tcPr>
+          <w:p>
+            <w:pPr>
+              <w:spacing w:before="100" w:beforeAutospacing="1" w:after="100" w:afterAutospacing="1" w:line="0" w:lineRule="atLeast"/>
+              <w:rPr>
+                <w:rFonts w:ascii="Times New Roman" w:hAnsi="Times New Roman" w:cs="Times New Roman"/>
+              </w:rPr>
+            </w:pPr>
+            <w:r>
+              <w:rPr>
+                <w:rFonts w:ascii="Times New Roman" w:hAnsi="Times New Roman" w:cs="Times New Roman"/>
+              </w:rPr>
+              <w:t>Thả tôm</w:t>
+            </w:r>
+          </w:p>
+        </w:tc>
+        <w:tc>
+          <w:tcPr>
+            <w:tcW w:w="1701" w:type="dxa"/>
+          </w:tcPr>
+          <w:p>
+            <w:pPr>
+              <w:spacing w:before="100" w:beforeAutospacing="1" w:after="100" w:afterAutospacing="1" w:line="0" w:lineRule="atLeast"/>
+              <w:rPr>
+                <w:rFonts w:ascii="Times New Roman" w:hAnsi="Times New Roman" w:cs="Times New Roman"/>
+              </w:rPr>
+            </w:pPr>
+            <w:r>
+              <w:rPr>
+                <w:rFonts w:ascii="Times New Roman" w:hAnsi="Times New Roman" w:cs="Times New Roman"/>
+              </w:rPr>
+              <w:t>Thả tôm</w:t>
+            </w:r>
+          </w:p>
+        </w:tc>
+        <w:tc>
+          <w:tcPr>
+            <w:tcW w:w="1275" w:type="dxa"/>
+          </w:tcPr>
+          <w:p>
+            <w:pPr>
+              <w:spacing w:before="100" w:beforeAutospacing="1" w:after="100" w:afterAutospacing="1" w:line="0" w:lineRule="atLeast"/>
+              <w:rPr>
+                <w:rFonts w:ascii="Times New Roman" w:hAnsi="Times New Roman" w:cs="Times New Roman"/>
+              </w:rPr>
+            </w:pPr>
+            <w:r>
+              <w:rPr>
+                <w:rFonts w:ascii="Times New Roman" w:hAnsi="Times New Roman" w:cs="Times New Roman"/>
+              </w:rPr>
+              <w:t>Passed</w:t>
+            </w:r>
+          </w:p>
+        </w:tc>
+      </w:tr>
+      <w:tr>
+        <w:trPr>
+          <w:jc w:val="center"/>
+        </w:trPr>
+        <w:tc>
+          <w:tcPr>
+            <w:tcW w:w="988" w:type="dxa"/>
+          </w:tcPr>
+          <w:p>
+            <w:pPr>
+              <w:spacing w:before="100" w:beforeAutospacing="1" w:after="100" w:afterAutospacing="1" w:line="0" w:lineRule="atLeast"/>
+              <w:jc w:val="right"/>
+              <w:rPr>
+                <w:rFonts w:ascii="Times New Roman" w:hAnsi="Times New Roman" w:cs="Times New Roman"/>
+              </w:rPr>
+            </w:pPr>
+            <w:r>
+              <w:rPr>
+                <w:rFonts w:ascii="Times New Roman" w:hAnsi="Times New Roman" w:cs="Times New Roman"/>
+              </w:rPr>
+              <w:t>5</w:t>
+            </w:r>
+          </w:p>
+        </w:tc>
+        <w:tc>
+          <w:tcPr>
+            <w:tcW w:w="1134" w:type="dxa"/>
+          </w:tcPr>
+          <w:p>
+            <w:pPr>
+              <w:spacing w:before="100" w:beforeAutospacing="1" w:after="100" w:afterAutospacing="1" w:line="0" w:lineRule="atLeast"/>
+              <w:jc w:val="right"/>
+              <w:rPr>
+                <w:rFonts w:ascii="Times New Roman" w:hAnsi="Times New Roman" w:cs="Times New Roman"/>
+              </w:rPr>
+            </w:pPr>
+            <w:r>
+              <w:rPr>
+                <w:rFonts w:ascii="Times New Roman" w:hAnsi="Times New Roman" w:cs="Times New Roman"/>
+              </w:rPr>
+              <w:t>26</w:t>
+            </w:r>
+          </w:p>
+        </w:tc>
+        <w:tc>
+          <w:tcPr>
+            <w:tcW w:w="1275" w:type="dxa"/>
+          </w:tcPr>
+          <w:p>
+            <w:pPr>
+              <w:spacing w:before="100" w:beforeAutospacing="1" w:after="100" w:afterAutospacing="1" w:line="0" w:lineRule="atLeast"/>
+              <w:jc w:val="right"/>
+              <w:rPr>
+                <w:rFonts w:ascii="Times New Roman" w:hAnsi="Times New Roman" w:cs="Times New Roman"/>
+              </w:rPr>
+            </w:pPr>
+            <w:r>
+              <w:rPr>
+                <w:rFonts w:ascii="Times New Roman" w:hAnsi="Times New Roman" w:cs="Times New Roman"/>
+              </w:rPr>
+              <w:t>6.0</w:t>
+            </w:r>
+          </w:p>
+        </w:tc>
+        <w:tc>
+          <w:tcPr>
+            <w:tcW w:w="1276" w:type="dxa"/>
+          </w:tcPr>
+          <w:p>
+            <w:pPr>
+              <w:spacing w:before="100" w:beforeAutospacing="1" w:after="100" w:afterAutospacing="1" w:line="0" w:lineRule="atLeast"/>
+              <w:jc w:val="right"/>
+              <w:rPr>
+                <w:rFonts w:ascii="Times New Roman" w:hAnsi="Times New Roman" w:cs="Times New Roman"/>
+              </w:rPr>
+            </w:pPr>
+            <w:r>
+              <w:rPr>
+                <w:rFonts w:ascii="Times New Roman" w:hAnsi="Times New Roman" w:cs="Times New Roman"/>
+              </w:rPr>
+              <w:t>3.6</w:t>
+            </w:r>
+          </w:p>
+        </w:tc>
+        <w:tc>
+          <w:tcPr>
+            <w:tcW w:w="1701" w:type="dxa"/>
+          </w:tcPr>
+          <w:p>
+            <w:pPr>
+              <w:spacing w:before="100" w:beforeAutospacing="1" w:after="100" w:afterAutospacing="1" w:line="0" w:lineRule="atLeast"/>
+              <w:rPr>
+                <w:rFonts w:ascii="Times New Roman" w:hAnsi="Times New Roman" w:cs="Times New Roman"/>
+              </w:rPr>
+            </w:pPr>
+            <w:r>
+              <w:rPr>
+                <w:rFonts w:ascii="Times New Roman" w:hAnsi="Times New Roman" w:cs="Times New Roman"/>
+              </w:rPr>
+              <w:t>Thả tôm</w:t>
+            </w:r>
+          </w:p>
+        </w:tc>
+        <w:tc>
+          <w:tcPr>
+            <w:tcW w:w="1701" w:type="dxa"/>
+          </w:tcPr>
+          <w:p>
+            <w:pPr>
+              <w:spacing w:before="100" w:beforeAutospacing="1" w:after="100" w:afterAutospacing="1" w:line="0" w:lineRule="atLeast"/>
+              <w:rPr>
+                <w:rFonts w:ascii="Times New Roman" w:hAnsi="Times New Roman" w:cs="Times New Roman"/>
+              </w:rPr>
+            </w:pPr>
+            <w:r>
+              <w:rPr>
+                <w:rFonts w:ascii="Times New Roman" w:hAnsi="Times New Roman" w:cs="Times New Roman"/>
+              </w:rPr>
+              <w:t>Thả tôm</w:t>
+            </w:r>
+          </w:p>
+        </w:tc>
+        <w:tc>
+          <w:tcPr>
+            <w:tcW w:w="1275" w:type="dxa"/>
+          </w:tcPr>
+          <w:p>
+            <w:pPr>
+              <w:spacing w:before="100" w:beforeAutospacing="1" w:after="100" w:afterAutospacing="1" w:line="0" w:lineRule="atLeast"/>
+              <w:rPr>
+                <w:rFonts w:ascii="Times New Roman" w:hAnsi="Times New Roman" w:cs="Times New Roman"/>
+              </w:rPr>
+            </w:pPr>
+            <w:r>
+              <w:rPr>
+                <w:rFonts w:ascii="Times New Roman" w:hAnsi="Times New Roman" w:cs="Times New Roman"/>
+              </w:rPr>
+              <w:t>Passed</w:t>
+            </w:r>
+          </w:p>
+        </w:tc>
+      </w:tr>
+      <w:tr>
+        <w:trPr>
+          <w:jc w:val="center"/>
+        </w:trPr>
+        <w:tc>
+          <w:tcPr>
+            <w:tcW w:w="988" w:type="dxa"/>
+          </w:tcPr>
+          <w:p>
+            <w:pPr>
+              <w:spacing w:before="100" w:beforeAutospacing="1" w:after="100" w:afterAutospacing="1" w:line="0" w:lineRule="atLeast"/>
+              <w:jc w:val="right"/>
+              <w:rPr>
+                <w:rFonts w:ascii="Times New Roman" w:hAnsi="Times New Roman" w:cs="Times New Roman"/>
+              </w:rPr>
+            </w:pPr>
+            <w:r>
+              <w:rPr>
+                <w:rFonts w:ascii="Times New Roman" w:hAnsi="Times New Roman" w:cs="Times New Roman"/>
+              </w:rPr>
+              <w:t>6</w:t>
+            </w:r>
+          </w:p>
+        </w:tc>
+        <w:tc>
+          <w:tcPr>
+            <w:tcW w:w="1134" w:type="dxa"/>
+          </w:tcPr>
+          <w:p>
+            <w:pPr>
+              <w:spacing w:before="100" w:beforeAutospacing="1" w:after="100" w:afterAutospacing="1" w:line="0" w:lineRule="atLeast"/>
+              <w:jc w:val="right"/>
+              <w:rPr>
+                <w:rFonts w:ascii="Times New Roman" w:hAnsi="Times New Roman" w:cs="Times New Roman"/>
+              </w:rPr>
+            </w:pPr>
+            <w:r>
+              <w:rPr>
+                <w:rFonts w:ascii="Times New Roman" w:hAnsi="Times New Roman" w:cs="Times New Roman"/>
+              </w:rPr>
+              <w:t>26</w:t>
+            </w:r>
+          </w:p>
+        </w:tc>
+        <w:tc>
+          <w:tcPr>
+            <w:tcW w:w="1275" w:type="dxa"/>
+          </w:tcPr>
+          <w:p>
+            <w:pPr>
+              <w:spacing w:before="100" w:beforeAutospacing="1" w:after="100" w:afterAutospacing="1" w:line="0" w:lineRule="atLeast"/>
+              <w:jc w:val="right"/>
+              <w:rPr>
+                <w:rFonts w:ascii="Times New Roman" w:hAnsi="Times New Roman" w:cs="Times New Roman"/>
+              </w:rPr>
+            </w:pPr>
+            <w:r>
+              <w:rPr>
+                <w:rFonts w:ascii="Times New Roman" w:hAnsi="Times New Roman" w:cs="Times New Roman"/>
+              </w:rPr>
+              <w:t>6.0</w:t>
+            </w:r>
+          </w:p>
+        </w:tc>
+        <w:tc>
+          <w:tcPr>
+            <w:tcW w:w="1276" w:type="dxa"/>
+          </w:tcPr>
+          <w:p>
+            <w:pPr>
+              <w:spacing w:before="100" w:beforeAutospacing="1" w:after="100" w:afterAutospacing="1" w:line="0" w:lineRule="atLeast"/>
+              <w:jc w:val="right"/>
+              <w:rPr>
+                <w:rFonts w:ascii="Times New Roman" w:hAnsi="Times New Roman" w:cs="Times New Roman"/>
+              </w:rPr>
+            </w:pPr>
+            <w:r>
+              <w:rPr>
+                <w:rFonts w:ascii="Times New Roman" w:hAnsi="Times New Roman" w:cs="Times New Roman"/>
+              </w:rPr>
+              <w:t>5.0</w:t>
+            </w:r>
+          </w:p>
+        </w:tc>
+        <w:tc>
+          <w:tcPr>
+            <w:tcW w:w="1701" w:type="dxa"/>
+          </w:tcPr>
+          <w:p>
+            <w:pPr>
+              <w:spacing w:before="100" w:beforeAutospacing="1" w:after="100" w:afterAutospacing="1" w:line="0" w:lineRule="atLeast"/>
+              <w:rPr>
+                <w:rFonts w:ascii="Times New Roman" w:hAnsi="Times New Roman" w:cs="Times New Roman"/>
+              </w:rPr>
+            </w:pPr>
+            <w:r>
+              <w:rPr>
+                <w:rFonts w:ascii="Times New Roman" w:hAnsi="Times New Roman" w:cs="Times New Roman"/>
+              </w:rPr>
+              <w:t>Thả cá</w:t>
+            </w:r>
+          </w:p>
+        </w:tc>
+        <w:tc>
+          <w:tcPr>
+            <w:tcW w:w="1701" w:type="dxa"/>
+          </w:tcPr>
+          <w:p>
+            <w:pPr>
+              <w:spacing w:before="100" w:beforeAutospacing="1" w:after="100" w:afterAutospacing="1" w:line="0" w:lineRule="atLeast"/>
+              <w:rPr>
+                <w:rFonts w:ascii="Times New Roman" w:hAnsi="Times New Roman" w:cs="Times New Roman"/>
+              </w:rPr>
+            </w:pPr>
+            <w:r>
+              <w:rPr>
+                <w:rFonts w:ascii="Times New Roman" w:hAnsi="Times New Roman" w:cs="Times New Roman"/>
+              </w:rPr>
+              <w:t>Thả cá</w:t>
+            </w:r>
+          </w:p>
+        </w:tc>
+        <w:tc>
+          <w:tcPr>
+            <w:tcW w:w="1275" w:type="dxa"/>
+          </w:tcPr>
+          <w:p>
+            <w:pPr>
+              <w:spacing w:before="100" w:beforeAutospacing="1" w:after="100" w:afterAutospacing="1" w:line="0" w:lineRule="atLeast"/>
+              <w:rPr>
+                <w:rFonts w:ascii="Times New Roman" w:hAnsi="Times New Roman" w:cs="Times New Roman"/>
+              </w:rPr>
+            </w:pPr>
+            <w:r>
+              <w:rPr>
+                <w:rFonts w:ascii="Times New Roman" w:hAnsi="Times New Roman" w:cs="Times New Roman"/>
+              </w:rPr>
+              <w:t>Passed</w:t>
+            </w:r>
+          </w:p>
+        </w:tc>
+      </w:tr>
+      <w:tr>
+        <w:trPr>
+          <w:jc w:val="center"/>
+        </w:trPr>
+        <w:tc>
+          <w:tcPr>
+            <w:tcW w:w="988" w:type="dxa"/>
+          </w:tcPr>
+          <w:p>
+            <w:pPr>
+              <w:spacing w:before="100" w:beforeAutospacing="1" w:after="100" w:afterAutospacing="1" w:line="0" w:lineRule="atLeast"/>
+              <w:jc w:val="right"/>
+              <w:rPr>
+                <w:rFonts w:ascii="Times New Roman" w:hAnsi="Times New Roman" w:cs="Times New Roman"/>
+              </w:rPr>
+            </w:pPr>
+            <w:r>
+              <w:rPr>
+                <w:rFonts w:ascii="Times New Roman" w:hAnsi="Times New Roman" w:cs="Times New Roman"/>
+              </w:rPr>
+              <w:t>7</w:t>
+            </w:r>
+          </w:p>
+        </w:tc>
+        <w:tc>
+          <w:tcPr>
+            <w:tcW w:w="1134" w:type="dxa"/>
+          </w:tcPr>
+          <w:p>
+            <w:pPr>
+              <w:spacing w:before="100" w:beforeAutospacing="1" w:after="100" w:afterAutospacing="1" w:line="0" w:lineRule="atLeast"/>
+              <w:jc w:val="right"/>
+              <w:rPr>
+                <w:rFonts w:ascii="Times New Roman" w:hAnsi="Times New Roman" w:cs="Times New Roman"/>
+              </w:rPr>
+            </w:pPr>
+            <w:r>
+              <w:rPr>
+                <w:rFonts w:ascii="Times New Roman" w:hAnsi="Times New Roman" w:cs="Times New Roman"/>
+              </w:rPr>
+              <w:t>26</w:t>
+            </w:r>
+          </w:p>
+        </w:tc>
+        <w:tc>
+          <w:tcPr>
+            <w:tcW w:w="1275" w:type="dxa"/>
+          </w:tcPr>
+          <w:p>
+            <w:pPr>
+              <w:spacing w:before="100" w:beforeAutospacing="1" w:after="100" w:afterAutospacing="1" w:line="0" w:lineRule="atLeast"/>
+              <w:jc w:val="right"/>
+              <w:rPr>
+                <w:rFonts w:ascii="Times New Roman" w:hAnsi="Times New Roman" w:cs="Times New Roman"/>
+              </w:rPr>
+            </w:pPr>
+            <w:r>
+              <w:rPr>
+                <w:rFonts w:ascii="Times New Roman" w:hAnsi="Times New Roman" w:cs="Times New Roman"/>
+              </w:rPr>
+              <w:t>7.0</w:t>
+            </w:r>
+          </w:p>
+        </w:tc>
+        <w:tc>
+          <w:tcPr>
+            <w:tcW w:w="1276" w:type="dxa"/>
+          </w:tcPr>
+          <w:p>
+            <w:pPr>
+              <w:spacing w:before="100" w:beforeAutospacing="1" w:after="100" w:afterAutospacing="1" w:line="0" w:lineRule="atLeast"/>
+              <w:jc w:val="right"/>
+              <w:rPr>
+                <w:rFonts w:ascii="Times New Roman" w:hAnsi="Times New Roman" w:cs="Times New Roman"/>
+              </w:rPr>
+            </w:pPr>
+            <w:r>
+              <w:rPr>
+                <w:rFonts w:ascii="Times New Roman" w:hAnsi="Times New Roman" w:cs="Times New Roman"/>
+              </w:rPr>
+              <w:t>5.0</w:t>
+            </w:r>
+          </w:p>
+        </w:tc>
+        <w:tc>
+          <w:tcPr>
+            <w:tcW w:w="1701" w:type="dxa"/>
+          </w:tcPr>
+          <w:p>
+            <w:pPr>
+              <w:spacing w:before="100" w:beforeAutospacing="1" w:after="100" w:afterAutospacing="1" w:line="0" w:lineRule="atLeast"/>
+              <w:rPr>
+                <w:rFonts w:ascii="Times New Roman" w:hAnsi="Times New Roman" w:cs="Times New Roman"/>
+              </w:rPr>
+            </w:pPr>
+            <w:r>
+              <w:rPr>
+                <w:rFonts w:ascii="Times New Roman" w:hAnsi="Times New Roman" w:cs="Times New Roman"/>
+              </w:rPr>
+              <w:t>Thả cá</w:t>
+            </w:r>
+          </w:p>
+        </w:tc>
+        <w:tc>
+          <w:tcPr>
+            <w:tcW w:w="1701" w:type="dxa"/>
+          </w:tcPr>
+          <w:p>
+            <w:pPr>
+              <w:spacing w:before="100" w:beforeAutospacing="1" w:after="100" w:afterAutospacing="1" w:line="0" w:lineRule="atLeast"/>
+              <w:rPr>
+                <w:rFonts w:ascii="Times New Roman" w:hAnsi="Times New Roman" w:cs="Times New Roman"/>
+              </w:rPr>
+            </w:pPr>
+            <w:r>
+              <w:rPr>
+                <w:rFonts w:ascii="Times New Roman" w:hAnsi="Times New Roman" w:cs="Times New Roman"/>
+              </w:rPr>
+              <w:t>Thả cá</w:t>
+            </w:r>
+          </w:p>
+        </w:tc>
+        <w:tc>
+          <w:tcPr>
+            <w:tcW w:w="1275" w:type="dxa"/>
+          </w:tcPr>
+          <w:p>
+            <w:pPr>
+              <w:spacing w:before="100" w:beforeAutospacing="1" w:after="100" w:afterAutospacing="1" w:line="0" w:lineRule="atLeast"/>
+              <w:rPr>
+                <w:rFonts w:ascii="Times New Roman" w:hAnsi="Times New Roman" w:cs="Times New Roman"/>
+              </w:rPr>
+            </w:pPr>
+            <w:r>
+              <w:rPr>
+                <w:rFonts w:ascii="Times New Roman" w:hAnsi="Times New Roman" w:cs="Times New Roman"/>
+              </w:rPr>
+              <w:t>Passed</w:t>
+            </w:r>
+          </w:p>
+        </w:tc>
+      </w:tr>
+      <w:tr>
+        <w:trPr>
+          <w:jc w:val="center"/>
+        </w:trPr>
+        <w:tc>
+          <w:tcPr>
+            <w:tcW w:w="988" w:type="dxa"/>
+          </w:tcPr>
+          <w:p>
+            <w:pPr>
+              <w:spacing w:before="100" w:beforeAutospacing="1" w:after="100" w:afterAutospacing="1" w:line="0" w:lineRule="atLeast"/>
+              <w:jc w:val="right"/>
+              <w:rPr>
+                <w:rFonts w:ascii="Times New Roman" w:hAnsi="Times New Roman" w:cs="Times New Roman"/>
+              </w:rPr>
+            </w:pPr>
+            <w:r>
+              <w:rPr>
+                <w:rFonts w:ascii="Times New Roman" w:hAnsi="Times New Roman" w:cs="Times New Roman"/>
+              </w:rPr>
+              <w:t>8</w:t>
+            </w:r>
+          </w:p>
+        </w:tc>
+        <w:tc>
+          <w:tcPr>
+            <w:tcW w:w="1134" w:type="dxa"/>
+          </w:tcPr>
+          <w:p>
+            <w:pPr>
+              <w:spacing w:before="100" w:beforeAutospacing="1" w:after="100" w:afterAutospacing="1" w:line="0" w:lineRule="atLeast"/>
+              <w:jc w:val="right"/>
+              <w:rPr>
+                <w:rFonts w:ascii="Times New Roman" w:hAnsi="Times New Roman" w:cs="Times New Roman"/>
+              </w:rPr>
+            </w:pPr>
+            <w:r>
+              <w:rPr>
+                <w:rFonts w:ascii="Times New Roman" w:hAnsi="Times New Roman" w:cs="Times New Roman"/>
+              </w:rPr>
+              <w:t>28</w:t>
+            </w:r>
+          </w:p>
+        </w:tc>
+        <w:tc>
+          <w:tcPr>
+            <w:tcW w:w="1275" w:type="dxa"/>
+          </w:tcPr>
+          <w:p>
+            <w:pPr>
+              <w:spacing w:before="100" w:beforeAutospacing="1" w:after="100" w:afterAutospacing="1" w:line="0" w:lineRule="atLeast"/>
+              <w:jc w:val="right"/>
+              <w:rPr>
+                <w:rFonts w:ascii="Times New Roman" w:hAnsi="Times New Roman" w:cs="Times New Roman"/>
+              </w:rPr>
+            </w:pPr>
+            <w:r>
+              <w:rPr>
+                <w:rFonts w:ascii="Times New Roman" w:hAnsi="Times New Roman" w:cs="Times New Roman"/>
+              </w:rPr>
+              <w:t>7.0</w:t>
+            </w:r>
+          </w:p>
+        </w:tc>
+        <w:tc>
+          <w:tcPr>
+            <w:tcW w:w="1276" w:type="dxa"/>
+          </w:tcPr>
+          <w:p>
+            <w:pPr>
+              <w:spacing w:before="100" w:beforeAutospacing="1" w:after="100" w:afterAutospacing="1" w:line="0" w:lineRule="atLeast"/>
+              <w:jc w:val="right"/>
+              <w:rPr>
+                <w:rFonts w:ascii="Times New Roman" w:hAnsi="Times New Roman" w:cs="Times New Roman"/>
+              </w:rPr>
+            </w:pPr>
+            <w:r>
+              <w:rPr>
+                <w:rFonts w:ascii="Times New Roman" w:hAnsi="Times New Roman" w:cs="Times New Roman"/>
+              </w:rPr>
+              <w:t>5.0</w:t>
+            </w:r>
+          </w:p>
+        </w:tc>
+        <w:tc>
+          <w:tcPr>
+            <w:tcW w:w="1701" w:type="dxa"/>
+          </w:tcPr>
+          <w:p>
+            <w:pPr>
+              <w:spacing w:before="100" w:beforeAutospacing="1" w:after="100" w:afterAutospacing="1" w:line="0" w:lineRule="atLeast"/>
+              <w:rPr>
+                <w:rFonts w:ascii="Times New Roman" w:hAnsi="Times New Roman" w:cs="Times New Roman"/>
+              </w:rPr>
+            </w:pPr>
+            <w:r>
+              <w:rPr>
+                <w:rFonts w:ascii="Times New Roman" w:hAnsi="Times New Roman" w:cs="Times New Roman"/>
+              </w:rPr>
+              <w:t>Thả bạch tuộc</w:t>
+            </w:r>
+          </w:p>
+        </w:tc>
+        <w:tc>
+          <w:tcPr>
+            <w:tcW w:w="1701" w:type="dxa"/>
+          </w:tcPr>
+          <w:p>
+            <w:pPr>
+              <w:spacing w:before="100" w:beforeAutospacing="1" w:after="100" w:afterAutospacing="1" w:line="0" w:lineRule="atLeast"/>
+              <w:rPr>
+                <w:rFonts w:ascii="Times New Roman" w:hAnsi="Times New Roman" w:cs="Times New Roman"/>
+              </w:rPr>
+            </w:pPr>
+            <w:r>
+              <w:rPr>
+                <w:rFonts w:ascii="Times New Roman" w:hAnsi="Times New Roman" w:cs="Times New Roman"/>
+              </w:rPr>
+              <w:t>Thả bạch tuộc</w:t>
+            </w:r>
+          </w:p>
+        </w:tc>
+        <w:tc>
+          <w:tcPr>
+            <w:tcW w:w="1275" w:type="dxa"/>
+          </w:tcPr>
+          <w:p>
+            <w:pPr>
+              <w:spacing w:before="100" w:beforeAutospacing="1" w:after="100" w:afterAutospacing="1" w:line="0" w:lineRule="atLeast"/>
+              <w:rPr>
+                <w:rFonts w:ascii="Times New Roman" w:hAnsi="Times New Roman" w:cs="Times New Roman"/>
+              </w:rPr>
+            </w:pPr>
+            <w:r>
+              <w:rPr>
+                <w:rFonts w:ascii="Times New Roman" w:hAnsi="Times New Roman" w:cs="Times New Roman"/>
+              </w:rPr>
+              <w:t>Passed</w:t>
+            </w:r>
+          </w:p>
+        </w:tc>
+      </w:tr>
+    </w:tbl>
+    <w:p>
+      <w:pPr>
+        <w:spacing w:before="100" w:beforeAutospacing="1" w:after="100" w:afterAutospacing="1" w:line="0" w:lineRule="atLeast"/>
+        <w:jc w:val="both"/>
+        <w:rPr>
+          <w:rFonts w:ascii="Times New Roman" w:hAnsi="Times New Roman" w:cs="Times New Roman"/>
+          <w:b/>
+          <w:bCs/>
+        </w:rPr>
+      </w:pPr>
+    </w:p>
+    <w:p>
+      <w:pPr>
+        <w:spacing w:before="100" w:beforeAutospacing="1" w:after="100" w:afterAutospacing="1" w:line="0" w:lineRule="atLeast"/>
+        <w:jc w:val="both"/>
+        <w:rPr>
+          <w:rFonts w:ascii="Times New Roman" w:hAnsi="Times New Roman" w:cs="Times New Roman"/>
+        </w:rPr>
+      </w:pPr>
+      <w:r>
+        <w:rPr>
+          <w:rFonts w:ascii="Times New Roman" w:hAnsi="Times New Roman" w:cs="Times New Roman"/>
+        </w:rPr>
+        <w:t>Kết luận: Như vậy bộ test khá hiệu quả</w:t>
+      </w:r>
     </w:p>
     <w:sectPr>
       <w:pgSz w:w="12240" w:h="15840"/>
@@ -12766,7 +17108,7 @@
   <w:style w:type="paragraph" w:default="1" w:styleId="Normal">
     <w:name w:val="Normal"/>
     <w:qFormat/>
-    <w:rsid w:val="00B40341"/>
+    <w:rsid w:val="00E76EA1"/>
   </w:style>
   <w:style w:type="paragraph" w:styleId="Heading1">
     <w:name w:val="heading 1"/>
